--- a/Documento de practicas.docx
+++ b/Documento de practicas.docx
@@ -5,21 +5,26 @@
     <w:p>
       <w:pPr>
         <w:pStyle w:val="Sinespaciado"/>
-      </w:pPr>
+        <w:spacing w:line="360" w:lineRule="auto"/>
+      </w:pPr>
+      <w:bookmarkStart w:id="0" w:name="_GoBack"/>
     </w:p>
     <w:p>
       <w:pPr>
         <w:pStyle w:val="Sinespaciado"/>
+        <w:spacing w:line="360" w:lineRule="auto"/>
       </w:pPr>
     </w:p>
     <w:p>
       <w:pPr>
         <w:pStyle w:val="Sinespaciado"/>
+        <w:spacing w:line="360" w:lineRule="auto"/>
       </w:pPr>
     </w:p>
     <w:p>
       <w:pPr>
         <w:pStyle w:val="Sinespaciado"/>
+        <w:spacing w:line="360" w:lineRule="auto"/>
       </w:pPr>
       <w:r>
         <w:rPr>
@@ -89,81 +94,97 @@
     <w:p>
       <w:pPr>
         <w:pStyle w:val="Sinespaciado"/>
+        <w:spacing w:line="360" w:lineRule="auto"/>
       </w:pPr>
     </w:p>
     <w:p>
       <w:pPr>
         <w:pStyle w:val="Sinespaciado"/>
+        <w:spacing w:line="360" w:lineRule="auto"/>
       </w:pPr>
     </w:p>
     <w:p>
       <w:pPr>
         <w:pStyle w:val="Sinespaciado"/>
+        <w:spacing w:line="360" w:lineRule="auto"/>
       </w:pPr>
     </w:p>
     <w:p>
       <w:pPr>
         <w:pStyle w:val="Sinespaciado"/>
+        <w:spacing w:line="360" w:lineRule="auto"/>
       </w:pPr>
     </w:p>
     <w:p>
       <w:pPr>
         <w:pStyle w:val="Sinespaciado"/>
+        <w:spacing w:line="360" w:lineRule="auto"/>
       </w:pPr>
     </w:p>
     <w:p>
       <w:pPr>
         <w:pStyle w:val="Sinespaciado"/>
+        <w:spacing w:line="360" w:lineRule="auto"/>
       </w:pPr>
     </w:p>
     <w:p>
       <w:pPr>
         <w:pStyle w:val="Sinespaciado"/>
+        <w:spacing w:line="360" w:lineRule="auto"/>
       </w:pPr>
     </w:p>
     <w:p>
       <w:pPr>
         <w:pStyle w:val="Sinespaciado"/>
+        <w:spacing w:line="360" w:lineRule="auto"/>
       </w:pPr>
     </w:p>
     <w:p>
       <w:pPr>
         <w:pStyle w:val="Sinespaciado"/>
+        <w:spacing w:line="360" w:lineRule="auto"/>
       </w:pPr>
     </w:p>
     <w:p>
       <w:pPr>
         <w:pStyle w:val="Sinespaciado"/>
+        <w:spacing w:line="360" w:lineRule="auto"/>
       </w:pPr>
     </w:p>
     <w:p>
       <w:pPr>
         <w:pStyle w:val="Sinespaciado"/>
+        <w:spacing w:line="360" w:lineRule="auto"/>
       </w:pPr>
     </w:p>
     <w:p>
       <w:pPr>
         <w:pStyle w:val="Sinespaciado"/>
+        <w:spacing w:line="360" w:lineRule="auto"/>
       </w:pPr>
     </w:p>
     <w:p>
       <w:pPr>
         <w:pStyle w:val="Sinespaciado"/>
+        <w:spacing w:line="360" w:lineRule="auto"/>
       </w:pPr>
     </w:p>
     <w:p>
       <w:pPr>
         <w:pStyle w:val="Sinespaciado"/>
+        <w:spacing w:line="360" w:lineRule="auto"/>
       </w:pPr>
     </w:p>
     <w:p>
       <w:pPr>
         <w:pStyle w:val="Sinespaciado"/>
+        <w:spacing w:line="360" w:lineRule="auto"/>
       </w:pPr>
     </w:p>
     <w:p>
       <w:pPr>
         <w:pStyle w:val="Sinespaciado"/>
+        <w:spacing w:line="360" w:lineRule="auto"/>
       </w:pPr>
     </w:p>
     <w:p>
@@ -419,17 +440,19 @@
           <w:szCs w:val="24"/>
           <w:lang w:val="es-US"/>
         </w:rPr>
+        <w:lastRenderedPageBreak/>
         <w:t>Diciembre, 2024</w:t>
       </w:r>
     </w:p>
     <w:p>
       <w:pPr>
         <w:pStyle w:val="Sinespaciado"/>
-      </w:pPr>
-    </w:p>
-    <w:p>
-      <w:pPr>
-        <w:spacing w:after="160" w:line="259" w:lineRule="auto"/>
+        <w:spacing w:line="360" w:lineRule="auto"/>
+      </w:pPr>
+    </w:p>
+    <w:p>
+      <w:pPr>
+        <w:spacing w:after="160" w:line="360" w:lineRule="auto"/>
         <w:rPr>
           <w:lang w:val="es-US"/>
         </w:rPr>
@@ -487,7 +510,9 @@
             <w:tabs>
               <w:tab w:val="right" w:leader="dot" w:pos="8828"/>
             </w:tabs>
+            <w:spacing w:line="360" w:lineRule="auto"/>
             <w:rPr>
+              <w:rFonts w:asciiTheme="minorHAnsi" w:hAnsiTheme="minorHAnsi"/>
               <w:noProof/>
               <w:sz w:val="22"/>
               <w:szCs w:val="22"/>
@@ -518,7 +543,7 @@
             </w:rPr>
             <w:fldChar w:fldCharType="separate"/>
           </w:r>
-          <w:hyperlink w:anchor="_Toc188005501" w:history="1">
+          <w:hyperlink w:anchor="_Toc191212292" w:history="1">
             <w:r>
               <w:rPr>
                 <w:rStyle w:val="Hipervnculo"/>
@@ -548,7 +573,7 @@
                 <w:noProof/>
                 <w:webHidden/>
               </w:rPr>
-              <w:instrText xml:space="preserve"> PAGEREF _Toc188005501 \h </w:instrText>
+              <w:instrText xml:space="preserve"> PAGEREF _Toc191212292 \h </w:instrText>
             </w:r>
             <w:r>
               <w:rPr>
@@ -585,14 +610,16 @@
             <w:tabs>
               <w:tab w:val="right" w:leader="dot" w:pos="8828"/>
             </w:tabs>
+            <w:spacing w:line="360" w:lineRule="auto"/>
             <w:rPr>
+              <w:rFonts w:asciiTheme="minorHAnsi" w:hAnsiTheme="minorHAnsi"/>
               <w:noProof/>
               <w:sz w:val="22"/>
               <w:szCs w:val="22"/>
               <w:lang w:eastAsia="en-US"/>
             </w:rPr>
           </w:pPr>
-          <w:hyperlink w:anchor="_Toc188005502" w:history="1">
+          <w:hyperlink w:anchor="_Toc191212293" w:history="1">
             <w:r>
               <w:rPr>
                 <w:rStyle w:val="Hipervnculo"/>
@@ -621,7 +648,7 @@
                 <w:noProof/>
                 <w:webHidden/>
               </w:rPr>
-              <w:instrText xml:space="preserve"> PAGEREF _Toc188005502 \h </w:instrText>
+              <w:instrText xml:space="preserve"> PAGEREF _Toc191212293 \h </w:instrText>
             </w:r>
             <w:r>
               <w:rPr>
@@ -658,14 +685,16 @@
             <w:tabs>
               <w:tab w:val="right" w:leader="dot" w:pos="8828"/>
             </w:tabs>
+            <w:spacing w:line="360" w:lineRule="auto"/>
             <w:rPr>
+              <w:rFonts w:asciiTheme="minorHAnsi" w:hAnsiTheme="minorHAnsi"/>
               <w:noProof/>
               <w:sz w:val="22"/>
               <w:szCs w:val="22"/>
               <w:lang w:eastAsia="en-US"/>
             </w:rPr>
           </w:pPr>
-          <w:hyperlink w:anchor="_Toc188005503" w:history="1">
+          <w:hyperlink w:anchor="_Toc191212294" w:history="1">
             <w:r>
               <w:rPr>
                 <w:rStyle w:val="Hipervnculo"/>
@@ -695,7 +724,7 @@
                 <w:noProof/>
                 <w:webHidden/>
               </w:rPr>
-              <w:instrText xml:space="preserve"> PAGEREF _Toc188005503 \h </w:instrText>
+              <w:instrText xml:space="preserve"> PAGEREF _Toc191212294 \h </w:instrText>
             </w:r>
             <w:r>
               <w:rPr>
@@ -732,14 +761,16 @@
             <w:tabs>
               <w:tab w:val="right" w:leader="dot" w:pos="8828"/>
             </w:tabs>
+            <w:spacing w:line="360" w:lineRule="auto"/>
             <w:rPr>
+              <w:rFonts w:asciiTheme="minorHAnsi" w:hAnsiTheme="minorHAnsi"/>
               <w:noProof/>
               <w:sz w:val="22"/>
               <w:szCs w:val="22"/>
               <w:lang w:eastAsia="en-US"/>
             </w:rPr>
           </w:pPr>
-          <w:hyperlink w:anchor="_Toc188005504" w:history="1">
+          <w:hyperlink w:anchor="_Toc191212295" w:history="1">
             <w:r>
               <w:rPr>
                 <w:rStyle w:val="Hipervnculo"/>
@@ -769,7 +800,7 @@
                 <w:noProof/>
                 <w:webHidden/>
               </w:rPr>
-              <w:instrText xml:space="preserve"> PAGEREF _Toc188005504 \h </w:instrText>
+              <w:instrText xml:space="preserve"> PAGEREF _Toc191212295 \h </w:instrText>
             </w:r>
             <w:r>
               <w:rPr>
@@ -806,14 +837,16 @@
             <w:tabs>
               <w:tab w:val="right" w:leader="dot" w:pos="8828"/>
             </w:tabs>
+            <w:spacing w:line="360" w:lineRule="auto"/>
             <w:rPr>
+              <w:rFonts w:asciiTheme="minorHAnsi" w:hAnsiTheme="minorHAnsi"/>
               <w:noProof/>
               <w:sz w:val="22"/>
               <w:szCs w:val="22"/>
               <w:lang w:eastAsia="en-US"/>
             </w:rPr>
           </w:pPr>
-          <w:hyperlink w:anchor="_Toc188005505" w:history="1">
+          <w:hyperlink w:anchor="_Toc191212296" w:history="1">
             <w:r>
               <w:rPr>
                 <w:rStyle w:val="Hipervnculo"/>
@@ -843,7 +876,7 @@
                 <w:noProof/>
                 <w:webHidden/>
               </w:rPr>
-              <w:instrText xml:space="preserve"> PAGEREF _Toc188005505 \h </w:instrText>
+              <w:instrText xml:space="preserve"> PAGEREF _Toc191212296 \h </w:instrText>
             </w:r>
             <w:r>
               <w:rPr>
@@ -878,13 +911,14 @@
           <w:pPr>
             <w:pStyle w:val="TDC3"/>
             <w:rPr>
+              <w:rFonts w:asciiTheme="minorHAnsi" w:hAnsiTheme="minorHAnsi"/>
               <w:noProof/>
               <w:sz w:val="22"/>
               <w:szCs w:val="22"/>
               <w:lang w:eastAsia="en-US"/>
             </w:rPr>
           </w:pPr>
-          <w:hyperlink w:anchor="_Toc188005506" w:history="1">
+          <w:hyperlink w:anchor="_Toc191212297" w:history="1">
             <w:r>
               <w:rPr>
                 <w:rStyle w:val="Hipervnculo"/>
@@ -914,7 +948,7 @@
                 <w:noProof/>
                 <w:webHidden/>
               </w:rPr>
-              <w:instrText xml:space="preserve"> PAGEREF _Toc188005506 \h </w:instrText>
+              <w:instrText xml:space="preserve"> PAGEREF _Toc191212297 \h </w:instrText>
             </w:r>
             <w:r>
               <w:rPr>
@@ -949,13 +983,14 @@
           <w:pPr>
             <w:pStyle w:val="TDC3"/>
             <w:rPr>
+              <w:rFonts w:asciiTheme="minorHAnsi" w:hAnsiTheme="minorHAnsi"/>
               <w:noProof/>
               <w:sz w:val="22"/>
               <w:szCs w:val="22"/>
               <w:lang w:eastAsia="en-US"/>
             </w:rPr>
           </w:pPr>
-          <w:hyperlink w:anchor="_Toc188005507" w:history="1">
+          <w:hyperlink w:anchor="_Toc191212298" w:history="1">
             <w:r>
               <w:rPr>
                 <w:rStyle w:val="Hipervnculo"/>
@@ -985,7 +1020,7 @@
                 <w:noProof/>
                 <w:webHidden/>
               </w:rPr>
-              <w:instrText xml:space="preserve"> PAGEREF _Toc188005507 \h </w:instrText>
+              <w:instrText xml:space="preserve"> PAGEREF _Toc191212298 \h </w:instrText>
             </w:r>
             <w:r>
               <w:rPr>
@@ -1020,13 +1055,14 @@
           <w:pPr>
             <w:pStyle w:val="TDC3"/>
             <w:rPr>
+              <w:rFonts w:asciiTheme="minorHAnsi" w:hAnsiTheme="minorHAnsi"/>
               <w:noProof/>
               <w:sz w:val="22"/>
               <w:szCs w:val="22"/>
               <w:lang w:eastAsia="en-US"/>
             </w:rPr>
           </w:pPr>
-          <w:hyperlink w:anchor="_Toc188005508" w:history="1">
+          <w:hyperlink w:anchor="_Toc191212299" w:history="1">
             <w:r>
               <w:rPr>
                 <w:rStyle w:val="Hipervnculo"/>
@@ -1056,7 +1092,7 @@
                 <w:noProof/>
                 <w:webHidden/>
               </w:rPr>
-              <w:instrText xml:space="preserve"> PAGEREF _Toc188005508 \h </w:instrText>
+              <w:instrText xml:space="preserve"> PAGEREF _Toc191212299 \h </w:instrText>
             </w:r>
             <w:r>
               <w:rPr>
@@ -1093,14 +1129,16 @@
             <w:tabs>
               <w:tab w:val="right" w:leader="dot" w:pos="8828"/>
             </w:tabs>
+            <w:spacing w:line="360" w:lineRule="auto"/>
             <w:rPr>
+              <w:rFonts w:asciiTheme="minorHAnsi" w:hAnsiTheme="minorHAnsi"/>
               <w:noProof/>
               <w:sz w:val="22"/>
               <w:szCs w:val="22"/>
               <w:lang w:eastAsia="en-US"/>
             </w:rPr>
           </w:pPr>
-          <w:hyperlink w:anchor="_Toc188005509" w:history="1">
+          <w:hyperlink w:anchor="_Toc191212300" w:history="1">
             <w:r>
               <w:rPr>
                 <w:rStyle w:val="Hipervnculo"/>
@@ -1130,7 +1168,7 @@
                 <w:noProof/>
                 <w:webHidden/>
               </w:rPr>
-              <w:instrText xml:space="preserve"> PAGEREF _Toc188005509 \h </w:instrText>
+              <w:instrText xml:space="preserve"> PAGEREF _Toc191212300 \h </w:instrText>
             </w:r>
             <w:r>
               <w:rPr>
@@ -1165,13 +1203,14 @@
           <w:pPr>
             <w:pStyle w:val="TDC3"/>
             <w:rPr>
+              <w:rFonts w:asciiTheme="minorHAnsi" w:hAnsiTheme="minorHAnsi"/>
               <w:noProof/>
               <w:sz w:val="22"/>
               <w:szCs w:val="22"/>
               <w:lang w:eastAsia="en-US"/>
             </w:rPr>
           </w:pPr>
-          <w:hyperlink w:anchor="_Toc188005510" w:history="1">
+          <w:hyperlink w:anchor="_Toc191212301" w:history="1">
             <w:r>
               <w:rPr>
                 <w:rStyle w:val="Hipervnculo"/>
@@ -1201,7 +1240,7 @@
                 <w:noProof/>
                 <w:webHidden/>
               </w:rPr>
-              <w:instrText xml:space="preserve"> PAGEREF _Toc188005510 \h </w:instrText>
+              <w:instrText xml:space="preserve"> PAGEREF _Toc191212301 \h </w:instrText>
             </w:r>
             <w:r>
               <w:rPr>
@@ -1236,13 +1275,14 @@
           <w:pPr>
             <w:pStyle w:val="TDC3"/>
             <w:rPr>
+              <w:rFonts w:asciiTheme="minorHAnsi" w:hAnsiTheme="minorHAnsi"/>
               <w:noProof/>
               <w:sz w:val="22"/>
               <w:szCs w:val="22"/>
               <w:lang w:eastAsia="en-US"/>
             </w:rPr>
           </w:pPr>
-          <w:hyperlink w:anchor="_Toc188005511" w:history="1">
+          <w:hyperlink w:anchor="_Toc191212302" w:history="1">
             <w:r>
               <w:rPr>
                 <w:rStyle w:val="Hipervnculo"/>
@@ -1272,7 +1312,7 @@
                 <w:noProof/>
                 <w:webHidden/>
               </w:rPr>
-              <w:instrText xml:space="preserve"> PAGEREF _Toc188005511 \h </w:instrText>
+              <w:instrText xml:space="preserve"> PAGEREF _Toc191212302 \h </w:instrText>
             </w:r>
             <w:r>
               <w:rPr>
@@ -1305,18 +1345,92 @@
         </w:p>
         <w:p>
           <w:pPr>
-            <w:pStyle w:val="TDC2"/>
-            <w:tabs>
-              <w:tab w:val="right" w:leader="dot" w:pos="8828"/>
-            </w:tabs>
+            <w:pStyle w:val="TDC3"/>
             <w:rPr>
+              <w:rFonts w:asciiTheme="minorHAnsi" w:hAnsiTheme="minorHAnsi"/>
               <w:noProof/>
               <w:sz w:val="22"/>
               <w:szCs w:val="22"/>
               <w:lang w:eastAsia="en-US"/>
             </w:rPr>
           </w:pPr>
-          <w:hyperlink w:anchor="_Toc188005512" w:history="1">
+          <w:hyperlink w:anchor="_Toc191212303" w:history="1">
+            <w:r>
+              <w:rPr>
+                <w:rStyle w:val="Hipervnculo"/>
+                <w:rFonts w:cs="Arial"/>
+                <w:b/>
+                <w:noProof/>
+                <w:lang w:val="es-US"/>
+              </w:rPr>
+              <w:t>2.3 Diseño del modelo de datos</w:t>
+            </w:r>
+            <w:r>
+              <w:rPr>
+                <w:noProof/>
+                <w:webHidden/>
+              </w:rPr>
+              <w:tab/>
+            </w:r>
+            <w:r>
+              <w:rPr>
+                <w:noProof/>
+                <w:webHidden/>
+              </w:rPr>
+              <w:fldChar w:fldCharType="begin"/>
+            </w:r>
+            <w:r>
+              <w:rPr>
+                <w:noProof/>
+                <w:webHidden/>
+              </w:rPr>
+              <w:instrText xml:space="preserve"> PAGEREF _Toc191212303 \h </w:instrText>
+            </w:r>
+            <w:r>
+              <w:rPr>
+                <w:noProof/>
+                <w:webHidden/>
+              </w:rPr>
+            </w:r>
+            <w:r>
+              <w:rPr>
+                <w:noProof/>
+                <w:webHidden/>
+              </w:rPr>
+              <w:fldChar w:fldCharType="separate"/>
+            </w:r>
+            <w:r>
+              <w:rPr>
+                <w:noProof/>
+                <w:webHidden/>
+              </w:rPr>
+              <w:t>36</w:t>
+            </w:r>
+            <w:r>
+              <w:rPr>
+                <w:noProof/>
+                <w:webHidden/>
+              </w:rPr>
+              <w:fldChar w:fldCharType="end"/>
+            </w:r>
+          </w:hyperlink>
+        </w:p>
+        <w:p>
+          <w:pPr>
+            <w:pStyle w:val="TDC2"/>
+            <w:tabs>
+              <w:tab w:val="right" w:leader="dot" w:pos="8828"/>
+            </w:tabs>
+            <w:spacing w:line="360" w:lineRule="auto"/>
+            <w:rPr>
+              <w:rFonts w:asciiTheme="minorHAnsi" w:hAnsiTheme="minorHAnsi"/>
+              <w:noProof/>
+              <w:sz w:val="22"/>
+              <w:szCs w:val="22"/>
+              <w:lang w:eastAsia="en-US"/>
+            </w:rPr>
+          </w:pPr>
+          <w:hyperlink w:anchor="_Toc191212304" w:history="1">
             <w:r>
               <w:rPr>
                 <w:rStyle w:val="Hipervnculo"/>
@@ -1346,7 +1460,7 @@
                 <w:noProof/>
                 <w:webHidden/>
               </w:rPr>
-              <w:instrText xml:space="preserve"> PAGEREF _Toc188005512 \h </w:instrText>
+              <w:instrText xml:space="preserve"> PAGEREF _Toc191212304 \h </w:instrText>
             </w:r>
             <w:r>
               <w:rPr>
@@ -1366,7 +1480,7 @@
                 <w:noProof/>
                 <w:webHidden/>
               </w:rPr>
-              <w:t>41</w:t>
+              <w:t>37</w:t>
             </w:r>
             <w:r>
               <w:rPr>
@@ -1381,13 +1495,14 @@
           <w:pPr>
             <w:pStyle w:val="TDC3"/>
             <w:rPr>
+              <w:rFonts w:asciiTheme="minorHAnsi" w:hAnsiTheme="minorHAnsi"/>
               <w:noProof/>
               <w:sz w:val="22"/>
               <w:szCs w:val="22"/>
               <w:lang w:eastAsia="en-US"/>
             </w:rPr>
           </w:pPr>
-          <w:hyperlink w:anchor="_Toc188005513" w:history="1">
+          <w:hyperlink w:anchor="_Toc191212305" w:history="1">
             <w:r>
               <w:rPr>
                 <w:rStyle w:val="Hipervnculo"/>
@@ -1396,7 +1511,7 @@
                 <w:noProof/>
                 <w:lang w:val="es-US"/>
               </w:rPr>
-              <w:t>Parámetros para la evaluación</w:t>
+              <w:t>3.1 Parámetros para la evaluación</w:t>
             </w:r>
             <w:r>
               <w:rPr>
@@ -1417,7 +1532,7 @@
                 <w:noProof/>
                 <w:webHidden/>
               </w:rPr>
-              <w:instrText xml:space="preserve"> PAGEREF _Toc188005513 \h </w:instrText>
+              <w:instrText xml:space="preserve"> PAGEREF _Toc191212305 \h </w:instrText>
             </w:r>
             <w:r>
               <w:rPr>
@@ -1437,7 +1552,7 @@
                 <w:noProof/>
                 <w:webHidden/>
               </w:rPr>
-              <w:t>41</w:t>
+              <w:t>37</w:t>
             </w:r>
             <w:r>
               <w:rPr>
@@ -1452,13 +1567,14 @@
           <w:pPr>
             <w:pStyle w:val="TDC3"/>
             <w:rPr>
+              <w:rFonts w:asciiTheme="minorHAnsi" w:hAnsiTheme="minorHAnsi"/>
               <w:noProof/>
               <w:sz w:val="22"/>
               <w:szCs w:val="22"/>
               <w:lang w:eastAsia="en-US"/>
             </w:rPr>
           </w:pPr>
-          <w:hyperlink w:anchor="_Toc188005514" w:history="1">
+          <w:hyperlink w:anchor="_Toc191212306" w:history="1">
             <w:r>
               <w:rPr>
                 <w:rStyle w:val="Hipervnculo"/>
@@ -1467,7 +1583,7 @@
                 <w:noProof/>
                 <w:lang w:val="es-US"/>
               </w:rPr>
-              <w:t>Diseño de las pruebas</w:t>
+              <w:t>3.2 Diseño de las pruebas</w:t>
             </w:r>
             <w:r>
               <w:rPr>
@@ -1488,7 +1604,155 @@
                 <w:noProof/>
                 <w:webHidden/>
               </w:rPr>
-              <w:instrText xml:space="preserve"> PAGEREF _Toc188005514 \h </w:instrText>
+              <w:instrText xml:space="preserve"> PAGEREF _Toc191212306 \h </w:instrText>
+            </w:r>
+            <w:r>
+              <w:rPr>
+                <w:noProof/>
+                <w:webHidden/>
+              </w:rPr>
+            </w:r>
+            <w:r>
+              <w:rPr>
+                <w:noProof/>
+                <w:webHidden/>
+              </w:rPr>
+              <w:fldChar w:fldCharType="separate"/>
+            </w:r>
+            <w:r>
+              <w:rPr>
+                <w:noProof/>
+                <w:webHidden/>
+              </w:rPr>
+              <w:t>38</w:t>
+            </w:r>
+            <w:r>
+              <w:rPr>
+                <w:noProof/>
+                <w:webHidden/>
+              </w:rPr>
+              <w:fldChar w:fldCharType="end"/>
+            </w:r>
+          </w:hyperlink>
+        </w:p>
+        <w:p>
+          <w:pPr>
+            <w:pStyle w:val="TDC3"/>
+            <w:rPr>
+              <w:rFonts w:asciiTheme="minorHAnsi" w:hAnsiTheme="minorHAnsi"/>
+              <w:noProof/>
+              <w:sz w:val="22"/>
+              <w:szCs w:val="22"/>
+              <w:lang w:eastAsia="en-US"/>
+            </w:rPr>
+          </w:pPr>
+          <w:hyperlink w:anchor="_Toc191212307" w:history="1">
+            <w:r>
+              <w:rPr>
+                <w:rStyle w:val="Hipervnculo"/>
+                <w:rFonts w:cs="Arial"/>
+                <w:b/>
+                <w:noProof/>
+                <w:lang w:val="es-US"/>
+              </w:rPr>
+              <w:t>3.3 Resultados de las pruebas</w:t>
+            </w:r>
+            <w:r>
+              <w:rPr>
+                <w:noProof/>
+                <w:webHidden/>
+              </w:rPr>
+              <w:tab/>
+            </w:r>
+            <w:r>
+              <w:rPr>
+                <w:noProof/>
+                <w:webHidden/>
+              </w:rPr>
+              <w:fldChar w:fldCharType="begin"/>
+            </w:r>
+            <w:r>
+              <w:rPr>
+                <w:noProof/>
+                <w:webHidden/>
+              </w:rPr>
+              <w:instrText xml:space="preserve"> PAGEREF _Toc191212307 \h </w:instrText>
+            </w:r>
+            <w:r>
+              <w:rPr>
+                <w:noProof/>
+                <w:webHidden/>
+              </w:rPr>
+            </w:r>
+            <w:r>
+              <w:rPr>
+                <w:noProof/>
+                <w:webHidden/>
+              </w:rPr>
+              <w:fldChar w:fldCharType="separate"/>
+            </w:r>
+            <w:r>
+              <w:rPr>
+                <w:noProof/>
+                <w:webHidden/>
+              </w:rPr>
+              <w:t>39</w:t>
+            </w:r>
+            <w:r>
+              <w:rPr>
+                <w:noProof/>
+                <w:webHidden/>
+              </w:rPr>
+              <w:fldChar w:fldCharType="end"/>
+            </w:r>
+          </w:hyperlink>
+        </w:p>
+        <w:p>
+          <w:pPr>
+            <w:pStyle w:val="TDC1"/>
+            <w:tabs>
+              <w:tab w:val="right" w:leader="dot" w:pos="8828"/>
+            </w:tabs>
+            <w:spacing w:line="360" w:lineRule="auto"/>
+            <w:rPr>
+              <w:rFonts w:asciiTheme="minorHAnsi" w:hAnsiTheme="minorHAnsi"/>
+              <w:noProof/>
+              <w:sz w:val="22"/>
+              <w:szCs w:val="22"/>
+              <w:lang w:eastAsia="en-US"/>
+            </w:rPr>
+          </w:pPr>
+          <w:hyperlink w:anchor="_Toc191212308" w:history="1">
+            <w:r>
+              <w:rPr>
+                <w:rStyle w:val="Hipervnculo"/>
+                <w:rFonts w:cs="Arial"/>
+                <w:b/>
+                <w:noProof/>
+                <w:lang w:val="es-US"/>
+              </w:rPr>
+              <w:t>Conclusiones</w:t>
+            </w:r>
+            <w:r>
+              <w:rPr>
+                <w:noProof/>
+                <w:webHidden/>
+              </w:rPr>
+              <w:tab/>
+            </w:r>
+            <w:r>
+              <w:rPr>
+                <w:noProof/>
+                <w:webHidden/>
+              </w:rPr>
+              <w:fldChar w:fldCharType="begin"/>
+            </w:r>
+            <w:r>
+              <w:rPr>
+                <w:noProof/>
+                <w:webHidden/>
+              </w:rPr>
+              <w:instrText xml:space="preserve"> PAGEREF _Toc191212308 \h </w:instrText>
             </w:r>
             <w:r>
               <w:rPr>
@@ -1521,15 +1785,20 @@
         </w:p>
         <w:p>
           <w:pPr>
-            <w:pStyle w:val="TDC3"/>
+            <w:pStyle w:val="TDC1"/>
+            <w:tabs>
+              <w:tab w:val="right" w:leader="dot" w:pos="8828"/>
+            </w:tabs>
+            <w:spacing w:line="360" w:lineRule="auto"/>
             <w:rPr>
+              <w:rFonts w:asciiTheme="minorHAnsi" w:hAnsiTheme="minorHAnsi"/>
               <w:noProof/>
               <w:sz w:val="22"/>
               <w:szCs w:val="22"/>
               <w:lang w:eastAsia="en-US"/>
             </w:rPr>
           </w:pPr>
-          <w:hyperlink w:anchor="_Toc188005515" w:history="1">
+          <w:hyperlink w:anchor="_Toc191212309" w:history="1">
             <w:r>
               <w:rPr>
                 <w:rStyle w:val="Hipervnculo"/>
@@ -1538,7 +1807,7 @@
                 <w:noProof/>
                 <w:lang w:val="es-US"/>
               </w:rPr>
-              <w:t>Resultados de las pruebas</w:t>
+              <w:t>Referencias bibliográficas</w:t>
             </w:r>
             <w:r>
               <w:rPr>
@@ -1559,7 +1828,7 @@
                 <w:noProof/>
                 <w:webHidden/>
               </w:rPr>
-              <w:instrText xml:space="preserve"> PAGEREF _Toc188005515 \h </w:instrText>
+              <w:instrText xml:space="preserve"> PAGEREF _Toc191212309 \h </w:instrText>
             </w:r>
             <w:r>
               <w:rPr>
@@ -1592,154 +1861,6 @@
         </w:p>
         <w:p>
           <w:pPr>
-            <w:pStyle w:val="TDC1"/>
-            <w:tabs>
-              <w:tab w:val="right" w:leader="dot" w:pos="8828"/>
-            </w:tabs>
-            <w:rPr>
-              <w:noProof/>
-              <w:sz w:val="22"/>
-              <w:szCs w:val="22"/>
-              <w:lang w:eastAsia="en-US"/>
-            </w:rPr>
-          </w:pPr>
-          <w:hyperlink w:anchor="_Toc188005516" w:history="1">
-            <w:r>
-              <w:rPr>
-                <w:rStyle w:val="Hipervnculo"/>
-                <w:rFonts w:cs="Arial"/>
-                <w:b/>
-                <w:noProof/>
-                <w:lang w:val="es-US"/>
-              </w:rPr>
-              <w:t>Conclusiones</w:t>
-            </w:r>
-            <w:r>
-              <w:rPr>
-                <w:noProof/>
-                <w:webHidden/>
-              </w:rPr>
-              <w:tab/>
-            </w:r>
-            <w:r>
-              <w:rPr>
-                <w:noProof/>
-                <w:webHidden/>
-              </w:rPr>
-              <w:fldChar w:fldCharType="begin"/>
-            </w:r>
-            <w:r>
-              <w:rPr>
-                <w:noProof/>
-                <w:webHidden/>
-              </w:rPr>
-              <w:instrText xml:space="preserve"> PAGEREF _Toc188005516 \h </w:instrText>
-            </w:r>
-            <w:r>
-              <w:rPr>
-                <w:noProof/>
-                <w:webHidden/>
-              </w:rPr>
-            </w:r>
-            <w:r>
-              <w:rPr>
-                <w:noProof/>
-                <w:webHidden/>
-              </w:rPr>
-              <w:fldChar w:fldCharType="separate"/>
-            </w:r>
-            <w:r>
-              <w:rPr>
-                <w:noProof/>
-                <w:webHidden/>
-              </w:rPr>
-              <w:t>46</w:t>
-            </w:r>
-            <w:r>
-              <w:rPr>
-                <w:noProof/>
-                <w:webHidden/>
-              </w:rPr>
-              <w:fldChar w:fldCharType="end"/>
-            </w:r>
-          </w:hyperlink>
-        </w:p>
-        <w:p>
-          <w:pPr>
-            <w:pStyle w:val="TDC1"/>
-            <w:tabs>
-              <w:tab w:val="right" w:leader="dot" w:pos="8828"/>
-            </w:tabs>
-            <w:rPr>
-              <w:noProof/>
-              <w:sz w:val="22"/>
-              <w:szCs w:val="22"/>
-              <w:lang w:eastAsia="en-US"/>
-            </w:rPr>
-          </w:pPr>
-          <w:hyperlink w:anchor="_Toc188005517" w:history="1">
-            <w:r>
-              <w:rPr>
-                <w:rStyle w:val="Hipervnculo"/>
-                <w:rFonts w:cs="Arial"/>
-                <w:b/>
-                <w:noProof/>
-                <w:lang w:val="es-US"/>
-              </w:rPr>
-              <w:t>Referencias bibliográficas</w:t>
-            </w:r>
-            <w:r>
-              <w:rPr>
-                <w:noProof/>
-                <w:webHidden/>
-              </w:rPr>
-              <w:tab/>
-            </w:r>
-            <w:r>
-              <w:rPr>
-                <w:noProof/>
-                <w:webHidden/>
-              </w:rPr>
-              <w:fldChar w:fldCharType="begin"/>
-            </w:r>
-            <w:r>
-              <w:rPr>
-                <w:noProof/>
-                <w:webHidden/>
-              </w:rPr>
-              <w:instrText xml:space="preserve"> PAGEREF _Toc188005517 \h </w:instrText>
-            </w:r>
-            <w:r>
-              <w:rPr>
-                <w:noProof/>
-                <w:webHidden/>
-              </w:rPr>
-            </w:r>
-            <w:r>
-              <w:rPr>
-                <w:noProof/>
-                <w:webHidden/>
-              </w:rPr>
-              <w:fldChar w:fldCharType="separate"/>
-            </w:r>
-            <w:r>
-              <w:rPr>
-                <w:noProof/>
-                <w:webHidden/>
-              </w:rPr>
-              <w:t>47</w:t>
-            </w:r>
-            <w:r>
-              <w:rPr>
-                <w:noProof/>
-                <w:webHidden/>
-              </w:rPr>
-              <w:fldChar w:fldCharType="end"/>
-            </w:r>
-          </w:hyperlink>
-        </w:p>
-        <w:p>
-          <w:pPr>
             <w:spacing w:line="360" w:lineRule="auto"/>
             <w:rPr>
               <w:rFonts w:cs="Arial"/>
@@ -1783,7 +1904,7 @@
     </w:p>
     <w:p>
       <w:pPr>
-        <w:spacing w:after="160" w:line="259" w:lineRule="auto"/>
+        <w:spacing w:after="160" w:line="360" w:lineRule="auto"/>
         <w:rPr>
           <w:rFonts w:cs="Arial"/>
           <w:szCs w:val="24"/>
@@ -1812,7 +1933,7 @@
           <w:lang w:val="es-US"/>
         </w:rPr>
       </w:pPr>
-      <w:bookmarkStart w:id="0" w:name="_Toc188005501"/>
+      <w:bookmarkStart w:id="1" w:name="_Toc191212292"/>
       <w:r>
         <w:rPr>
           <w:rFonts w:ascii="Arial" w:hAnsi="Arial" w:cs="Arial"/>
@@ -1825,7 +1946,7 @@
         <w:lastRenderedPageBreak/>
         <w:t>Resumen</w:t>
       </w:r>
-      <w:bookmarkEnd w:id="0"/>
+      <w:bookmarkEnd w:id="1"/>
     </w:p>
     <w:p>
       <w:pPr>
@@ -1909,7 +2030,7 @@
           <w:szCs w:val="24"/>
         </w:rPr>
       </w:pPr>
-      <w:bookmarkStart w:id="1" w:name="_Toc188005502"/>
+      <w:bookmarkStart w:id="2" w:name="_Toc191212293"/>
       <w:r>
         <w:rPr>
           <w:rFonts w:ascii="Arial" w:hAnsi="Arial" w:cs="Arial"/>
@@ -1921,9 +2042,13 @@
         <w:lastRenderedPageBreak/>
         <w:t>Abstract</w:t>
       </w:r>
-      <w:bookmarkEnd w:id="1"/>
-    </w:p>
-    <w:p/>
+      <w:bookmarkEnd w:id="2"/>
+    </w:p>
+    <w:p>
+      <w:pPr>
+        <w:spacing w:line="360" w:lineRule="auto"/>
+      </w:pPr>
+    </w:p>
     <w:p>
       <w:pPr>
         <w:spacing w:line="360" w:lineRule="auto"/>
@@ -1992,7 +2117,7 @@
           <w:lang w:val="es-US"/>
         </w:rPr>
       </w:pPr>
-      <w:bookmarkStart w:id="2" w:name="_Toc188005503"/>
+      <w:bookmarkStart w:id="3" w:name="_Toc191212294"/>
       <w:r>
         <w:rPr>
           <w:rFonts w:ascii="Arial" w:hAnsi="Arial" w:cs="Arial"/>
@@ -2005,7 +2130,7 @@
         <w:lastRenderedPageBreak/>
         <w:t>Introducción</w:t>
       </w:r>
-      <w:bookmarkEnd w:id="2"/>
+      <w:bookmarkEnd w:id="3"/>
     </w:p>
     <w:p>
       <w:pPr>
@@ -3842,7 +3967,7 @@
           <w:lang w:val="es-US"/>
         </w:rPr>
       </w:pPr>
-      <w:bookmarkStart w:id="3" w:name="_Toc188005504"/>
+      <w:bookmarkStart w:id="4" w:name="_Toc191212295"/>
       <w:r>
         <w:rPr>
           <w:rFonts w:ascii="Arial" w:hAnsi="Arial" w:cs="Arial"/>
@@ -3855,7 +3980,7 @@
         <w:lastRenderedPageBreak/>
         <w:t>Desarrollo</w:t>
       </w:r>
-      <w:bookmarkEnd w:id="3"/>
+      <w:bookmarkEnd w:id="4"/>
     </w:p>
     <w:p>
       <w:pPr>
@@ -3870,7 +3995,7 @@
           <w:lang w:val="es-US"/>
         </w:rPr>
       </w:pPr>
-      <w:bookmarkStart w:id="4" w:name="_Toc188005505"/>
+      <w:bookmarkStart w:id="5" w:name="_Toc191212296"/>
       <w:r>
         <w:rPr>
           <w:rFonts w:ascii="Arial" w:hAnsi="Arial" w:cs="Arial"/>
@@ -3882,7 +4007,7 @@
         </w:rPr>
         <w:t>Capítulo 1: Análisis del marco teórico del problema</w:t>
       </w:r>
-      <w:bookmarkEnd w:id="4"/>
+      <w:bookmarkEnd w:id="5"/>
     </w:p>
     <w:p>
       <w:pPr>
@@ -4018,7 +4143,7 @@
           <w:lang w:val="es-US"/>
         </w:rPr>
       </w:pPr>
-      <w:bookmarkStart w:id="5" w:name="_Toc188005506"/>
+      <w:bookmarkStart w:id="6" w:name="_Toc191212297"/>
       <w:r>
         <w:rPr>
           <w:rFonts w:ascii="Arial" w:hAnsi="Arial" w:cs="Arial"/>
@@ -4037,7 +4162,7 @@
         </w:rPr>
         <w:t>Antecedentes del Estudio</w:t>
       </w:r>
-      <w:bookmarkEnd w:id="5"/>
+      <w:bookmarkEnd w:id="6"/>
     </w:p>
     <w:p>
       <w:pPr>
@@ -4823,7 +4948,7 @@
           <w:lang w:val="es-US"/>
         </w:rPr>
       </w:pPr>
-      <w:bookmarkStart w:id="6" w:name="_Toc188005507"/>
+      <w:bookmarkStart w:id="7" w:name="_Toc191212298"/>
       <w:r>
         <w:rPr>
           <w:rFonts w:ascii="Arial" w:hAnsi="Arial" w:cs="Arial"/>
@@ -4842,7 +4967,7 @@
         </w:rPr>
         <w:t>Análisis de la teoría asociada</w:t>
       </w:r>
-      <w:bookmarkEnd w:id="6"/>
+      <w:bookmarkEnd w:id="7"/>
     </w:p>
     <w:p>
       <w:pPr>
@@ -6461,7 +6586,7 @@
           </w:tcPr>
           <w:p>
             <w:pPr>
-              <w:spacing w:before="240" w:after="240"/>
+              <w:spacing w:before="240" w:after="240" w:line="360" w:lineRule="auto"/>
               <w:cnfStyle w:val="100000000000" w:firstRow="1" w:lastRow="0" w:firstColumn="0" w:lastColumn="0" w:oddVBand="0" w:evenVBand="0" w:oddHBand="0" w:evenHBand="0" w:firstRowFirstColumn="0" w:firstRowLastColumn="0" w:lastRowFirstColumn="0" w:lastRowLastColumn="0"/>
               <w:rPr>
                 <w:rFonts w:eastAsia="Times New Roman" w:cs="Arial"/>
@@ -6487,7 +6612,7 @@
           </w:tcPr>
           <w:p>
             <w:pPr>
-              <w:spacing w:before="240" w:after="240"/>
+              <w:spacing w:before="240" w:after="240" w:line="360" w:lineRule="auto"/>
               <w:cnfStyle w:val="100000000000" w:firstRow="1" w:lastRow="0" w:firstColumn="0" w:lastColumn="0" w:oddVBand="0" w:evenVBand="0" w:oddHBand="0" w:evenHBand="0" w:firstRowFirstColumn="0" w:firstRowLastColumn="0" w:lastRowFirstColumn="0" w:lastRowLastColumn="0"/>
               <w:rPr>
                 <w:rFonts w:eastAsia="Times New Roman" w:cs="Arial"/>
@@ -6513,7 +6638,7 @@
           </w:tcPr>
           <w:p>
             <w:pPr>
-              <w:spacing w:before="240" w:after="240"/>
+              <w:spacing w:before="240" w:after="240" w:line="360" w:lineRule="auto"/>
               <w:cnfStyle w:val="100000000000" w:firstRow="1" w:lastRow="0" w:firstColumn="0" w:lastColumn="0" w:oddVBand="0" w:evenVBand="0" w:oddHBand="0" w:evenHBand="0" w:firstRowFirstColumn="0" w:firstRowLastColumn="0" w:lastRowFirstColumn="0" w:lastRowLastColumn="0"/>
               <w:rPr>
                 <w:rFonts w:eastAsia="Times New Roman" w:cs="Arial"/>
@@ -6539,7 +6664,7 @@
           </w:tcPr>
           <w:p>
             <w:pPr>
-              <w:spacing w:before="240" w:after="240"/>
+              <w:spacing w:before="240" w:after="240" w:line="360" w:lineRule="auto"/>
               <w:cnfStyle w:val="100000000000" w:firstRow="1" w:lastRow="0" w:firstColumn="0" w:lastColumn="0" w:oddVBand="0" w:evenVBand="0" w:oddHBand="0" w:evenHBand="0" w:firstRowFirstColumn="0" w:firstRowLastColumn="0" w:lastRowFirstColumn="0" w:lastRowLastColumn="0"/>
               <w:rPr>
                 <w:rFonts w:eastAsia="Times New Roman" w:cs="Arial"/>
@@ -6601,7 +6726,7 @@
           </w:tcPr>
           <w:p>
             <w:pPr>
-              <w:spacing w:before="240" w:after="240"/>
+              <w:spacing w:before="240" w:after="240" w:line="360" w:lineRule="auto"/>
               <w:cnfStyle w:val="000000100000" w:firstRow="0" w:lastRow="0" w:firstColumn="0" w:lastColumn="0" w:oddVBand="0" w:evenVBand="0" w:oddHBand="1" w:evenHBand="0" w:firstRowFirstColumn="0" w:firstRowLastColumn="0" w:lastRowFirstColumn="0" w:lastRowLastColumn="0"/>
               <w:rPr>
                 <w:rFonts w:eastAsia="Times New Roman" w:cs="Arial"/>
@@ -6626,7 +6751,7 @@
           </w:tcPr>
           <w:p>
             <w:pPr>
-              <w:spacing w:before="240" w:after="240"/>
+              <w:spacing w:before="240" w:after="240" w:line="360" w:lineRule="auto"/>
               <w:cnfStyle w:val="000000100000" w:firstRow="0" w:lastRow="0" w:firstColumn="0" w:lastColumn="0" w:oddVBand="0" w:evenVBand="0" w:oddHBand="1" w:evenHBand="0" w:firstRowFirstColumn="0" w:firstRowLastColumn="0" w:lastRowFirstColumn="0" w:lastRowLastColumn="0"/>
               <w:rPr>
                 <w:rFonts w:eastAsia="Times New Roman" w:cs="Arial"/>
@@ -6651,7 +6776,7 @@
           </w:tcPr>
           <w:p>
             <w:pPr>
-              <w:spacing w:before="240" w:after="240"/>
+              <w:spacing w:before="240" w:after="240" w:line="360" w:lineRule="auto"/>
               <w:cnfStyle w:val="000000100000" w:firstRow="0" w:lastRow="0" w:firstColumn="0" w:lastColumn="0" w:oddVBand="0" w:evenVBand="0" w:oddHBand="1" w:evenHBand="0" w:firstRowFirstColumn="0" w:firstRowLastColumn="0" w:lastRowFirstColumn="0" w:lastRowLastColumn="0"/>
               <w:rPr>
                 <w:rFonts w:eastAsia="Times New Roman" w:cs="Arial"/>
@@ -6676,7 +6801,7 @@
           </w:tcPr>
           <w:p>
             <w:pPr>
-              <w:spacing w:before="240" w:after="240"/>
+              <w:spacing w:before="240" w:after="240" w:line="360" w:lineRule="auto"/>
               <w:cnfStyle w:val="000000100000" w:firstRow="0" w:lastRow="0" w:firstColumn="0" w:lastColumn="0" w:oddVBand="0" w:evenVBand="0" w:oddHBand="1" w:evenHBand="0" w:firstRowFirstColumn="0" w:firstRowLastColumn="0" w:lastRowFirstColumn="0" w:lastRowLastColumn="0"/>
               <w:rPr>
                 <w:rFonts w:eastAsia="Times New Roman" w:cs="Arial"/>
@@ -6725,7 +6850,7 @@
           </w:tcPr>
           <w:p>
             <w:pPr>
-              <w:spacing w:before="240" w:after="240"/>
+              <w:spacing w:before="240" w:after="240" w:line="360" w:lineRule="auto"/>
               <w:cnfStyle w:val="000000000000" w:firstRow="0" w:lastRow="0" w:firstColumn="0" w:lastColumn="0" w:oddVBand="0" w:evenVBand="0" w:oddHBand="0" w:evenHBand="0" w:firstRowFirstColumn="0" w:firstRowLastColumn="0" w:lastRowFirstColumn="0" w:lastRowLastColumn="0"/>
               <w:rPr>
                 <w:rFonts w:eastAsia="Times New Roman" w:cs="Arial"/>
@@ -6750,7 +6875,7 @@
           </w:tcPr>
           <w:p>
             <w:pPr>
-              <w:spacing w:before="240" w:after="240"/>
+              <w:spacing w:before="240" w:after="240" w:line="360" w:lineRule="auto"/>
               <w:cnfStyle w:val="000000000000" w:firstRow="0" w:lastRow="0" w:firstColumn="0" w:lastColumn="0" w:oddVBand="0" w:evenVBand="0" w:oddHBand="0" w:evenHBand="0" w:firstRowFirstColumn="0" w:firstRowLastColumn="0" w:lastRowFirstColumn="0" w:lastRowLastColumn="0"/>
               <w:rPr>
                 <w:rFonts w:eastAsia="Times New Roman" w:cs="Arial"/>
@@ -6775,7 +6900,7 @@
           </w:tcPr>
           <w:p>
             <w:pPr>
-              <w:spacing w:before="240" w:after="240"/>
+              <w:spacing w:before="240" w:after="240" w:line="360" w:lineRule="auto"/>
               <w:cnfStyle w:val="000000000000" w:firstRow="0" w:lastRow="0" w:firstColumn="0" w:lastColumn="0" w:oddVBand="0" w:evenVBand="0" w:oddHBand="0" w:evenHBand="0" w:firstRowFirstColumn="0" w:firstRowLastColumn="0" w:lastRowFirstColumn="0" w:lastRowLastColumn="0"/>
               <w:rPr>
                 <w:rFonts w:eastAsia="Times New Roman" w:cs="Arial"/>
@@ -6800,7 +6925,7 @@
           </w:tcPr>
           <w:p>
             <w:pPr>
-              <w:spacing w:before="240" w:after="240"/>
+              <w:spacing w:before="240" w:after="240" w:line="360" w:lineRule="auto"/>
               <w:cnfStyle w:val="000000000000" w:firstRow="0" w:lastRow="0" w:firstColumn="0" w:lastColumn="0" w:oddVBand="0" w:evenVBand="0" w:oddHBand="0" w:evenHBand="0" w:firstRowFirstColumn="0" w:firstRowLastColumn="0" w:lastRowFirstColumn="0" w:lastRowLastColumn="0"/>
               <w:rPr>
                 <w:rFonts w:eastAsia="Times New Roman" w:cs="Arial"/>
@@ -6853,7 +6978,7 @@
           </w:tcPr>
           <w:p>
             <w:pPr>
-              <w:spacing w:before="240" w:after="240"/>
+              <w:spacing w:before="240" w:after="240" w:line="360" w:lineRule="auto"/>
               <w:cnfStyle w:val="000000100000" w:firstRow="0" w:lastRow="0" w:firstColumn="0" w:lastColumn="0" w:oddVBand="0" w:evenVBand="0" w:oddHBand="1" w:evenHBand="0" w:firstRowFirstColumn="0" w:firstRowLastColumn="0" w:lastRowFirstColumn="0" w:lastRowLastColumn="0"/>
               <w:rPr>
                 <w:rFonts w:eastAsia="Times New Roman" w:cs="Arial"/>
@@ -6878,7 +7003,7 @@
           </w:tcPr>
           <w:p>
             <w:pPr>
-              <w:spacing w:before="240" w:after="240"/>
+              <w:spacing w:before="240" w:after="240" w:line="360" w:lineRule="auto"/>
               <w:cnfStyle w:val="000000100000" w:firstRow="0" w:lastRow="0" w:firstColumn="0" w:lastColumn="0" w:oddVBand="0" w:evenVBand="0" w:oddHBand="1" w:evenHBand="0" w:firstRowFirstColumn="0" w:firstRowLastColumn="0" w:lastRowFirstColumn="0" w:lastRowLastColumn="0"/>
               <w:rPr>
                 <w:rFonts w:eastAsia="Times New Roman" w:cs="Arial"/>
@@ -6903,7 +7028,7 @@
           </w:tcPr>
           <w:p>
             <w:pPr>
-              <w:spacing w:before="240" w:after="240"/>
+              <w:spacing w:before="240" w:after="240" w:line="360" w:lineRule="auto"/>
               <w:cnfStyle w:val="000000100000" w:firstRow="0" w:lastRow="0" w:firstColumn="0" w:lastColumn="0" w:oddVBand="0" w:evenVBand="0" w:oddHBand="1" w:evenHBand="0" w:firstRowFirstColumn="0" w:firstRowLastColumn="0" w:lastRowFirstColumn="0" w:lastRowLastColumn="0"/>
               <w:rPr>
                 <w:rFonts w:eastAsia="Times New Roman" w:cs="Arial"/>
@@ -6928,7 +7053,7 @@
           </w:tcPr>
           <w:p>
             <w:pPr>
-              <w:spacing w:before="240" w:after="240"/>
+              <w:spacing w:before="240" w:after="240" w:line="360" w:lineRule="auto"/>
               <w:cnfStyle w:val="000000100000" w:firstRow="0" w:lastRow="0" w:firstColumn="0" w:lastColumn="0" w:oddVBand="0" w:evenVBand="0" w:oddHBand="1" w:evenHBand="0" w:firstRowFirstColumn="0" w:firstRowLastColumn="0" w:lastRowFirstColumn="0" w:lastRowLastColumn="0"/>
               <w:rPr>
                 <w:rFonts w:eastAsia="Times New Roman" w:cs="Arial"/>
@@ -6988,7 +7113,7 @@
           </w:tcPr>
           <w:p>
             <w:pPr>
-              <w:spacing w:before="240" w:after="240"/>
+              <w:spacing w:before="240" w:after="240" w:line="360" w:lineRule="auto"/>
               <w:cnfStyle w:val="000000000000" w:firstRow="0" w:lastRow="0" w:firstColumn="0" w:lastColumn="0" w:oddVBand="0" w:evenVBand="0" w:oddHBand="0" w:evenHBand="0" w:firstRowFirstColumn="0" w:firstRowLastColumn="0" w:lastRowFirstColumn="0" w:lastRowLastColumn="0"/>
               <w:rPr>
                 <w:rFonts w:eastAsia="Times New Roman" w:cs="Arial"/>
@@ -7013,7 +7138,7 @@
           </w:tcPr>
           <w:p>
             <w:pPr>
-              <w:spacing w:before="240" w:after="240"/>
+              <w:spacing w:before="240" w:after="240" w:line="360" w:lineRule="auto"/>
               <w:cnfStyle w:val="000000000000" w:firstRow="0" w:lastRow="0" w:firstColumn="0" w:lastColumn="0" w:oddVBand="0" w:evenVBand="0" w:oddHBand="0" w:evenHBand="0" w:firstRowFirstColumn="0" w:firstRowLastColumn="0" w:lastRowFirstColumn="0" w:lastRowLastColumn="0"/>
               <w:rPr>
                 <w:rFonts w:eastAsia="Times New Roman" w:cs="Arial"/>
@@ -7038,7 +7163,7 @@
           </w:tcPr>
           <w:p>
             <w:pPr>
-              <w:spacing w:before="240" w:after="240"/>
+              <w:spacing w:before="240" w:after="240" w:line="360" w:lineRule="auto"/>
               <w:cnfStyle w:val="000000000000" w:firstRow="0" w:lastRow="0" w:firstColumn="0" w:lastColumn="0" w:oddVBand="0" w:evenVBand="0" w:oddHBand="0" w:evenHBand="0" w:firstRowFirstColumn="0" w:firstRowLastColumn="0" w:lastRowFirstColumn="0" w:lastRowLastColumn="0"/>
               <w:rPr>
                 <w:rFonts w:eastAsia="Times New Roman" w:cs="Arial"/>
@@ -7063,7 +7188,7 @@
           </w:tcPr>
           <w:p>
             <w:pPr>
-              <w:spacing w:before="240" w:after="240"/>
+              <w:spacing w:before="240" w:after="240" w:line="360" w:lineRule="auto"/>
               <w:cnfStyle w:val="000000000000" w:firstRow="0" w:lastRow="0" w:firstColumn="0" w:lastColumn="0" w:oddVBand="0" w:evenVBand="0" w:oddHBand="0" w:evenHBand="0" w:firstRowFirstColumn="0" w:firstRowLastColumn="0" w:lastRowFirstColumn="0" w:lastRowLastColumn="0"/>
               <w:rPr>
                 <w:rFonts w:eastAsia="Times New Roman" w:cs="Arial"/>
@@ -7150,7 +7275,7 @@
           <w:lang w:val="es-US"/>
         </w:rPr>
       </w:pPr>
-      <w:bookmarkStart w:id="7" w:name="_Toc188005508"/>
+      <w:bookmarkStart w:id="8" w:name="_Toc191212299"/>
       <w:r>
         <w:rPr>
           <w:rFonts w:ascii="Arial" w:hAnsi="Arial" w:cs="Arial"/>
@@ -7169,7 +7294,7 @@
         </w:rPr>
         <w:t>Opciones del mercado</w:t>
       </w:r>
-      <w:bookmarkEnd w:id="7"/>
+      <w:bookmarkEnd w:id="8"/>
     </w:p>
     <w:p>
       <w:pPr>
@@ -7529,7 +7654,7 @@
           <w:sz w:val="24"/>
           <w:szCs w:val="24"/>
         </w:rPr>
-        <w:t xml:space="preserve"> es una herramienta líder en visualización de datos que permite a los usuarios crear gráficos y dashboards interactivos sin necesidad de conocimientos avanzados en programación. Tableau se destaca por su capacidad para manejar grandes conjuntos de datos y su facilidad para integrarse con múltiples fuentes, incluidas bases de datos SQL y servicios en la nube. La versión Tableau Online </w:t>
+        <w:t xml:space="preserve"> es una herramienta líder en visualización de datos que permite a los usuarios crear gráficos y dashboards interactivos sin necesidad de conocimientos avanzados en programación. Tableau se destaca por su capacidad para manejar </w:t>
       </w:r>
       <w:r>
         <w:rPr>
@@ -7538,7 +7663,7 @@
           <w:szCs w:val="24"/>
         </w:rPr>
         <w:lastRenderedPageBreak/>
-        <w:t>permite a los usuarios acceder a sus informes desde cualquier lugar con conexión a internet. Tableau es conocido por su enfoque en el diseño visual, lo que permite crear informes altamente personalizables y estéticamente atractivos. Además, ofrece funciones avanzadas como análisis predictivo y soporte para big data</w:t>
+        <w:t>grandes conjuntos de datos y su facilidad para integrarse con múltiples fuentes, incluidas bases de datos SQL y servicios en la nube. La versión Tableau Online permite a los usuarios acceder a sus informes desde cualquier lugar con conexión a internet. Tableau es conocido por su enfoque en el diseño visual, lo que permite crear informes altamente personalizables y estéticamente atractivos. Además, ofrece funciones avanzadas como análisis predictivo y soporte para big data</w:t>
       </w:r>
       <w:r>
         <w:rPr>
@@ -7876,7 +8001,7 @@
           <w:sz w:val="24"/>
           <w:szCs w:val="24"/>
         </w:rPr>
-        <w:t xml:space="preserve"> es una plataforma avanzada que combina visualización de datos con capacidades analíticas robustas, incluyendo análisis predictivo y minería de datos. Esta herramienta está diseñada para manejar grandes volúmenes de información y realizar análisis complejos utilizando técnicas estadísticas avanzadas. SAS Visual Analytics ofrece opciones tanto locales como basadas en la nube, permitiendo a las empresas elegir la infraestructura que mejor se adapte a sus necesidades. La plataforma también incluye herramientas colaborativas que </w:t>
+        <w:t xml:space="preserve"> es una plataforma avanzada que combina visualización de datos con capacidades analíticas robustas, incluyendo análisis predictivo y minería de datos. Esta herramienta está diseñada para manejar grandes volúmenes de información y realizar análisis complejos utilizando técnicas estadísticas avanzadas. SAS Visual Analytics ofrece opciones tanto locales como basadas en la nube, </w:t>
       </w:r>
       <w:r>
         <w:rPr>
@@ -7885,7 +8010,7 @@
           <w:szCs w:val="24"/>
         </w:rPr>
         <w:lastRenderedPageBreak/>
-        <w:t xml:space="preserve">facilitan el intercambio de </w:t>
+        <w:t xml:space="preserve">permitiendo a las empresas elegir la infraestructura que mejor se adapte a sus necesidades. La plataforma también incluye herramientas colaborativas que facilitan el intercambio de </w:t>
       </w:r>
       <w:r>
         <w:rPr>
@@ -8230,7 +8355,7 @@
           <w:lang w:val="es-US"/>
         </w:rPr>
       </w:pPr>
-      <w:bookmarkStart w:id="8" w:name="_Toc188005509"/>
+      <w:bookmarkStart w:id="9" w:name="_Toc191212300"/>
       <w:r>
         <w:rPr>
           <w:rFonts w:ascii="Arial" w:hAnsi="Arial" w:cs="Arial"/>
@@ -8243,7 +8368,7 @@
         <w:lastRenderedPageBreak/>
         <w:t>Capítulo 2: Análisis del negocio y Diseño de la solución</w:t>
       </w:r>
-      <w:bookmarkEnd w:id="8"/>
+      <w:bookmarkEnd w:id="9"/>
     </w:p>
     <w:p>
       <w:pPr>
@@ -8256,7 +8381,7 @@
           <w:lang w:val="es-US"/>
         </w:rPr>
       </w:pPr>
-      <w:bookmarkStart w:id="9" w:name="_Toc188005510"/>
+      <w:bookmarkStart w:id="10" w:name="_Toc191212301"/>
       <w:r>
         <w:rPr>
           <w:rFonts w:ascii="Arial" w:hAnsi="Arial" w:cs="Arial"/>
@@ -8275,7 +8400,7 @@
         </w:rPr>
         <w:t>Análisis y modelado del negocio</w:t>
       </w:r>
-      <w:bookmarkEnd w:id="9"/>
+      <w:bookmarkEnd w:id="10"/>
     </w:p>
     <w:p>
       <w:pPr>
@@ -8532,6 +8657,7 @@
     </w:p>
     <w:p>
       <w:pPr>
+        <w:spacing w:line="360" w:lineRule="auto"/>
         <w:rPr>
           <w:lang w:val="es-US"/>
         </w:rPr>
@@ -8706,6 +8832,7 @@
           <w:sz w:val="24"/>
           <w:szCs w:val="24"/>
         </w:rPr>
+        <w:lastRenderedPageBreak/>
         <w:t>Equipo de Desarrollo de software</w:t>
       </w:r>
     </w:p>
@@ -8730,7 +8857,6 @@
           <w:sz w:val="24"/>
           <w:szCs w:val="24"/>
         </w:rPr>
-        <w:lastRenderedPageBreak/>
         <w:t>Equipo de Marketing y Publicidad</w:t>
       </w:r>
     </w:p>
@@ -9111,6 +9237,7 @@
           <w:sz w:val="24"/>
           <w:szCs w:val="24"/>
         </w:rPr>
+        <w:lastRenderedPageBreak/>
         <w:t>El sistema debe permitir la actualización diaria de los datos.</w:t>
       </w:r>
     </w:p>
@@ -9136,7 +9263,6 @@
           <w:sz w:val="24"/>
           <w:szCs w:val="24"/>
         </w:rPr>
-        <w:lastRenderedPageBreak/>
         <w:t>Si un dato que ya se encontraba en el repositorio fue modificado en la fuente, el sistema debe ser capaz de reflejar esa actualización</w:t>
       </w:r>
     </w:p>
@@ -9527,7 +9653,7 @@
     </w:p>
     <w:p>
       <w:pPr>
-        <w:spacing w:after="160" w:line="259" w:lineRule="auto"/>
+        <w:spacing w:after="160" w:line="360" w:lineRule="auto"/>
         <w:rPr>
           <w:rFonts w:eastAsiaTheme="minorHAnsi" w:cs="Arial"/>
           <w:szCs w:val="24"/>
@@ -9952,7 +10078,7 @@
           <w:lang w:val="en-US"/>
         </w:rPr>
         <w:drawing>
-          <wp:anchor distT="0" distB="0" distL="114300" distR="114300" simplePos="0" relativeHeight="251660288" behindDoc="0" locked="0" layoutInCell="1" allowOverlap="1" wp14:anchorId="11694478" wp14:editId="0E746DDD">
+          <wp:anchor distT="0" distB="0" distL="114300" distR="114300" simplePos="0" relativeHeight="251660288" behindDoc="0" locked="0" layoutInCell="1" allowOverlap="1" wp14:anchorId="1F020538" wp14:editId="2B8EEF6A">
             <wp:simplePos x="0" y="0"/>
             <wp:positionH relativeFrom="margin">
               <wp:posOffset>-641350</wp:posOffset>
@@ -10078,7 +10204,7 @@
           <w:lang w:val="en-US"/>
         </w:rPr>
         <w:drawing>
-          <wp:inline distT="0" distB="0" distL="0" distR="0" wp14:anchorId="23A76897" wp14:editId="68643043">
+          <wp:inline distT="0" distB="0" distL="0" distR="0" wp14:anchorId="25838695" wp14:editId="41CECA23">
             <wp:extent cx="5325218" cy="3048425"/>
             <wp:effectExtent l="0" t="0" r="8890" b="0"/>
             <wp:docPr id="6" name="Imagen 6"/>
@@ -10156,7 +10282,7 @@
     </w:p>
     <w:p>
       <w:pPr>
-        <w:spacing w:after="160" w:line="259" w:lineRule="auto"/>
+        <w:spacing w:after="160" w:line="360" w:lineRule="auto"/>
         <w:rPr>
           <w:rFonts w:eastAsiaTheme="minorHAnsi" w:cs="Arial"/>
           <w:b/>
@@ -10197,7 +10323,80 @@
         </w:rPr>
         <w:lastRenderedPageBreak/>
         <w:drawing>
-          <wp:anchor distT="0" distB="0" distL="114300" distR="114300" simplePos="0" relativeHeight="251661312" behindDoc="0" locked="0" layoutInCell="1" allowOverlap="1" wp14:anchorId="669C5826" wp14:editId="16EE9388">
+          <wp:anchor distT="0" distB="0" distL="114300" distR="114300" simplePos="0" relativeHeight="251662336" behindDoc="0" locked="0" layoutInCell="1" allowOverlap="1" wp14:anchorId="46CCDC55" wp14:editId="3C2D736F">
+            <wp:simplePos x="0" y="0"/>
+            <wp:positionH relativeFrom="column">
+              <wp:posOffset>-848360</wp:posOffset>
+            </wp:positionH>
+            <wp:positionV relativeFrom="paragraph">
+              <wp:posOffset>3607966</wp:posOffset>
+            </wp:positionV>
+            <wp:extent cx="7260590" cy="2292350"/>
+            <wp:effectExtent l="0" t="0" r="0" b="0"/>
+            <wp:wrapThrough wrapText="bothSides">
+              <wp:wrapPolygon edited="0">
+                <wp:start x="0" y="0"/>
+                <wp:lineTo x="0" y="21361"/>
+                <wp:lineTo x="21536" y="21361"/>
+                <wp:lineTo x="21536" y="0"/>
+                <wp:lineTo x="0" y="0"/>
+              </wp:wrapPolygon>
+            </wp:wrapThrough>
+            <wp:docPr id="8" name="Imagen 8"/>
+            <wp:cNvGraphicFramePr>
+              <a:graphicFrameLocks xmlns:a="http://schemas.openxmlformats.org/drawingml/2006/main" noChangeAspect="1"/>
+            </wp:cNvGraphicFramePr>
+            <a:graphic xmlns:a="http://schemas.openxmlformats.org/drawingml/2006/main">
+              <a:graphicData uri="http://schemas.openxmlformats.org/drawingml/2006/picture">
+                <pic:pic xmlns:pic="http://schemas.openxmlformats.org/drawingml/2006/picture">
+                  <pic:nvPicPr>
+                    <pic:cNvPr id="1" name=""/>
+                    <pic:cNvPicPr/>
+                  </pic:nvPicPr>
+                  <pic:blipFill>
+                    <a:blip r:embed="rId16">
+                      <a:extLst>
+                        <a:ext uri="{28A0092B-C50C-407E-A947-70E740481C1C}">
+                          <a14:useLocalDpi xmlns:a14="http://schemas.microsoft.com/office/drawing/2010/main" val="0"/>
+                        </a:ext>
+                      </a:extLst>
+                    </a:blip>
+                    <a:stretch>
+                      <a:fillRect/>
+                    </a:stretch>
+                  </pic:blipFill>
+                  <pic:spPr>
+                    <a:xfrm>
+                      <a:off x="0" y="0"/>
+                      <a:ext cx="7260590" cy="2292350"/>
+                    </a:xfrm>
+                    <a:prstGeom prst="rect">
+                      <a:avLst/>
+                    </a:prstGeom>
+                  </pic:spPr>
+                </pic:pic>
+              </a:graphicData>
+            </a:graphic>
+            <wp14:sizeRelH relativeFrom="margin">
+              <wp14:pctWidth>0</wp14:pctWidth>
+            </wp14:sizeRelH>
+            <wp14:sizeRelV relativeFrom="margin">
+              <wp14:pctHeight>0</wp14:pctHeight>
+            </wp14:sizeRelV>
+          </wp:anchor>
+        </w:drawing>
+      </w:r>
+      <w:r>
+        <w:rPr>
+          <w:rFonts w:ascii="Arial" w:hAnsi="Arial" w:cs="Arial"/>
+          <w:b/>
+          <w:noProof/>
+          <w:sz w:val="24"/>
+          <w:szCs w:val="24"/>
+          <w:lang w:val="en-US"/>
+        </w:rPr>
+        <w:drawing>
+          <wp:anchor distT="0" distB="0" distL="114300" distR="114300" simplePos="0" relativeHeight="251661312" behindDoc="0" locked="0" layoutInCell="1" allowOverlap="1" wp14:anchorId="6031F6E0" wp14:editId="77D8D786">
             <wp:simplePos x="0" y="0"/>
             <wp:positionH relativeFrom="margin">
               <wp:align>center</wp:align>
@@ -10228,7 +10427,7 @@
                     <pic:cNvPicPr/>
                   </pic:nvPicPr>
                   <pic:blipFill>
-                    <a:blip r:embed="rId16">
+                    <a:blip r:embed="rId17">
                       <a:extLst>
                         <a:ext uri="{28A0092B-C50C-407E-A947-70E740481C1C}">
                           <a14:useLocalDpi xmlns:a14="http://schemas.microsoft.com/office/drawing/2010/main" val="0"/>
@@ -10300,6 +10499,48 @@
           <w:szCs w:val="24"/>
         </w:rPr>
       </w:pPr>
+    </w:p>
+    <w:p>
+      <w:pPr>
+        <w:spacing w:after="160" w:line="360" w:lineRule="auto"/>
+        <w:rPr>
+          <w:rFonts w:cs="Arial"/>
+          <w:b/>
+          <w:szCs w:val="24"/>
+          <w:lang w:val="es-US"/>
+        </w:rPr>
+      </w:pPr>
+      <w:r>
+        <w:rPr>
+          <w:rFonts w:cs="Arial"/>
+          <w:b/>
+          <w:szCs w:val="24"/>
+          <w:lang w:val="es-US"/>
+        </w:rPr>
+        <w:t>Figura número 4: Diagrama de actividades del caso de uso Generar Reportes</w:t>
+      </w:r>
+      <w:r>
+        <w:rPr>
+          <w:rFonts w:cs="Arial"/>
+          <w:b/>
+          <w:szCs w:val="24"/>
+          <w:lang w:val="es-US"/>
+        </w:rPr>
+        <w:t xml:space="preserve"> </w:t>
+      </w:r>
+    </w:p>
+    <w:p>
+      <w:pPr>
+        <w:pStyle w:val="Sinespaciado"/>
+        <w:spacing w:line="360" w:lineRule="auto"/>
+        <w:jc w:val="both"/>
+        <w:rPr>
+          <w:rFonts w:ascii="Arial" w:hAnsi="Arial" w:cs="Arial"/>
+          <w:b/>
+          <w:sz w:val="24"/>
+          <w:szCs w:val="24"/>
+        </w:rPr>
+      </w:pPr>
       <w:r>
         <w:rPr>
           <w:rFonts w:ascii="Arial" w:hAnsi="Arial" w:cs="Arial"/>
@@ -10309,204 +10550,15 @@
           <w:szCs w:val="24"/>
           <w:lang w:val="en-US"/>
         </w:rPr>
+        <w:lastRenderedPageBreak/>
         <w:drawing>
-          <wp:anchor distT="0" distB="0" distL="114300" distR="114300" simplePos="0" relativeHeight="251662336" behindDoc="0" locked="0" layoutInCell="1" allowOverlap="1" wp14:anchorId="599E8732" wp14:editId="31B56B3F">
+          <wp:anchor distT="0" distB="0" distL="114300" distR="114300" simplePos="0" relativeHeight="251663360" behindDoc="0" locked="0" layoutInCell="1" allowOverlap="1" wp14:anchorId="5EE585DD" wp14:editId="264D5EB5">
             <wp:simplePos x="0" y="0"/>
-            <wp:positionH relativeFrom="column">
-              <wp:posOffset>-848360</wp:posOffset>
+            <wp:positionH relativeFrom="margin">
+              <wp:align>center</wp:align>
             </wp:positionH>
             <wp:positionV relativeFrom="paragraph">
-              <wp:posOffset>262255</wp:posOffset>
-            </wp:positionV>
-            <wp:extent cx="7260590" cy="2292350"/>
-            <wp:effectExtent l="0" t="0" r="0" b="0"/>
-            <wp:wrapThrough wrapText="bothSides">
-              <wp:wrapPolygon edited="0">
-                <wp:start x="0" y="0"/>
-                <wp:lineTo x="0" y="21361"/>
-                <wp:lineTo x="21536" y="21361"/>
-                <wp:lineTo x="21536" y="0"/>
-                <wp:lineTo x="0" y="0"/>
-              </wp:wrapPolygon>
-            </wp:wrapThrough>
-            <wp:docPr id="8" name="Imagen 8"/>
-            <wp:cNvGraphicFramePr>
-              <a:graphicFrameLocks xmlns:a="http://schemas.openxmlformats.org/drawingml/2006/main" noChangeAspect="1"/>
-            </wp:cNvGraphicFramePr>
-            <a:graphic xmlns:a="http://schemas.openxmlformats.org/drawingml/2006/main">
-              <a:graphicData uri="http://schemas.openxmlformats.org/drawingml/2006/picture">
-                <pic:pic xmlns:pic="http://schemas.openxmlformats.org/drawingml/2006/picture">
-                  <pic:nvPicPr>
-                    <pic:cNvPr id="1" name=""/>
-                    <pic:cNvPicPr/>
-                  </pic:nvPicPr>
-                  <pic:blipFill>
-                    <a:blip r:embed="rId17">
-                      <a:extLst>
-                        <a:ext uri="{28A0092B-C50C-407E-A947-70E740481C1C}">
-                          <a14:useLocalDpi xmlns:a14="http://schemas.microsoft.com/office/drawing/2010/main" val="0"/>
-                        </a:ext>
-                      </a:extLst>
-                    </a:blip>
-                    <a:stretch>
-                      <a:fillRect/>
-                    </a:stretch>
-                  </pic:blipFill>
-                  <pic:spPr>
-                    <a:xfrm>
-                      <a:off x="0" y="0"/>
-                      <a:ext cx="7260590" cy="2292350"/>
-                    </a:xfrm>
-                    <a:prstGeom prst="rect">
-                      <a:avLst/>
-                    </a:prstGeom>
-                  </pic:spPr>
-                </pic:pic>
-              </a:graphicData>
-            </a:graphic>
-            <wp14:sizeRelH relativeFrom="margin">
-              <wp14:pctWidth>0</wp14:pctWidth>
-            </wp14:sizeRelH>
-            <wp14:sizeRelV relativeFrom="margin">
-              <wp14:pctHeight>0</wp14:pctHeight>
-            </wp14:sizeRelV>
-          </wp:anchor>
-        </w:drawing>
-      </w:r>
-    </w:p>
-    <w:p>
-      <w:pPr>
-        <w:spacing w:after="160" w:line="259" w:lineRule="auto"/>
-        <w:rPr>
-          <w:rFonts w:eastAsiaTheme="minorHAnsi" w:cs="Arial"/>
-          <w:b/>
-          <w:szCs w:val="24"/>
-          <w:lang w:val="es-ES" w:eastAsia="en-US"/>
-        </w:rPr>
-      </w:pPr>
-      <w:r>
-        <w:rPr>
-          <w:rFonts w:cs="Arial"/>
-          <w:b/>
-          <w:szCs w:val="24"/>
-          <w:lang w:val="es-US"/>
-        </w:rPr>
-        <w:br w:type="page"/>
-      </w:r>
-    </w:p>
-    <w:p>
-      <w:pPr>
-        <w:pStyle w:val="Sinespaciado"/>
-        <w:spacing w:line="360" w:lineRule="auto"/>
-        <w:jc w:val="both"/>
-        <w:rPr>
-          <w:rFonts w:ascii="Arial" w:hAnsi="Arial" w:cs="Arial"/>
-          <w:b/>
-          <w:sz w:val="24"/>
-          <w:szCs w:val="24"/>
-        </w:rPr>
-      </w:pPr>
-    </w:p>
-    <w:p>
-      <w:pPr>
-        <w:pStyle w:val="Sinespaciado"/>
-        <w:spacing w:line="360" w:lineRule="auto"/>
-        <w:jc w:val="both"/>
-        <w:rPr>
-          <w:rFonts w:ascii="Arial" w:hAnsi="Arial" w:cs="Arial"/>
-          <w:b/>
-          <w:sz w:val="24"/>
-          <w:szCs w:val="24"/>
-        </w:rPr>
-      </w:pPr>
-    </w:p>
-    <w:p>
-      <w:pPr>
-        <w:pStyle w:val="Sinespaciado"/>
-        <w:spacing w:line="360" w:lineRule="auto"/>
-        <w:jc w:val="both"/>
-        <w:rPr>
-          <w:rFonts w:ascii="Arial" w:hAnsi="Arial" w:cs="Arial"/>
-          <w:b/>
-          <w:sz w:val="24"/>
-          <w:szCs w:val="24"/>
-        </w:rPr>
-      </w:pPr>
-      <w:r>
-        <w:rPr>
-          <w:rFonts w:ascii="Arial" w:hAnsi="Arial" w:cs="Arial"/>
-          <w:b/>
-          <w:sz w:val="24"/>
-          <w:szCs w:val="24"/>
-        </w:rPr>
-        <w:t>F</w:t>
-      </w:r>
-      <w:r>
-        <w:rPr>
-          <w:rFonts w:ascii="Arial" w:hAnsi="Arial" w:cs="Arial"/>
-          <w:b/>
-          <w:sz w:val="24"/>
-          <w:szCs w:val="24"/>
-        </w:rPr>
-        <w:t xml:space="preserve">igura número </w:t>
-      </w:r>
-      <w:r>
-        <w:rPr>
-          <w:rFonts w:ascii="Arial" w:hAnsi="Arial" w:cs="Arial"/>
-          <w:b/>
-          <w:sz w:val="24"/>
-          <w:szCs w:val="24"/>
-        </w:rPr>
-        <w:t>4</w:t>
-      </w:r>
-      <w:r>
-        <w:rPr>
-          <w:rFonts w:ascii="Arial" w:hAnsi="Arial" w:cs="Arial"/>
-          <w:b/>
-          <w:sz w:val="24"/>
-          <w:szCs w:val="24"/>
-        </w:rPr>
-        <w:t xml:space="preserve">: Diagrama de actividades del caso de uso </w:t>
-      </w:r>
-      <w:r>
-        <w:rPr>
-          <w:rFonts w:ascii="Arial" w:hAnsi="Arial" w:cs="Arial"/>
-          <w:b/>
-          <w:sz w:val="24"/>
-          <w:szCs w:val="24"/>
-        </w:rPr>
-        <w:t>Generar Reportes</w:t>
-      </w:r>
-    </w:p>
-    <w:p>
-      <w:pPr>
-        <w:pStyle w:val="Sinespaciado"/>
-        <w:spacing w:line="360" w:lineRule="auto"/>
-        <w:jc w:val="both"/>
-        <w:rPr>
-          <w:rFonts w:ascii="Arial" w:hAnsi="Arial" w:cs="Arial"/>
-          <w:b/>
-          <w:sz w:val="24"/>
-          <w:szCs w:val="24"/>
-        </w:rPr>
-      </w:pPr>
-      <w:r>
-        <w:rPr>
-          <w:rFonts w:ascii="Arial" w:hAnsi="Arial" w:cs="Arial"/>
-          <w:b/>
-          <w:noProof/>
-          <w:sz w:val="24"/>
-          <w:szCs w:val="24"/>
-          <w:lang w:val="en-US"/>
-        </w:rPr>
-        <w:drawing>
-          <wp:anchor distT="0" distB="0" distL="114300" distR="114300" simplePos="0" relativeHeight="251663360" behindDoc="0" locked="0" layoutInCell="1" allowOverlap="1" wp14:anchorId="17E020D0" wp14:editId="0C5785A3">
-            <wp:simplePos x="0" y="0"/>
-            <wp:positionH relativeFrom="margin">
-              <wp:posOffset>-584835</wp:posOffset>
-            </wp:positionH>
-            <wp:positionV relativeFrom="paragraph">
-              <wp:posOffset>273685</wp:posOffset>
+              <wp:posOffset>413</wp:posOffset>
             </wp:positionV>
             <wp:extent cx="6896100" cy="5772150"/>
             <wp:effectExtent l="0" t="0" r="0" b="0"/>
@@ -10582,6 +10634,55 @@
           <w:b/>
           <w:sz w:val="24"/>
           <w:szCs w:val="24"/>
+          <w:lang w:val="es-US"/>
+        </w:rPr>
+        <w:t xml:space="preserve">Figura número </w:t>
+      </w:r>
+      <w:r>
+        <w:rPr>
+          <w:rFonts w:ascii="Arial" w:hAnsi="Arial" w:cs="Arial"/>
+          <w:b/>
+          <w:sz w:val="24"/>
+          <w:szCs w:val="24"/>
+          <w:lang w:val="es-US"/>
+        </w:rPr>
+        <w:t>5</w:t>
+      </w:r>
+      <w:r>
+        <w:rPr>
+          <w:rFonts w:ascii="Arial" w:hAnsi="Arial" w:cs="Arial"/>
+          <w:b/>
+          <w:sz w:val="24"/>
+          <w:szCs w:val="24"/>
+          <w:lang w:val="es-US"/>
+        </w:rPr>
+        <w:t xml:space="preserve">: Diagrama de actividades del caso de uso </w:t>
+      </w:r>
+      <w:r>
+        <w:rPr>
+          <w:rFonts w:ascii="Arial" w:hAnsi="Arial" w:cs="Arial"/>
+          <w:b/>
+          <w:sz w:val="24"/>
+          <w:szCs w:val="24"/>
+          <w:lang w:val="es-US"/>
+        </w:rPr>
+        <w:t>Actualizar Datos</w:t>
+      </w:r>
+      <w:r>
+        <w:rPr>
+          <w:rFonts w:ascii="Arial" w:hAnsi="Arial" w:cs="Arial"/>
+          <w:b/>
+          <w:sz w:val="24"/>
+          <w:szCs w:val="24"/>
+        </w:rPr>
+        <w:t xml:space="preserve"> </w:t>
+      </w:r>
+      <w:r>
+        <w:rPr>
+          <w:rFonts w:ascii="Arial" w:hAnsi="Arial" w:cs="Arial"/>
+          <w:b/>
+          <w:sz w:val="24"/>
+          <w:szCs w:val="24"/>
         </w:rPr>
         <w:br w:type="page"/>
       </w:r>
@@ -10597,7 +10698,7 @@
           <w:lang w:val="es-US"/>
         </w:rPr>
       </w:pPr>
-      <w:bookmarkStart w:id="10" w:name="_Toc188005511"/>
+      <w:bookmarkStart w:id="11" w:name="_Toc191212302"/>
       <w:r>
         <w:rPr>
           <w:rFonts w:ascii="Arial" w:hAnsi="Arial" w:cs="Arial"/>
@@ -10608,7 +10709,7 @@
         <w:lastRenderedPageBreak/>
         <w:t>2.2 Diseño de la solución</w:t>
       </w:r>
-      <w:bookmarkEnd w:id="10"/>
+      <w:bookmarkEnd w:id="11"/>
     </w:p>
     <w:p>
       <w:pPr>
@@ -11174,23 +11275,7 @@
           <w:sz w:val="24"/>
           <w:szCs w:val="24"/>
         </w:rPr>
-        <w:t xml:space="preserve"> que permitirán implementar las funcionalidades requeridas, cumplir con los requisitos establecidos y garantizar la calidad del sistema. En este proyecto, las tecnologías seleccionadas han sido Java, Spring Boot, MINIO, Couch</w:t>
-      </w:r>
-      <w:r>
-        <w:rPr>
-          <w:rFonts w:ascii="Arial" w:hAnsi="Arial" w:cs="Arial"/>
-          <w:sz w:val="24"/>
-          <w:szCs w:val="24"/>
-        </w:rPr>
-        <w:t xml:space="preserve"> </w:t>
-      </w:r>
-      <w:r>
-        <w:rPr>
-          <w:rFonts w:ascii="Arial" w:hAnsi="Arial" w:cs="Arial"/>
-          <w:sz w:val="24"/>
-          <w:szCs w:val="24"/>
-        </w:rPr>
-        <w:t>DB</w:t>
+        <w:t xml:space="preserve"> que permitirán implementar las funcionalidades requeridas, cumplir con los requisitos establecidos y garantizar la calidad del sistema. En este proyecto, las tecnologías seleccionadas han sido Java, Spring Boot, MINIO, CouchDB</w:t>
       </w:r>
       <w:r>
         <w:rPr>
@@ -11951,6 +12036,7 @@
     <w:p>
       <w:pPr>
         <w:pStyle w:val="Sinespaciado"/>
+        <w:spacing w:line="360" w:lineRule="auto"/>
       </w:pPr>
     </w:p>
     <w:p>
@@ -12103,7 +12189,16 @@
           <w:szCs w:val="24"/>
           <w:lang w:val="es-US"/>
         </w:rPr>
-        <w:t>, representado en la figura 8</w:t>
+        <w:t xml:space="preserve">, representado en la figura </w:t>
+      </w:r>
+      <w:r>
+        <w:rPr>
+          <w:rFonts w:ascii="Arial" w:hAnsi="Arial" w:cs="Arial"/>
+          <w:sz w:val="24"/>
+          <w:szCs w:val="24"/>
+          <w:lang w:val="es-US"/>
+        </w:rPr>
+        <w:t>6</w:t>
       </w:r>
       <w:r>
         <w:rPr>
@@ -12130,7 +12225,25 @@
           <w:szCs w:val="24"/>
           <w:lang w:val="es-US"/>
         </w:rPr>
-        <w:t>para obtener los datos, así como también se creó otra base de datos en Couch DB para almacenar los datos en un formato nuevo, que ayude a la consulta de los mismo.</w:t>
+        <w:t>para obtener los datos, así como también se c</w:t>
+      </w:r>
+      <w:r>
+        <w:rPr>
+          <w:rFonts w:ascii="Arial" w:hAnsi="Arial" w:cs="Arial"/>
+          <w:sz w:val="24"/>
+          <w:szCs w:val="24"/>
+          <w:lang w:val="es-US"/>
+        </w:rPr>
+        <w:t>reó otra base de datos en Couch</w:t>
+      </w:r>
+      <w:r>
+        <w:rPr>
+          <w:rFonts w:ascii="Arial" w:hAnsi="Arial" w:cs="Arial"/>
+          <w:sz w:val="24"/>
+          <w:szCs w:val="24"/>
+          <w:lang w:val="es-US"/>
+        </w:rPr>
+        <w:t>DB para almacenar los datos en un formato nuevo, que ayude a la consulta de los mismo.</w:t>
       </w:r>
     </w:p>
     <w:p>
@@ -12166,7 +12279,7 @@
           <w:lang w:val="en-US"/>
         </w:rPr>
         <w:drawing>
-          <wp:anchor distT="0" distB="0" distL="114300" distR="114300" simplePos="0" relativeHeight="251667456" behindDoc="0" locked="0" layoutInCell="1" allowOverlap="1" wp14:anchorId="08261CE6" wp14:editId="392F462C">
+          <wp:anchor distT="0" distB="0" distL="114300" distR="114300" simplePos="0" relativeHeight="251667456" behindDoc="0" locked="0" layoutInCell="1" allowOverlap="1" wp14:anchorId="0136FD0E" wp14:editId="3596B783">
             <wp:simplePos x="0" y="0"/>
             <wp:positionH relativeFrom="column">
               <wp:posOffset>-3810</wp:posOffset>
@@ -12248,7 +12361,25 @@
           <w:szCs w:val="24"/>
           <w:lang w:val="es-US"/>
         </w:rPr>
-        <w:t>Figura número 8: Diagrama del patrón Repositorio</w:t>
+        <w:t xml:space="preserve">Figura número </w:t>
+      </w:r>
+      <w:r>
+        <w:rPr>
+          <w:rFonts w:cs="Arial"/>
+          <w:b/>
+          <w:szCs w:val="24"/>
+          <w:lang w:val="es-US"/>
+        </w:rPr>
+        <w:t>6</w:t>
+      </w:r>
+      <w:r>
+        <w:rPr>
+          <w:rFonts w:cs="Arial"/>
+          <w:b/>
+          <w:szCs w:val="24"/>
+          <w:lang w:val="es-US"/>
+        </w:rPr>
+        <w:t>: Diagrama del patrón Repositorio</w:t>
       </w:r>
     </w:p>
     <w:p>
@@ -12309,7 +12440,15 @@
           <w:szCs w:val="24"/>
           <w:lang w:val="es-US"/>
         </w:rPr>
-        <w:t>, representado en la figura 9</w:t>
+        <w:t xml:space="preserve">, representado en la figura </w:t>
+      </w:r>
+      <w:r>
+        <w:rPr>
+          <w:rFonts w:cs="Arial"/>
+          <w:szCs w:val="24"/>
+          <w:lang w:val="es-US"/>
+        </w:rPr>
+        <w:t>7</w:t>
       </w:r>
       <w:r>
         <w:rPr>
@@ -12322,15 +12461,17 @@
     </w:p>
     <w:p>
       <w:pPr>
-        <w:rPr>
-          <w:rFonts w:cs="Arial"/>
-          <w:szCs w:val="24"/>
-          <w:lang w:val="es-US"/>
-        </w:rPr>
-      </w:pPr>
-    </w:p>
-    <w:p>
-      <w:pPr>
+        <w:spacing w:line="360" w:lineRule="auto"/>
+        <w:rPr>
+          <w:rFonts w:cs="Arial"/>
+          <w:szCs w:val="24"/>
+          <w:lang w:val="es-US"/>
+        </w:rPr>
+      </w:pPr>
+    </w:p>
+    <w:p>
+      <w:pPr>
+        <w:spacing w:line="360" w:lineRule="auto"/>
         <w:rPr>
           <w:rFonts w:cs="Arial"/>
           <w:szCs w:val="24"/>
@@ -12415,7 +12556,7 @@
           <w:lang w:eastAsia="en-US"/>
         </w:rPr>
         <w:drawing>
-          <wp:anchor distT="0" distB="0" distL="114300" distR="114300" simplePos="0" relativeHeight="251668480" behindDoc="0" locked="0" layoutInCell="1" allowOverlap="1" wp14:anchorId="6C26C371" wp14:editId="2624B95E">
+          <wp:anchor distT="0" distB="0" distL="114300" distR="114300" simplePos="0" relativeHeight="251668480" behindDoc="0" locked="0" layoutInCell="1" allowOverlap="1" wp14:anchorId="720AE39F" wp14:editId="26CB378F">
             <wp:simplePos x="0" y="0"/>
             <wp:positionH relativeFrom="margin">
               <wp:posOffset>-114983</wp:posOffset>
@@ -12485,11 +12626,30 @@
           <w:szCs w:val="24"/>
           <w:lang w:val="es-US"/>
         </w:rPr>
-        <w:t>Figura número 8: Diagrama del patrón Repositorio</w:t>
-      </w:r>
-    </w:p>
-    <w:p>
-      <w:pPr>
+        <w:t xml:space="preserve">Figura número </w:t>
+      </w:r>
+      <w:r>
+        <w:rPr>
+          <w:rFonts w:cs="Arial"/>
+          <w:b/>
+          <w:szCs w:val="24"/>
+          <w:lang w:val="es-US"/>
+        </w:rPr>
+        <w:t>7</w:t>
+      </w:r>
+      <w:r>
+        <w:rPr>
+          <w:rFonts w:cs="Arial"/>
+          <w:b/>
+          <w:szCs w:val="24"/>
+          <w:lang w:val="es-US"/>
+        </w:rPr>
+        <w:t>: Diagrama del patrón Repositorio</w:t>
+      </w:r>
+    </w:p>
+    <w:p>
+      <w:pPr>
+        <w:spacing w:line="360" w:lineRule="auto"/>
         <w:rPr>
           <w:rFonts w:cs="Arial"/>
           <w:szCs w:val="24"/>
@@ -12548,7 +12708,16 @@
           <w:szCs w:val="24"/>
           <w:lang w:val="es-US"/>
         </w:rPr>
-        <w:t xml:space="preserve">Luego de haber identificado que patrones de arquitectura podrían ayudar a estructurar el proyecto, se hace necesario identificar aquellos patrones de diseño que podrían resolver ciertas situaciones problemáticas en la implementación. </w:t>
+        <w:t xml:space="preserve">Luego de haber identificado que patrones de arquitectura podrían ayudar a estructurar el proyecto, se hace necesario identificar aquellos patrones de diseño </w:t>
+      </w:r>
+      <w:r>
+        <w:rPr>
+          <w:rFonts w:cs="Arial"/>
+          <w:szCs w:val="24"/>
+          <w:lang w:val="es-US"/>
+        </w:rPr>
+        <w:lastRenderedPageBreak/>
+        <w:t xml:space="preserve">que podrían resolver ciertas situaciones problemáticas en la implementación. </w:t>
       </w:r>
       <w:r>
         <w:rPr>
@@ -12564,7 +12733,6 @@
           <w:szCs w:val="24"/>
           <w:lang w:val="es-US"/>
         </w:rPr>
-        <w:lastRenderedPageBreak/>
         <w:t xml:space="preserve">concreto se detectó una: </w:t>
       </w:r>
       <w:r>
@@ -12692,7 +12860,7 @@
           <w:lang w:val="en-US"/>
         </w:rPr>
         <w:drawing>
-          <wp:inline distT="0" distB="0" distL="0" distR="0" wp14:anchorId="1FA89977" wp14:editId="22142547">
+          <wp:inline distT="0" distB="0" distL="0" distR="0" wp14:anchorId="5D1F38E5" wp14:editId="11D6A221">
             <wp:extent cx="5553850" cy="5115639"/>
             <wp:effectExtent l="0" t="0" r="8890" b="8890"/>
             <wp:docPr id="13" name="Imagen 13"/>
@@ -12749,6 +12917,7 @@
           <w:szCs w:val="24"/>
           <w:lang w:val="es-US"/>
         </w:rPr>
+        <w:lastRenderedPageBreak/>
         <w:t>Imagen número 1: Código de la implementación del patrón</w:t>
       </w:r>
       <w:r>
@@ -13157,7 +13326,7 @@
           <w:sz w:val="24"/>
           <w:szCs w:val="24"/>
         </w:rPr>
-        <w:t xml:space="preserve">Durante la implementación de un sistema informático es común encontrarse con bloques de código altamente reutilizables que necesitan ser utilizados varias veces. Para evitar la repetición de código se crean mecanismos para implementar estos </w:t>
+        <w:t xml:space="preserve">Durante la implementación de un sistema informático es común encontrarse con bloques de código altamente reutilizables que necesitan ser utilizados varias veces. </w:t>
       </w:r>
       <w:r>
         <w:rPr>
@@ -13166,7 +13335,7 @@
           <w:szCs w:val="24"/>
         </w:rPr>
         <w:lastRenderedPageBreak/>
-        <w:t>bloques de código. Para este proyecto se empleó un mecanismo para el acceso a CouchBD</w:t>
+        <w:t>Para evitar la repetición de código se crean mecanismos para implementar estos bloques de código. Para este proyecto se empleó un mecanismo para el acceso a CouchBD</w:t>
       </w:r>
       <w:r>
         <w:rPr>
@@ -13690,6 +13859,7 @@
           <w:sz w:val="24"/>
           <w:szCs w:val="24"/>
         </w:rPr>
+        <w:lastRenderedPageBreak/>
         <w:t>Verifica la respuesta del servidor (espera código 200 OK).</w:t>
       </w:r>
     </w:p>
@@ -13710,7 +13880,6 @@
           <w:sz w:val="24"/>
           <w:szCs w:val="24"/>
         </w:rPr>
-        <w:lastRenderedPageBreak/>
         <w:t>Por otro lado, e</w:t>
       </w:r>
       <w:r>
@@ -14262,6 +14431,7 @@
           <w:szCs w:val="24"/>
           <w:lang w:val="es-US"/>
         </w:rPr>
+        <w:lastRenderedPageBreak/>
         <w:t>Nodos de MySQL</w:t>
       </w:r>
     </w:p>
@@ -14284,8 +14454,710 @@
           <w:szCs w:val="24"/>
           <w:lang w:val="es-US"/>
         </w:rPr>
+        <w:t>Requisitos de Hardware:</w:t>
+      </w:r>
+    </w:p>
+    <w:p>
+      <w:pPr>
+        <w:pStyle w:val="Sinespaciado"/>
+        <w:spacing w:line="360" w:lineRule="auto"/>
+        <w:jc w:val="both"/>
+        <w:rPr>
+          <w:rFonts w:ascii="Arial" w:hAnsi="Arial" w:cs="Arial"/>
+          <w:sz w:val="24"/>
+          <w:szCs w:val="24"/>
+          <w:lang w:val="es-US"/>
+        </w:rPr>
+      </w:pPr>
+      <w:r>
+        <w:rPr>
+          <w:rFonts w:ascii="Arial" w:hAnsi="Arial" w:cs="Arial"/>
+          <w:sz w:val="24"/>
+          <w:szCs w:val="24"/>
+          <w:lang w:val="es-US"/>
+        </w:rPr>
+        <w:t>Procesador: Intel Core i3 2.0 GHz o superior</w:t>
+      </w:r>
+    </w:p>
+    <w:p>
+      <w:pPr>
+        <w:pStyle w:val="Sinespaciado"/>
+        <w:spacing w:line="360" w:lineRule="auto"/>
+        <w:jc w:val="both"/>
+        <w:rPr>
+          <w:rFonts w:ascii="Arial" w:hAnsi="Arial" w:cs="Arial"/>
+          <w:sz w:val="24"/>
+          <w:szCs w:val="24"/>
+          <w:lang w:val="es-US"/>
+        </w:rPr>
+      </w:pPr>
+      <w:r>
+        <w:rPr>
+          <w:rFonts w:ascii="Arial" w:hAnsi="Arial" w:cs="Arial"/>
+          <w:sz w:val="24"/>
+          <w:szCs w:val="24"/>
+          <w:lang w:val="es-US"/>
+        </w:rPr>
+        <w:t>RAM: 4 GB mínimo</w:t>
+      </w:r>
+    </w:p>
+    <w:p>
+      <w:pPr>
+        <w:pStyle w:val="Sinespaciado"/>
+        <w:spacing w:line="360" w:lineRule="auto"/>
+        <w:jc w:val="both"/>
+        <w:rPr>
+          <w:rFonts w:ascii="Arial" w:hAnsi="Arial" w:cs="Arial"/>
+          <w:sz w:val="24"/>
+          <w:szCs w:val="24"/>
+          <w:lang w:val="es-US"/>
+        </w:rPr>
+      </w:pPr>
+      <w:r>
+        <w:rPr>
+          <w:rFonts w:ascii="Arial" w:hAnsi="Arial" w:cs="Arial"/>
+          <w:sz w:val="24"/>
+          <w:szCs w:val="24"/>
+          <w:lang w:val="es-US"/>
+        </w:rPr>
+        <w:t xml:space="preserve">Almacenamiento: </w:t>
+      </w:r>
+      <w:r>
+        <w:rPr>
+          <w:rFonts w:ascii="Arial" w:hAnsi="Arial" w:cs="Arial"/>
+          <w:sz w:val="24"/>
+          <w:szCs w:val="24"/>
+          <w:lang w:val="es-US"/>
+        </w:rPr>
+        <w:t>1.</w:t>
+      </w:r>
+      <w:r>
+        <w:rPr>
+          <w:rFonts w:ascii="Arial" w:hAnsi="Arial" w:cs="Arial"/>
+          <w:sz w:val="24"/>
+          <w:szCs w:val="24"/>
+          <w:lang w:val="es-US"/>
+        </w:rPr>
+        <w:t>5</w:t>
+      </w:r>
+      <w:r>
+        <w:rPr>
+          <w:rFonts w:ascii="Arial" w:hAnsi="Arial" w:cs="Arial"/>
+          <w:sz w:val="24"/>
+          <w:szCs w:val="24"/>
+          <w:lang w:val="es-US"/>
+        </w:rPr>
+        <w:t xml:space="preserve"> G</w:t>
+      </w:r>
+      <w:r>
+        <w:rPr>
+          <w:rFonts w:ascii="Arial" w:hAnsi="Arial" w:cs="Arial"/>
+          <w:sz w:val="24"/>
+          <w:szCs w:val="24"/>
+          <w:lang w:val="es-US"/>
+        </w:rPr>
+        <w:t>B mínimo por base de datos</w:t>
+      </w:r>
+    </w:p>
+    <w:p>
+      <w:pPr>
+        <w:pStyle w:val="Sinespaciado"/>
+        <w:spacing w:line="360" w:lineRule="auto"/>
+        <w:jc w:val="both"/>
+        <w:rPr>
+          <w:rFonts w:ascii="Arial" w:hAnsi="Arial" w:cs="Arial"/>
+          <w:sz w:val="24"/>
+          <w:szCs w:val="24"/>
+          <w:lang w:val="es-US"/>
+        </w:rPr>
+      </w:pPr>
+      <w:r>
+        <w:rPr>
+          <w:rFonts w:ascii="Arial" w:hAnsi="Arial" w:cs="Arial"/>
+          <w:sz w:val="24"/>
+          <w:szCs w:val="24"/>
+          <w:lang w:val="es-US"/>
+        </w:rPr>
+        <w:t>Requisitos de Software:</w:t>
+      </w:r>
+    </w:p>
+    <w:p>
+      <w:pPr>
+        <w:pStyle w:val="Sinespaciado"/>
+        <w:spacing w:line="360" w:lineRule="auto"/>
+        <w:jc w:val="both"/>
+        <w:rPr>
+          <w:rFonts w:ascii="Arial" w:hAnsi="Arial" w:cs="Arial"/>
+          <w:sz w:val="24"/>
+          <w:szCs w:val="24"/>
+          <w:lang w:val="es-US"/>
+        </w:rPr>
+      </w:pPr>
+      <w:r>
+        <w:rPr>
+          <w:rFonts w:ascii="Arial" w:hAnsi="Arial" w:cs="Arial"/>
+          <w:sz w:val="24"/>
+          <w:szCs w:val="24"/>
+          <w:lang w:val="es-US"/>
+        </w:rPr>
+        <w:t>Sistema Operativo: Linux</w:t>
+      </w:r>
+    </w:p>
+    <w:p>
+      <w:pPr>
+        <w:pStyle w:val="Sinespaciado"/>
+        <w:spacing w:line="360" w:lineRule="auto"/>
+        <w:jc w:val="both"/>
+        <w:rPr>
+          <w:rFonts w:ascii="Arial" w:hAnsi="Arial" w:cs="Arial"/>
+          <w:sz w:val="24"/>
+          <w:szCs w:val="24"/>
+          <w:lang w:val="es-US"/>
+        </w:rPr>
+      </w:pPr>
+      <w:r>
+        <w:rPr>
+          <w:rFonts w:ascii="Arial" w:hAnsi="Arial" w:cs="Arial"/>
+          <w:sz w:val="24"/>
+          <w:szCs w:val="24"/>
+          <w:lang w:val="es-US"/>
+        </w:rPr>
+        <w:t>MySQL Server versión compatible</w:t>
+      </w:r>
+    </w:p>
+    <w:p>
+      <w:pPr>
+        <w:pStyle w:val="Sinespaciado"/>
+        <w:spacing w:line="360" w:lineRule="auto"/>
+        <w:jc w:val="both"/>
+        <w:rPr>
+          <w:rFonts w:ascii="Arial" w:hAnsi="Arial" w:cs="Arial"/>
+          <w:sz w:val="24"/>
+          <w:szCs w:val="24"/>
+          <w:lang w:val="es-US"/>
+        </w:rPr>
+      </w:pPr>
+    </w:p>
+    <w:p>
+      <w:pPr>
+        <w:pStyle w:val="Sinespaciado"/>
+        <w:spacing w:line="360" w:lineRule="auto"/>
+        <w:jc w:val="both"/>
+        <w:rPr>
+          <w:rFonts w:ascii="Arial" w:hAnsi="Arial" w:cs="Arial"/>
+          <w:b/>
+          <w:sz w:val="24"/>
+          <w:szCs w:val="24"/>
+          <w:lang w:val="es-US"/>
+        </w:rPr>
+      </w:pPr>
+      <w:r>
+        <w:rPr>
+          <w:rFonts w:ascii="Arial" w:hAnsi="Arial" w:cs="Arial"/>
+          <w:b/>
+          <w:sz w:val="24"/>
+          <w:szCs w:val="24"/>
+          <w:lang w:val="es-US"/>
+        </w:rPr>
+        <w:t>Nodo CouchDB</w:t>
+      </w:r>
+    </w:p>
+    <w:p>
+      <w:pPr>
+        <w:pStyle w:val="Sinespaciado"/>
+        <w:spacing w:line="360" w:lineRule="auto"/>
+        <w:jc w:val="both"/>
+        <w:rPr>
+          <w:rFonts w:ascii="Arial" w:hAnsi="Arial" w:cs="Arial"/>
+          <w:sz w:val="24"/>
+          <w:szCs w:val="24"/>
+          <w:lang w:val="es-US"/>
+        </w:rPr>
+      </w:pPr>
+      <w:r>
+        <w:rPr>
+          <w:rFonts w:ascii="Arial" w:hAnsi="Arial" w:cs="Arial"/>
+          <w:sz w:val="24"/>
+          <w:szCs w:val="24"/>
+          <w:lang w:val="es-US"/>
+        </w:rPr>
+        <w:t>Requisitos de Hardware:</w:t>
+      </w:r>
+    </w:p>
+    <w:p>
+      <w:pPr>
+        <w:pStyle w:val="Sinespaciado"/>
+        <w:spacing w:line="360" w:lineRule="auto"/>
+        <w:jc w:val="both"/>
+        <w:rPr>
+          <w:rFonts w:ascii="Arial" w:hAnsi="Arial" w:cs="Arial"/>
+          <w:sz w:val="24"/>
+          <w:szCs w:val="24"/>
+          <w:lang w:val="es-US"/>
+        </w:rPr>
+      </w:pPr>
+      <w:r>
+        <w:rPr>
+          <w:rFonts w:ascii="Arial" w:hAnsi="Arial" w:cs="Arial"/>
+          <w:sz w:val="24"/>
+          <w:szCs w:val="24"/>
+          <w:lang w:val="es-US"/>
+        </w:rPr>
+        <w:t>Procesador: 2 vCPUs mínimo</w:t>
+      </w:r>
+    </w:p>
+    <w:p>
+      <w:pPr>
+        <w:pStyle w:val="Sinespaciado"/>
+        <w:spacing w:line="360" w:lineRule="auto"/>
+        <w:jc w:val="both"/>
+        <w:rPr>
+          <w:rFonts w:ascii="Arial" w:hAnsi="Arial" w:cs="Arial"/>
+          <w:sz w:val="24"/>
+          <w:szCs w:val="24"/>
+          <w:lang w:val="es-US"/>
+        </w:rPr>
+      </w:pPr>
+      <w:r>
+        <w:rPr>
+          <w:rFonts w:ascii="Arial" w:hAnsi="Arial" w:cs="Arial"/>
+          <w:sz w:val="24"/>
+          <w:szCs w:val="24"/>
+          <w:lang w:val="es-US"/>
+        </w:rPr>
+        <w:t>RAM: 4 GB mínimo</w:t>
+      </w:r>
+    </w:p>
+    <w:p>
+      <w:pPr>
+        <w:pStyle w:val="Sinespaciado"/>
+        <w:spacing w:line="360" w:lineRule="auto"/>
+        <w:jc w:val="both"/>
+        <w:rPr>
+          <w:rFonts w:ascii="Arial" w:hAnsi="Arial" w:cs="Arial"/>
+          <w:sz w:val="24"/>
+          <w:szCs w:val="24"/>
+          <w:lang w:val="es-US"/>
+        </w:rPr>
+      </w:pPr>
+      <w:r>
+        <w:rPr>
+          <w:rFonts w:ascii="Arial" w:hAnsi="Arial" w:cs="Arial"/>
+          <w:sz w:val="24"/>
+          <w:szCs w:val="24"/>
+          <w:lang w:val="es-US"/>
+        </w:rPr>
+        <w:t xml:space="preserve">Almacenamiento: </w:t>
+      </w:r>
+      <w:r>
+        <w:rPr>
+          <w:rFonts w:ascii="Arial" w:hAnsi="Arial" w:cs="Arial"/>
+          <w:sz w:val="24"/>
+          <w:szCs w:val="24"/>
+          <w:lang w:val="es-US"/>
+        </w:rPr>
+        <w:t>4</w:t>
+      </w:r>
+      <w:r>
+        <w:rPr>
+          <w:rFonts w:ascii="Arial" w:hAnsi="Arial" w:cs="Arial"/>
+          <w:sz w:val="24"/>
+          <w:szCs w:val="24"/>
+          <w:lang w:val="es-US"/>
+        </w:rPr>
+        <w:t>.5GB espacio libre en disco</w:t>
+      </w:r>
+    </w:p>
+    <w:p>
+      <w:pPr>
+        <w:pStyle w:val="Sinespaciado"/>
+        <w:spacing w:line="360" w:lineRule="auto"/>
+        <w:jc w:val="both"/>
+        <w:rPr>
+          <w:rFonts w:ascii="Arial" w:hAnsi="Arial" w:cs="Arial"/>
+          <w:sz w:val="24"/>
+          <w:szCs w:val="24"/>
+          <w:lang w:val="es-US"/>
+        </w:rPr>
+      </w:pPr>
+      <w:r>
+        <w:rPr>
+          <w:rFonts w:ascii="Arial" w:hAnsi="Arial" w:cs="Arial"/>
+          <w:sz w:val="24"/>
+          <w:szCs w:val="24"/>
+          <w:lang w:val="es-US"/>
+        </w:rPr>
+        <w:t>Requis</w:t>
+      </w:r>
+      <w:r>
+        <w:rPr>
+          <w:rFonts w:ascii="Arial" w:hAnsi="Arial" w:cs="Arial"/>
+          <w:sz w:val="24"/>
+          <w:szCs w:val="24"/>
+          <w:lang w:val="es-US"/>
+        </w:rPr>
+        <w:t>itos de Software:</w:t>
+      </w:r>
+    </w:p>
+    <w:p>
+      <w:pPr>
+        <w:pStyle w:val="Sinespaciado"/>
+        <w:spacing w:line="360" w:lineRule="auto"/>
+        <w:jc w:val="both"/>
+        <w:rPr>
+          <w:rFonts w:ascii="Arial" w:hAnsi="Arial" w:cs="Arial"/>
+          <w:sz w:val="24"/>
+          <w:szCs w:val="24"/>
+          <w:lang w:val="es-US"/>
+        </w:rPr>
+      </w:pPr>
+      <w:r>
+        <w:rPr>
+          <w:rFonts w:ascii="Arial" w:hAnsi="Arial" w:cs="Arial"/>
+          <w:sz w:val="24"/>
+          <w:szCs w:val="24"/>
+          <w:lang w:val="es-US"/>
+        </w:rPr>
+        <w:t>Sistema Operativo: Linux</w:t>
+      </w:r>
+    </w:p>
+    <w:p>
+      <w:pPr>
+        <w:pStyle w:val="Sinespaciado"/>
+        <w:spacing w:line="360" w:lineRule="auto"/>
+        <w:jc w:val="both"/>
+        <w:rPr>
+          <w:rFonts w:ascii="Arial" w:hAnsi="Arial" w:cs="Arial"/>
+          <w:sz w:val="24"/>
+          <w:szCs w:val="24"/>
+          <w:lang w:val="en-US"/>
+        </w:rPr>
+      </w:pPr>
+      <w:r>
+        <w:rPr>
+          <w:rFonts w:ascii="Arial" w:hAnsi="Arial" w:cs="Arial"/>
+          <w:sz w:val="24"/>
+          <w:szCs w:val="24"/>
+          <w:lang w:val="en-US"/>
+        </w:rPr>
+        <w:t>Apache CouchDB 3.0 o superior</w:t>
+      </w:r>
+    </w:p>
+    <w:p>
+      <w:pPr>
+        <w:pStyle w:val="Sinespaciado"/>
+        <w:spacing w:line="360" w:lineRule="auto"/>
+        <w:jc w:val="both"/>
+        <w:rPr>
+          <w:rFonts w:ascii="Arial" w:hAnsi="Arial" w:cs="Arial"/>
+          <w:sz w:val="24"/>
+          <w:szCs w:val="24"/>
+          <w:lang w:val="en-US"/>
+        </w:rPr>
+      </w:pPr>
+    </w:p>
+    <w:p>
+      <w:pPr>
+        <w:pStyle w:val="Sinespaciado"/>
+        <w:spacing w:line="360" w:lineRule="auto"/>
+        <w:jc w:val="both"/>
+        <w:rPr>
+          <w:rFonts w:ascii="Arial" w:hAnsi="Arial" w:cs="Arial"/>
+          <w:b/>
+          <w:sz w:val="24"/>
+          <w:szCs w:val="24"/>
+          <w:lang w:val="en-US"/>
+        </w:rPr>
+      </w:pPr>
+      <w:r>
+        <w:rPr>
+          <w:rFonts w:ascii="Arial" w:hAnsi="Arial" w:cs="Arial"/>
+          <w:b/>
+          <w:sz w:val="24"/>
+          <w:szCs w:val="24"/>
+          <w:lang w:val="en-US"/>
+        </w:rPr>
+        <w:t>Nodo DataRepository (Spring Boot)</w:t>
+      </w:r>
+    </w:p>
+    <w:p>
+      <w:pPr>
+        <w:pStyle w:val="Sinespaciado"/>
+        <w:spacing w:line="360" w:lineRule="auto"/>
+        <w:jc w:val="both"/>
+        <w:rPr>
+          <w:rFonts w:ascii="Arial" w:hAnsi="Arial" w:cs="Arial"/>
+          <w:sz w:val="24"/>
+          <w:szCs w:val="24"/>
+          <w:lang w:val="es-US"/>
+        </w:rPr>
+      </w:pPr>
+      <w:r>
+        <w:rPr>
+          <w:rFonts w:ascii="Arial" w:hAnsi="Arial" w:cs="Arial"/>
+          <w:sz w:val="24"/>
+          <w:szCs w:val="24"/>
+          <w:lang w:val="es-US"/>
+        </w:rPr>
+        <w:t>Requisitos de Hardware:</w:t>
+      </w:r>
+    </w:p>
+    <w:p>
+      <w:pPr>
+        <w:pStyle w:val="Sinespaciado"/>
+        <w:spacing w:line="360" w:lineRule="auto"/>
+        <w:jc w:val="both"/>
+        <w:rPr>
+          <w:rFonts w:ascii="Arial" w:hAnsi="Arial" w:cs="Arial"/>
+          <w:sz w:val="24"/>
+          <w:szCs w:val="24"/>
+          <w:lang w:val="es-US"/>
+        </w:rPr>
+      </w:pPr>
+      <w:r>
+        <w:rPr>
+          <w:rFonts w:ascii="Arial" w:hAnsi="Arial" w:cs="Arial"/>
+          <w:sz w:val="24"/>
+          <w:szCs w:val="24"/>
+          <w:lang w:val="es-US"/>
+        </w:rPr>
+        <w:t>Procesador: Intel Core i5 o superior</w:t>
+      </w:r>
+    </w:p>
+    <w:p>
+      <w:pPr>
+        <w:pStyle w:val="Sinespaciado"/>
+        <w:spacing w:line="360" w:lineRule="auto"/>
+        <w:jc w:val="both"/>
+        <w:rPr>
+          <w:rFonts w:ascii="Arial" w:hAnsi="Arial" w:cs="Arial"/>
+          <w:sz w:val="24"/>
+          <w:szCs w:val="24"/>
+          <w:lang w:val="es-US"/>
+        </w:rPr>
+      </w:pPr>
+      <w:r>
+        <w:rPr>
+          <w:rFonts w:ascii="Arial" w:hAnsi="Arial" w:cs="Arial"/>
+          <w:sz w:val="24"/>
+          <w:szCs w:val="24"/>
+          <w:lang w:val="es-US"/>
+        </w:rPr>
+        <w:t>RAM: 8 GB recomendado</w:t>
+      </w:r>
+    </w:p>
+    <w:p>
+      <w:pPr>
+        <w:pStyle w:val="Sinespaciado"/>
+        <w:spacing w:line="360" w:lineRule="auto"/>
+        <w:jc w:val="both"/>
+        <w:rPr>
+          <w:rFonts w:ascii="Arial" w:hAnsi="Arial" w:cs="Arial"/>
+          <w:sz w:val="24"/>
+          <w:szCs w:val="24"/>
+          <w:lang w:val="es-US"/>
+        </w:rPr>
+      </w:pPr>
+      <w:r>
+        <w:rPr>
+          <w:rFonts w:ascii="Arial" w:hAnsi="Arial" w:cs="Arial"/>
+          <w:sz w:val="24"/>
+          <w:szCs w:val="24"/>
+          <w:lang w:val="es-US"/>
+        </w:rPr>
+        <w:t>Almacenamiento: 10 GB</w:t>
+      </w:r>
+    </w:p>
+    <w:p>
+      <w:pPr>
+        <w:pStyle w:val="Sinespaciado"/>
+        <w:spacing w:line="360" w:lineRule="auto"/>
+        <w:jc w:val="both"/>
+        <w:rPr>
+          <w:rFonts w:ascii="Arial" w:hAnsi="Arial" w:cs="Arial"/>
+          <w:sz w:val="24"/>
+          <w:szCs w:val="24"/>
+          <w:lang w:val="es-US"/>
+        </w:rPr>
+      </w:pPr>
+      <w:r>
+        <w:rPr>
+          <w:rFonts w:ascii="Arial" w:hAnsi="Arial" w:cs="Arial"/>
+          <w:sz w:val="24"/>
+          <w:szCs w:val="24"/>
+          <w:lang w:val="es-US"/>
+        </w:rPr>
+        <w:t>Requisitos de Software:</w:t>
+      </w:r>
+    </w:p>
+    <w:p>
+      <w:pPr>
+        <w:pStyle w:val="Sinespaciado"/>
+        <w:spacing w:line="360" w:lineRule="auto"/>
+        <w:jc w:val="both"/>
+        <w:rPr>
+          <w:rFonts w:ascii="Arial" w:hAnsi="Arial" w:cs="Arial"/>
+          <w:sz w:val="24"/>
+          <w:szCs w:val="24"/>
+          <w:lang w:val="en-US"/>
+        </w:rPr>
+      </w:pPr>
+      <w:r>
+        <w:rPr>
+          <w:rFonts w:ascii="Arial" w:hAnsi="Arial" w:cs="Arial"/>
+          <w:sz w:val="24"/>
+          <w:szCs w:val="24"/>
+          <w:lang w:val="en-US"/>
+        </w:rPr>
+        <w:t>JDK 21 o superior</w:t>
+      </w:r>
+    </w:p>
+    <w:p>
+      <w:pPr>
+        <w:pStyle w:val="Sinespaciado"/>
+        <w:spacing w:line="360" w:lineRule="auto"/>
+        <w:jc w:val="both"/>
+        <w:rPr>
+          <w:rFonts w:ascii="Arial" w:hAnsi="Arial" w:cs="Arial"/>
+          <w:sz w:val="24"/>
+          <w:szCs w:val="24"/>
+          <w:lang w:val="en-US"/>
+        </w:rPr>
+      </w:pPr>
+      <w:r>
+        <w:rPr>
+          <w:rFonts w:ascii="Arial" w:hAnsi="Arial" w:cs="Arial"/>
+          <w:sz w:val="24"/>
+          <w:szCs w:val="24"/>
+          <w:lang w:val="en-US"/>
+        </w:rPr>
+        <w:t>Spring Boot 3.4.1</w:t>
+      </w:r>
+    </w:p>
+    <w:p>
+      <w:pPr>
+        <w:pStyle w:val="Sinespaciado"/>
+        <w:spacing w:line="360" w:lineRule="auto"/>
+        <w:jc w:val="both"/>
+        <w:rPr>
+          <w:rFonts w:ascii="Arial" w:hAnsi="Arial" w:cs="Arial"/>
+          <w:sz w:val="24"/>
+          <w:szCs w:val="24"/>
+          <w:lang w:val="es-US"/>
+        </w:rPr>
+      </w:pPr>
+      <w:r>
+        <w:rPr>
+          <w:rFonts w:ascii="Arial" w:hAnsi="Arial" w:cs="Arial"/>
+          <w:sz w:val="24"/>
+          <w:szCs w:val="24"/>
+          <w:lang w:val="es-US"/>
+        </w:rPr>
+        <w:t>Apache Tomcat 10.1 o superior</w:t>
+      </w:r>
+    </w:p>
+    <w:p>
+      <w:pPr>
+        <w:pStyle w:val="Sinespaciado"/>
+        <w:spacing w:line="360" w:lineRule="auto"/>
+        <w:jc w:val="both"/>
+        <w:rPr>
+          <w:rFonts w:ascii="Arial" w:hAnsi="Arial" w:cs="Arial"/>
+          <w:sz w:val="24"/>
+          <w:szCs w:val="24"/>
+          <w:lang w:val="es-US"/>
+        </w:rPr>
+      </w:pPr>
+      <w:r>
+        <w:rPr>
+          <w:rFonts w:ascii="Arial" w:hAnsi="Arial" w:cs="Arial"/>
+          <w:sz w:val="24"/>
+          <w:szCs w:val="24"/>
+          <w:lang w:val="es-US"/>
+        </w:rPr>
+        <w:t>Maven 3.6.3 o superior</w:t>
+      </w:r>
+    </w:p>
+    <w:p>
+      <w:pPr>
+        <w:pStyle w:val="Sinespaciado"/>
+        <w:spacing w:line="360" w:lineRule="auto"/>
+        <w:jc w:val="both"/>
+        <w:rPr>
+          <w:rFonts w:ascii="Arial" w:hAnsi="Arial" w:cs="Arial"/>
+          <w:sz w:val="24"/>
+          <w:szCs w:val="24"/>
+          <w:lang w:val="es-US"/>
+        </w:rPr>
+      </w:pPr>
+    </w:p>
+    <w:p>
+      <w:pPr>
+        <w:pStyle w:val="Sinespaciado"/>
+        <w:spacing w:line="360" w:lineRule="auto"/>
+        <w:jc w:val="both"/>
+        <w:rPr>
+          <w:rFonts w:ascii="Arial" w:hAnsi="Arial" w:cs="Arial"/>
+          <w:b/>
+          <w:sz w:val="24"/>
+          <w:szCs w:val="24"/>
+          <w:lang w:val="es-US"/>
+        </w:rPr>
+      </w:pPr>
+      <w:r>
+        <w:rPr>
+          <w:rFonts w:ascii="Arial" w:hAnsi="Arial" w:cs="Arial"/>
+          <w:b/>
+          <w:sz w:val="24"/>
+          <w:szCs w:val="24"/>
+          <w:lang w:val="es-US"/>
+        </w:rPr>
+        <w:t>Nodos MinIO</w:t>
+      </w:r>
+    </w:p>
+    <w:p>
+      <w:pPr>
+        <w:pStyle w:val="Sinespaciado"/>
+        <w:spacing w:line="360" w:lineRule="auto"/>
+        <w:jc w:val="both"/>
+        <w:rPr>
+          <w:rFonts w:ascii="Arial" w:hAnsi="Arial" w:cs="Arial"/>
+          <w:sz w:val="24"/>
+          <w:szCs w:val="24"/>
+          <w:lang w:val="es-US"/>
+        </w:rPr>
+      </w:pPr>
+      <w:r>
+        <w:rPr>
+          <w:rFonts w:ascii="Arial" w:hAnsi="Arial" w:cs="Arial"/>
+          <w:sz w:val="24"/>
+          <w:szCs w:val="24"/>
+          <w:lang w:val="es-US"/>
+        </w:rPr>
+        <w:t>Requisitos de Hardware:</w:t>
+      </w:r>
+    </w:p>
+    <w:p>
+      <w:pPr>
+        <w:pStyle w:val="Sinespaciado"/>
+        <w:spacing w:line="360" w:lineRule="auto"/>
+        <w:jc w:val="both"/>
+        <w:rPr>
+          <w:rFonts w:ascii="Arial" w:hAnsi="Arial" w:cs="Arial"/>
+          <w:sz w:val="24"/>
+          <w:szCs w:val="24"/>
+          <w:lang w:val="es-US"/>
+        </w:rPr>
+      </w:pPr>
+      <w:r>
+        <w:rPr>
+          <w:rFonts w:ascii="Arial" w:hAnsi="Arial" w:cs="Arial"/>
+          <w:sz w:val="24"/>
+          <w:szCs w:val="24"/>
+          <w:lang w:val="es-US"/>
+        </w:rPr>
         <w:lastRenderedPageBreak/>
-        <w:t>Requisitos de Hardware:</w:t>
+        <w:t>Procesador: 8 vCPUs por nodo</w:t>
       </w:r>
     </w:p>
     <w:p>
@@ -14307,709 +15179,6 @@
           <w:szCs w:val="24"/>
           <w:lang w:val="es-US"/>
         </w:rPr>
-        <w:t>Procesador: Intel Core i3 2.0 GHz o superior</w:t>
-      </w:r>
-    </w:p>
-    <w:p>
-      <w:pPr>
-        <w:pStyle w:val="Sinespaciado"/>
-        <w:spacing w:line="360" w:lineRule="auto"/>
-        <w:jc w:val="both"/>
-        <w:rPr>
-          <w:rFonts w:ascii="Arial" w:hAnsi="Arial" w:cs="Arial"/>
-          <w:sz w:val="24"/>
-          <w:szCs w:val="24"/>
-          <w:lang w:val="es-US"/>
-        </w:rPr>
-      </w:pPr>
-      <w:r>
-        <w:rPr>
-          <w:rFonts w:ascii="Arial" w:hAnsi="Arial" w:cs="Arial"/>
-          <w:sz w:val="24"/>
-          <w:szCs w:val="24"/>
-          <w:lang w:val="es-US"/>
-        </w:rPr>
-        <w:t>RAM: 4 GB mínimo</w:t>
-      </w:r>
-    </w:p>
-    <w:p>
-      <w:pPr>
-        <w:pStyle w:val="Sinespaciado"/>
-        <w:spacing w:line="360" w:lineRule="auto"/>
-        <w:jc w:val="both"/>
-        <w:rPr>
-          <w:rFonts w:ascii="Arial" w:hAnsi="Arial" w:cs="Arial"/>
-          <w:sz w:val="24"/>
-          <w:szCs w:val="24"/>
-          <w:lang w:val="es-US"/>
-        </w:rPr>
-      </w:pPr>
-      <w:r>
-        <w:rPr>
-          <w:rFonts w:ascii="Arial" w:hAnsi="Arial" w:cs="Arial"/>
-          <w:sz w:val="24"/>
-          <w:szCs w:val="24"/>
-          <w:lang w:val="es-US"/>
-        </w:rPr>
-        <w:t xml:space="preserve">Almacenamiento: </w:t>
-      </w:r>
-      <w:r>
-        <w:rPr>
-          <w:rFonts w:ascii="Arial" w:hAnsi="Arial" w:cs="Arial"/>
-          <w:sz w:val="24"/>
-          <w:szCs w:val="24"/>
-          <w:lang w:val="es-US"/>
-        </w:rPr>
-        <w:t>1.</w:t>
-      </w:r>
-      <w:r>
-        <w:rPr>
-          <w:rFonts w:ascii="Arial" w:hAnsi="Arial" w:cs="Arial"/>
-          <w:sz w:val="24"/>
-          <w:szCs w:val="24"/>
-          <w:lang w:val="es-US"/>
-        </w:rPr>
-        <w:t>5</w:t>
-      </w:r>
-      <w:r>
-        <w:rPr>
-          <w:rFonts w:ascii="Arial" w:hAnsi="Arial" w:cs="Arial"/>
-          <w:sz w:val="24"/>
-          <w:szCs w:val="24"/>
-          <w:lang w:val="es-US"/>
-        </w:rPr>
-        <w:t xml:space="preserve"> G</w:t>
-      </w:r>
-      <w:r>
-        <w:rPr>
-          <w:rFonts w:ascii="Arial" w:hAnsi="Arial" w:cs="Arial"/>
-          <w:sz w:val="24"/>
-          <w:szCs w:val="24"/>
-          <w:lang w:val="es-US"/>
-        </w:rPr>
-        <w:t>B mínimo por base de datos</w:t>
-      </w:r>
-    </w:p>
-    <w:p>
-      <w:pPr>
-        <w:pStyle w:val="Sinespaciado"/>
-        <w:spacing w:line="360" w:lineRule="auto"/>
-        <w:jc w:val="both"/>
-        <w:rPr>
-          <w:rFonts w:ascii="Arial" w:hAnsi="Arial" w:cs="Arial"/>
-          <w:sz w:val="24"/>
-          <w:szCs w:val="24"/>
-          <w:lang w:val="es-US"/>
-        </w:rPr>
-      </w:pPr>
-      <w:r>
-        <w:rPr>
-          <w:rFonts w:ascii="Arial" w:hAnsi="Arial" w:cs="Arial"/>
-          <w:sz w:val="24"/>
-          <w:szCs w:val="24"/>
-          <w:lang w:val="es-US"/>
-        </w:rPr>
-        <w:t>Requisitos de Software:</w:t>
-      </w:r>
-    </w:p>
-    <w:p>
-      <w:pPr>
-        <w:pStyle w:val="Sinespaciado"/>
-        <w:spacing w:line="360" w:lineRule="auto"/>
-        <w:jc w:val="both"/>
-        <w:rPr>
-          <w:rFonts w:ascii="Arial" w:hAnsi="Arial" w:cs="Arial"/>
-          <w:sz w:val="24"/>
-          <w:szCs w:val="24"/>
-          <w:lang w:val="es-US"/>
-        </w:rPr>
-      </w:pPr>
-      <w:r>
-        <w:rPr>
-          <w:rFonts w:ascii="Arial" w:hAnsi="Arial" w:cs="Arial"/>
-          <w:sz w:val="24"/>
-          <w:szCs w:val="24"/>
-          <w:lang w:val="es-US"/>
-        </w:rPr>
-        <w:t>Sistema Operativo: Linux</w:t>
-      </w:r>
-    </w:p>
-    <w:p>
-      <w:pPr>
-        <w:pStyle w:val="Sinespaciado"/>
-        <w:spacing w:line="360" w:lineRule="auto"/>
-        <w:jc w:val="both"/>
-        <w:rPr>
-          <w:rFonts w:ascii="Arial" w:hAnsi="Arial" w:cs="Arial"/>
-          <w:sz w:val="24"/>
-          <w:szCs w:val="24"/>
-          <w:lang w:val="es-US"/>
-        </w:rPr>
-      </w:pPr>
-      <w:r>
-        <w:rPr>
-          <w:rFonts w:ascii="Arial" w:hAnsi="Arial" w:cs="Arial"/>
-          <w:sz w:val="24"/>
-          <w:szCs w:val="24"/>
-          <w:lang w:val="es-US"/>
-        </w:rPr>
-        <w:t>MySQL Server versión compatible</w:t>
-      </w:r>
-    </w:p>
-    <w:p>
-      <w:pPr>
-        <w:pStyle w:val="Sinespaciado"/>
-        <w:spacing w:line="360" w:lineRule="auto"/>
-        <w:jc w:val="both"/>
-        <w:rPr>
-          <w:rFonts w:ascii="Arial" w:hAnsi="Arial" w:cs="Arial"/>
-          <w:sz w:val="24"/>
-          <w:szCs w:val="24"/>
-          <w:lang w:val="es-US"/>
-        </w:rPr>
-      </w:pPr>
-    </w:p>
-    <w:p>
-      <w:pPr>
-        <w:pStyle w:val="Sinespaciado"/>
-        <w:spacing w:line="360" w:lineRule="auto"/>
-        <w:jc w:val="both"/>
-        <w:rPr>
-          <w:rFonts w:ascii="Arial" w:hAnsi="Arial" w:cs="Arial"/>
-          <w:b/>
-          <w:sz w:val="24"/>
-          <w:szCs w:val="24"/>
-          <w:lang w:val="es-US"/>
-        </w:rPr>
-      </w:pPr>
-      <w:r>
-        <w:rPr>
-          <w:rFonts w:ascii="Arial" w:hAnsi="Arial" w:cs="Arial"/>
-          <w:b/>
-          <w:sz w:val="24"/>
-          <w:szCs w:val="24"/>
-          <w:lang w:val="es-US"/>
-        </w:rPr>
-        <w:t>Nodo CouchDB</w:t>
-      </w:r>
-    </w:p>
-    <w:p>
-      <w:pPr>
-        <w:pStyle w:val="Sinespaciado"/>
-        <w:spacing w:line="360" w:lineRule="auto"/>
-        <w:jc w:val="both"/>
-        <w:rPr>
-          <w:rFonts w:ascii="Arial" w:hAnsi="Arial" w:cs="Arial"/>
-          <w:sz w:val="24"/>
-          <w:szCs w:val="24"/>
-          <w:lang w:val="es-US"/>
-        </w:rPr>
-      </w:pPr>
-      <w:r>
-        <w:rPr>
-          <w:rFonts w:ascii="Arial" w:hAnsi="Arial" w:cs="Arial"/>
-          <w:sz w:val="24"/>
-          <w:szCs w:val="24"/>
-          <w:lang w:val="es-US"/>
-        </w:rPr>
-        <w:t>Requisitos de Hardware:</w:t>
-      </w:r>
-    </w:p>
-    <w:p>
-      <w:pPr>
-        <w:pStyle w:val="Sinespaciado"/>
-        <w:spacing w:line="360" w:lineRule="auto"/>
-        <w:jc w:val="both"/>
-        <w:rPr>
-          <w:rFonts w:ascii="Arial" w:hAnsi="Arial" w:cs="Arial"/>
-          <w:sz w:val="24"/>
-          <w:szCs w:val="24"/>
-          <w:lang w:val="es-US"/>
-        </w:rPr>
-      </w:pPr>
-      <w:r>
-        <w:rPr>
-          <w:rFonts w:ascii="Arial" w:hAnsi="Arial" w:cs="Arial"/>
-          <w:sz w:val="24"/>
-          <w:szCs w:val="24"/>
-          <w:lang w:val="es-US"/>
-        </w:rPr>
-        <w:t>Procesador: 2 vCPUs mínimo</w:t>
-      </w:r>
-    </w:p>
-    <w:p>
-      <w:pPr>
-        <w:pStyle w:val="Sinespaciado"/>
-        <w:spacing w:line="360" w:lineRule="auto"/>
-        <w:jc w:val="both"/>
-        <w:rPr>
-          <w:rFonts w:ascii="Arial" w:hAnsi="Arial" w:cs="Arial"/>
-          <w:sz w:val="24"/>
-          <w:szCs w:val="24"/>
-          <w:lang w:val="es-US"/>
-        </w:rPr>
-      </w:pPr>
-      <w:r>
-        <w:rPr>
-          <w:rFonts w:ascii="Arial" w:hAnsi="Arial" w:cs="Arial"/>
-          <w:sz w:val="24"/>
-          <w:szCs w:val="24"/>
-          <w:lang w:val="es-US"/>
-        </w:rPr>
-        <w:t>RAM: 4 GB mínimo</w:t>
-      </w:r>
-    </w:p>
-    <w:p>
-      <w:pPr>
-        <w:pStyle w:val="Sinespaciado"/>
-        <w:spacing w:line="360" w:lineRule="auto"/>
-        <w:jc w:val="both"/>
-        <w:rPr>
-          <w:rFonts w:ascii="Arial" w:hAnsi="Arial" w:cs="Arial"/>
-          <w:sz w:val="24"/>
-          <w:szCs w:val="24"/>
-          <w:lang w:val="es-US"/>
-        </w:rPr>
-      </w:pPr>
-      <w:r>
-        <w:rPr>
-          <w:rFonts w:ascii="Arial" w:hAnsi="Arial" w:cs="Arial"/>
-          <w:sz w:val="24"/>
-          <w:szCs w:val="24"/>
-          <w:lang w:val="es-US"/>
-        </w:rPr>
-        <w:t xml:space="preserve">Almacenamiento: </w:t>
-      </w:r>
-      <w:r>
-        <w:rPr>
-          <w:rFonts w:ascii="Arial" w:hAnsi="Arial" w:cs="Arial"/>
-          <w:sz w:val="24"/>
-          <w:szCs w:val="24"/>
-          <w:lang w:val="es-US"/>
-        </w:rPr>
-        <w:t>4</w:t>
-      </w:r>
-      <w:r>
-        <w:rPr>
-          <w:rFonts w:ascii="Arial" w:hAnsi="Arial" w:cs="Arial"/>
-          <w:sz w:val="24"/>
-          <w:szCs w:val="24"/>
-          <w:lang w:val="es-US"/>
-        </w:rPr>
-        <w:t>.5GB espacio libre en disco</w:t>
-      </w:r>
-    </w:p>
-    <w:p>
-      <w:pPr>
-        <w:pStyle w:val="Sinespaciado"/>
-        <w:spacing w:line="360" w:lineRule="auto"/>
-        <w:jc w:val="both"/>
-        <w:rPr>
-          <w:rFonts w:ascii="Arial" w:hAnsi="Arial" w:cs="Arial"/>
-          <w:sz w:val="24"/>
-          <w:szCs w:val="24"/>
-          <w:lang w:val="es-US"/>
-        </w:rPr>
-      </w:pPr>
-      <w:r>
-        <w:rPr>
-          <w:rFonts w:ascii="Arial" w:hAnsi="Arial" w:cs="Arial"/>
-          <w:sz w:val="24"/>
-          <w:szCs w:val="24"/>
-          <w:lang w:val="es-US"/>
-        </w:rPr>
-        <w:t>Requis</w:t>
-      </w:r>
-      <w:r>
-        <w:rPr>
-          <w:rFonts w:ascii="Arial" w:hAnsi="Arial" w:cs="Arial"/>
-          <w:sz w:val="24"/>
-          <w:szCs w:val="24"/>
-          <w:lang w:val="es-US"/>
-        </w:rPr>
-        <w:t>itos de Software:</w:t>
-      </w:r>
-    </w:p>
-    <w:p>
-      <w:pPr>
-        <w:pStyle w:val="Sinespaciado"/>
-        <w:spacing w:line="360" w:lineRule="auto"/>
-        <w:jc w:val="both"/>
-        <w:rPr>
-          <w:rFonts w:ascii="Arial" w:hAnsi="Arial" w:cs="Arial"/>
-          <w:sz w:val="24"/>
-          <w:szCs w:val="24"/>
-          <w:lang w:val="es-US"/>
-        </w:rPr>
-      </w:pPr>
-      <w:r>
-        <w:rPr>
-          <w:rFonts w:ascii="Arial" w:hAnsi="Arial" w:cs="Arial"/>
-          <w:sz w:val="24"/>
-          <w:szCs w:val="24"/>
-          <w:lang w:val="es-US"/>
-        </w:rPr>
-        <w:t>Sistema Operativo: Linux</w:t>
-      </w:r>
-    </w:p>
-    <w:p>
-      <w:pPr>
-        <w:pStyle w:val="Sinespaciado"/>
-        <w:spacing w:line="360" w:lineRule="auto"/>
-        <w:jc w:val="both"/>
-        <w:rPr>
-          <w:rFonts w:ascii="Arial" w:hAnsi="Arial" w:cs="Arial"/>
-          <w:sz w:val="24"/>
-          <w:szCs w:val="24"/>
-          <w:lang w:val="en-US"/>
-        </w:rPr>
-      </w:pPr>
-      <w:r>
-        <w:rPr>
-          <w:rFonts w:ascii="Arial" w:hAnsi="Arial" w:cs="Arial"/>
-          <w:sz w:val="24"/>
-          <w:szCs w:val="24"/>
-          <w:lang w:val="en-US"/>
-        </w:rPr>
-        <w:t>Apache CouchDB 3.0 o superior</w:t>
-      </w:r>
-    </w:p>
-    <w:p>
-      <w:pPr>
-        <w:pStyle w:val="Sinespaciado"/>
-        <w:spacing w:line="360" w:lineRule="auto"/>
-        <w:jc w:val="both"/>
-        <w:rPr>
-          <w:rFonts w:ascii="Arial" w:hAnsi="Arial" w:cs="Arial"/>
-          <w:sz w:val="24"/>
-          <w:szCs w:val="24"/>
-          <w:lang w:val="en-US"/>
-        </w:rPr>
-      </w:pPr>
-    </w:p>
-    <w:p>
-      <w:pPr>
-        <w:pStyle w:val="Sinespaciado"/>
-        <w:spacing w:line="360" w:lineRule="auto"/>
-        <w:jc w:val="both"/>
-        <w:rPr>
-          <w:rFonts w:ascii="Arial" w:hAnsi="Arial" w:cs="Arial"/>
-          <w:b/>
-          <w:sz w:val="24"/>
-          <w:szCs w:val="24"/>
-          <w:lang w:val="en-US"/>
-        </w:rPr>
-      </w:pPr>
-      <w:r>
-        <w:rPr>
-          <w:rFonts w:ascii="Arial" w:hAnsi="Arial" w:cs="Arial"/>
-          <w:b/>
-          <w:sz w:val="24"/>
-          <w:szCs w:val="24"/>
-          <w:lang w:val="en-US"/>
-        </w:rPr>
-        <w:t>Nodo DataRepository (Spring Boot)</w:t>
-      </w:r>
-    </w:p>
-    <w:p>
-      <w:pPr>
-        <w:pStyle w:val="Sinespaciado"/>
-        <w:spacing w:line="360" w:lineRule="auto"/>
-        <w:jc w:val="both"/>
-        <w:rPr>
-          <w:rFonts w:ascii="Arial" w:hAnsi="Arial" w:cs="Arial"/>
-          <w:sz w:val="24"/>
-          <w:szCs w:val="24"/>
-          <w:lang w:val="es-US"/>
-        </w:rPr>
-      </w:pPr>
-      <w:r>
-        <w:rPr>
-          <w:rFonts w:ascii="Arial" w:hAnsi="Arial" w:cs="Arial"/>
-          <w:sz w:val="24"/>
-          <w:szCs w:val="24"/>
-          <w:lang w:val="es-US"/>
-        </w:rPr>
-        <w:t>Requisitos de Hardware:</w:t>
-      </w:r>
-    </w:p>
-    <w:p>
-      <w:pPr>
-        <w:pStyle w:val="Sinespaciado"/>
-        <w:spacing w:line="360" w:lineRule="auto"/>
-        <w:jc w:val="both"/>
-        <w:rPr>
-          <w:rFonts w:ascii="Arial" w:hAnsi="Arial" w:cs="Arial"/>
-          <w:sz w:val="24"/>
-          <w:szCs w:val="24"/>
-          <w:lang w:val="es-US"/>
-        </w:rPr>
-      </w:pPr>
-      <w:r>
-        <w:rPr>
-          <w:rFonts w:ascii="Arial" w:hAnsi="Arial" w:cs="Arial"/>
-          <w:sz w:val="24"/>
-          <w:szCs w:val="24"/>
-          <w:lang w:val="es-US"/>
-        </w:rPr>
-        <w:t>Procesador: Intel Core i5 o superior</w:t>
-      </w:r>
-    </w:p>
-    <w:p>
-      <w:pPr>
-        <w:pStyle w:val="Sinespaciado"/>
-        <w:spacing w:line="360" w:lineRule="auto"/>
-        <w:jc w:val="both"/>
-        <w:rPr>
-          <w:rFonts w:ascii="Arial" w:hAnsi="Arial" w:cs="Arial"/>
-          <w:sz w:val="24"/>
-          <w:szCs w:val="24"/>
-          <w:lang w:val="es-US"/>
-        </w:rPr>
-      </w:pPr>
-      <w:r>
-        <w:rPr>
-          <w:rFonts w:ascii="Arial" w:hAnsi="Arial" w:cs="Arial"/>
-          <w:sz w:val="24"/>
-          <w:szCs w:val="24"/>
-          <w:lang w:val="es-US"/>
-        </w:rPr>
-        <w:t>RAM: 8 GB recomendado</w:t>
-      </w:r>
-    </w:p>
-    <w:p>
-      <w:pPr>
-        <w:pStyle w:val="Sinespaciado"/>
-        <w:spacing w:line="360" w:lineRule="auto"/>
-        <w:jc w:val="both"/>
-        <w:rPr>
-          <w:rFonts w:ascii="Arial" w:hAnsi="Arial" w:cs="Arial"/>
-          <w:sz w:val="24"/>
-          <w:szCs w:val="24"/>
-          <w:lang w:val="es-US"/>
-        </w:rPr>
-      </w:pPr>
-      <w:r>
-        <w:rPr>
-          <w:rFonts w:ascii="Arial" w:hAnsi="Arial" w:cs="Arial"/>
-          <w:sz w:val="24"/>
-          <w:szCs w:val="24"/>
-          <w:lang w:val="es-US"/>
-        </w:rPr>
-        <w:t>Almacenamiento: 10 GB</w:t>
-      </w:r>
-    </w:p>
-    <w:p>
-      <w:pPr>
-        <w:pStyle w:val="Sinespaciado"/>
-        <w:spacing w:line="360" w:lineRule="auto"/>
-        <w:jc w:val="both"/>
-        <w:rPr>
-          <w:rFonts w:ascii="Arial" w:hAnsi="Arial" w:cs="Arial"/>
-          <w:sz w:val="24"/>
-          <w:szCs w:val="24"/>
-          <w:lang w:val="es-US"/>
-        </w:rPr>
-      </w:pPr>
-      <w:r>
-        <w:rPr>
-          <w:rFonts w:ascii="Arial" w:hAnsi="Arial" w:cs="Arial"/>
-          <w:sz w:val="24"/>
-          <w:szCs w:val="24"/>
-          <w:lang w:val="es-US"/>
-        </w:rPr>
-        <w:t>Requisitos de Software:</w:t>
-      </w:r>
-    </w:p>
-    <w:p>
-      <w:pPr>
-        <w:pStyle w:val="Sinespaciado"/>
-        <w:spacing w:line="360" w:lineRule="auto"/>
-        <w:jc w:val="both"/>
-        <w:rPr>
-          <w:rFonts w:ascii="Arial" w:hAnsi="Arial" w:cs="Arial"/>
-          <w:sz w:val="24"/>
-          <w:szCs w:val="24"/>
-          <w:lang w:val="en-US"/>
-        </w:rPr>
-      </w:pPr>
-      <w:r>
-        <w:rPr>
-          <w:rFonts w:ascii="Arial" w:hAnsi="Arial" w:cs="Arial"/>
-          <w:sz w:val="24"/>
-          <w:szCs w:val="24"/>
-          <w:lang w:val="en-US"/>
-        </w:rPr>
-        <w:t>JDK 21 o superior</w:t>
-      </w:r>
-    </w:p>
-    <w:p>
-      <w:pPr>
-        <w:pStyle w:val="Sinespaciado"/>
-        <w:spacing w:line="360" w:lineRule="auto"/>
-        <w:jc w:val="both"/>
-        <w:rPr>
-          <w:rFonts w:ascii="Arial" w:hAnsi="Arial" w:cs="Arial"/>
-          <w:sz w:val="24"/>
-          <w:szCs w:val="24"/>
-          <w:lang w:val="en-US"/>
-        </w:rPr>
-      </w:pPr>
-      <w:r>
-        <w:rPr>
-          <w:rFonts w:ascii="Arial" w:hAnsi="Arial" w:cs="Arial"/>
-          <w:sz w:val="24"/>
-          <w:szCs w:val="24"/>
-          <w:lang w:val="en-US"/>
-        </w:rPr>
-        <w:t>Spring Boot 3.4.1</w:t>
-      </w:r>
-    </w:p>
-    <w:p>
-      <w:pPr>
-        <w:pStyle w:val="Sinespaciado"/>
-        <w:spacing w:line="360" w:lineRule="auto"/>
-        <w:jc w:val="both"/>
-        <w:rPr>
-          <w:rFonts w:ascii="Arial" w:hAnsi="Arial" w:cs="Arial"/>
-          <w:sz w:val="24"/>
-          <w:szCs w:val="24"/>
-          <w:lang w:val="es-US"/>
-        </w:rPr>
-      </w:pPr>
-      <w:r>
-        <w:rPr>
-          <w:rFonts w:ascii="Arial" w:hAnsi="Arial" w:cs="Arial"/>
-          <w:sz w:val="24"/>
-          <w:szCs w:val="24"/>
-          <w:lang w:val="es-US"/>
-        </w:rPr>
-        <w:t>Apache Tomcat 10.1 o superior</w:t>
-      </w:r>
-    </w:p>
-    <w:p>
-      <w:pPr>
-        <w:pStyle w:val="Sinespaciado"/>
-        <w:spacing w:line="360" w:lineRule="auto"/>
-        <w:jc w:val="both"/>
-        <w:rPr>
-          <w:rFonts w:ascii="Arial" w:hAnsi="Arial" w:cs="Arial"/>
-          <w:sz w:val="24"/>
-          <w:szCs w:val="24"/>
-          <w:lang w:val="es-US"/>
-        </w:rPr>
-      </w:pPr>
-      <w:r>
-        <w:rPr>
-          <w:rFonts w:ascii="Arial" w:hAnsi="Arial" w:cs="Arial"/>
-          <w:sz w:val="24"/>
-          <w:szCs w:val="24"/>
-          <w:lang w:val="es-US"/>
-        </w:rPr>
-        <w:t>Maven 3.6.3 o superior</w:t>
-      </w:r>
-    </w:p>
-    <w:p>
-      <w:pPr>
-        <w:pStyle w:val="Sinespaciado"/>
-        <w:spacing w:line="360" w:lineRule="auto"/>
-        <w:jc w:val="both"/>
-        <w:rPr>
-          <w:rFonts w:ascii="Arial" w:hAnsi="Arial" w:cs="Arial"/>
-          <w:sz w:val="24"/>
-          <w:szCs w:val="24"/>
-          <w:lang w:val="es-US"/>
-        </w:rPr>
-      </w:pPr>
-    </w:p>
-    <w:p>
-      <w:pPr>
-        <w:pStyle w:val="Sinespaciado"/>
-        <w:spacing w:line="360" w:lineRule="auto"/>
-        <w:jc w:val="both"/>
-        <w:rPr>
-          <w:rFonts w:ascii="Arial" w:hAnsi="Arial" w:cs="Arial"/>
-          <w:b/>
-          <w:sz w:val="24"/>
-          <w:szCs w:val="24"/>
-          <w:lang w:val="es-US"/>
-        </w:rPr>
-      </w:pPr>
-      <w:r>
-        <w:rPr>
-          <w:rFonts w:ascii="Arial" w:hAnsi="Arial" w:cs="Arial"/>
-          <w:b/>
-          <w:sz w:val="24"/>
-          <w:szCs w:val="24"/>
-          <w:lang w:val="es-US"/>
-        </w:rPr>
-        <w:t>Nodos MinIO</w:t>
-      </w:r>
-    </w:p>
-    <w:p>
-      <w:pPr>
-        <w:pStyle w:val="Sinespaciado"/>
-        <w:spacing w:line="360" w:lineRule="auto"/>
-        <w:jc w:val="both"/>
-        <w:rPr>
-          <w:rFonts w:ascii="Arial" w:hAnsi="Arial" w:cs="Arial"/>
-          <w:sz w:val="24"/>
-          <w:szCs w:val="24"/>
-          <w:lang w:val="es-US"/>
-        </w:rPr>
-      </w:pPr>
-      <w:r>
-        <w:rPr>
-          <w:rFonts w:ascii="Arial" w:hAnsi="Arial" w:cs="Arial"/>
-          <w:sz w:val="24"/>
-          <w:szCs w:val="24"/>
-          <w:lang w:val="es-US"/>
-        </w:rPr>
-        <w:t>Requisitos de Hardware:</w:t>
-      </w:r>
-    </w:p>
-    <w:p>
-      <w:pPr>
-        <w:pStyle w:val="Sinespaciado"/>
-        <w:spacing w:line="360" w:lineRule="auto"/>
-        <w:jc w:val="both"/>
-        <w:rPr>
-          <w:rFonts w:ascii="Arial" w:hAnsi="Arial" w:cs="Arial"/>
-          <w:sz w:val="24"/>
-          <w:szCs w:val="24"/>
-          <w:lang w:val="es-US"/>
-        </w:rPr>
-      </w:pPr>
-      <w:r>
-        <w:rPr>
-          <w:rFonts w:ascii="Arial" w:hAnsi="Arial" w:cs="Arial"/>
-          <w:sz w:val="24"/>
-          <w:szCs w:val="24"/>
-          <w:lang w:val="es-US"/>
-        </w:rPr>
-        <w:t>Procesador: 8 vCPUs por nodo</w:t>
-      </w:r>
-    </w:p>
-    <w:p>
-      <w:pPr>
-        <w:pStyle w:val="Sinespaciado"/>
-        <w:spacing w:line="360" w:lineRule="auto"/>
-        <w:jc w:val="both"/>
-        <w:rPr>
-          <w:rFonts w:ascii="Arial" w:hAnsi="Arial" w:cs="Arial"/>
-          <w:sz w:val="24"/>
-          <w:szCs w:val="24"/>
-          <w:lang w:val="es-US"/>
-        </w:rPr>
-      </w:pPr>
-      <w:r>
-        <w:rPr>
-          <w:rFonts w:ascii="Arial" w:hAnsi="Arial" w:cs="Arial"/>
-          <w:sz w:val="24"/>
-          <w:szCs w:val="24"/>
-          <w:lang w:val="es-US"/>
-        </w:rPr>
-        <w:lastRenderedPageBreak/>
         <w:t>RAM: 32 GB por nodo</w:t>
       </w:r>
     </w:p>
@@ -15358,7 +15527,7 @@
           <w:lang w:val="en-US"/>
         </w:rPr>
         <w:drawing>
-          <wp:inline distT="0" distB="0" distL="0" distR="0" wp14:anchorId="11E1E736" wp14:editId="226FC6A7">
+          <wp:inline distT="0" distB="0" distL="0" distR="0" wp14:anchorId="721685E8" wp14:editId="651BFEC7">
             <wp:extent cx="5612130" cy="2850515"/>
             <wp:effectExtent l="0" t="0" r="7620" b="6985"/>
             <wp:docPr id="14" name="Imagen 14"/>
@@ -15394,7 +15563,11 @@
         </w:drawing>
       </w:r>
     </w:p>
-    <w:p/>
+    <w:p>
+      <w:pPr>
+        <w:spacing w:line="360" w:lineRule="auto"/>
+      </w:pPr>
+    </w:p>
     <w:p>
       <w:pPr>
         <w:pStyle w:val="Sinespaciado"/>
@@ -15416,7 +15589,29 @@
           <w:szCs w:val="24"/>
           <w:lang w:val="es-US"/>
         </w:rPr>
-        <w:t>Figura numero 10: Diagrama de despliegue.</w:t>
+        <w:t xml:space="preserve">Figura numero </w:t>
+      </w:r>
+      <w:r>
+        <w:rPr>
+          <w:rFonts w:ascii="Arial" w:hAnsi="Arial" w:cs="Arial"/>
+          <w:b/>
+          <w:noProof/>
+          <w:sz w:val="24"/>
+          <w:szCs w:val="24"/>
+          <w:lang w:val="es-US"/>
+        </w:rPr>
+        <w:t>8</w:t>
+      </w:r>
+      <w:r>
+        <w:rPr>
+          <w:rFonts w:ascii="Arial" w:hAnsi="Arial" w:cs="Arial"/>
+          <w:b/>
+          <w:noProof/>
+          <w:sz w:val="24"/>
+          <w:szCs w:val="24"/>
+          <w:lang w:val="es-US"/>
+        </w:rPr>
+        <w:t>: Diagrama de despliegue.</w:t>
       </w:r>
       <w:r>
         <w:rPr>
@@ -15448,7 +15643,7 @@
           <w:lang w:val="es-US"/>
         </w:rPr>
       </w:pPr>
-      <w:bookmarkStart w:id="11" w:name="_Toc188005512"/>
+      <w:bookmarkStart w:id="12" w:name="_Toc191212303"/>
       <w:r>
         <w:rPr>
           <w:rFonts w:ascii="Arial" w:hAnsi="Arial" w:cs="Arial"/>
@@ -15459,6 +15654,7 @@
         <w:lastRenderedPageBreak/>
         <w:t>2.3 Diseño del modelo de datos</w:t>
       </w:r>
+      <w:bookmarkEnd w:id="12"/>
     </w:p>
     <w:p>
       <w:pPr>
@@ -15528,12 +15724,3333 @@
     </w:p>
     <w:p>
       <w:pPr>
-        <w:pStyle w:val="Ttulo3"/>
+        <w:pStyle w:val="Ttulo4"/>
+        <w:spacing w:line="360" w:lineRule="auto"/>
+        <w:rPr>
+          <w:rFonts w:ascii="Arial" w:hAnsi="Arial" w:cs="Arial"/>
+          <w:b/>
+          <w:i w:val="0"/>
+          <w:color w:val="auto"/>
+          <w:szCs w:val="24"/>
+          <w:lang w:val="es-US"/>
+        </w:rPr>
+      </w:pPr>
+      <w:r>
+        <w:rPr>
+          <w:rFonts w:ascii="Arial" w:hAnsi="Arial" w:cs="Arial"/>
+          <w:b/>
+          <w:i w:val="0"/>
+          <w:color w:val="auto"/>
+          <w:szCs w:val="24"/>
+          <w:lang w:val="es-US"/>
+        </w:rPr>
+        <w:t>2.3.1 Modelo de datos</w:t>
+      </w:r>
+    </w:p>
+    <w:p>
+      <w:pPr>
+        <w:spacing w:line="360" w:lineRule="auto"/>
+        <w:rPr>
+          <w:rFonts w:eastAsia="SimSun" w:cs="Arial"/>
+          <w:lang w:val="es-US" w:eastAsia="en-US"/>
+        </w:rPr>
+      </w:pPr>
+      <w:r>
+        <w:rPr>
+          <w:rFonts w:cs="Arial"/>
+          <w:lang w:val="es-US"/>
+        </w:rPr>
+        <w:t xml:space="preserve">Luego de tener definida la arquitectura del código, procedemos a hacer un diseño de la disposición de los datos en el repositorio. Para ello veremos </w:t>
+      </w:r>
+      <w:r>
+        <w:rPr>
+          <w:rFonts w:cs="Arial"/>
+          <w:lang w:val="es-US"/>
+        </w:rPr>
+        <w:t>cómo</w:t>
+      </w:r>
+      <w:r>
+        <w:rPr>
+          <w:rFonts w:cs="Arial"/>
+          <w:lang w:val="es-US"/>
+        </w:rPr>
+        <w:t xml:space="preserve"> crear el modelo de datos del repositorio.</w:t>
+      </w:r>
+    </w:p>
+    <w:p>
+      <w:pPr>
+        <w:spacing w:line="360" w:lineRule="auto"/>
+        <w:rPr>
+          <w:rFonts w:cs="Arial"/>
+          <w:lang w:val="es-US"/>
+        </w:rPr>
+      </w:pPr>
+      <w:r>
+        <w:rPr>
+          <w:rFonts w:cs="Arial"/>
+          <w:lang w:val="es-US"/>
+        </w:rPr>
+        <w:t xml:space="preserve">El modelado de datos constituye una etapa fundamental en el diseño de soluciones tecnológicas, ya que permite traducir los requisitos del negocio en una estructura técnica que organice y gestione la información de manera eficiente. En el contexto del presente proyecto, esta fase tiene como objetivo definir un modelo que permita consolidar los datos provenientes de las cuatro plataformas de comercio electrónico </w:t>
+      </w:r>
+      <w:r>
+        <w:rPr>
+          <w:rFonts w:cs="Arial"/>
+          <w:lang w:val="es-US"/>
+        </w:rPr>
+        <w:lastRenderedPageBreak/>
+        <w:t>en un repositorio centralizado basado en un Data Lake. Este modelo no solo debe satisfacer las necesidades funcionales identificadas en las fases previas, sino también garantizar la accesibilidad, consistencia y utilidad de los datos para los diferentes departamentos involucrados, tales como Marketing, Ventas y Estadísticas.</w:t>
+      </w:r>
+    </w:p>
+    <w:p>
+      <w:pPr>
+        <w:spacing w:line="360" w:lineRule="auto"/>
+        <w:rPr>
+          <w:rFonts w:cs="Arial"/>
+          <w:lang w:val="es-US"/>
+        </w:rPr>
+      </w:pPr>
+      <w:r>
+        <w:rPr>
+          <w:rFonts w:cs="Arial"/>
+          <w:lang w:val="es-US"/>
+        </w:rPr>
+        <w:t xml:space="preserve"> </w:t>
+      </w:r>
+    </w:p>
+    <w:p>
+      <w:pPr>
+        <w:spacing w:line="360" w:lineRule="auto"/>
+        <w:rPr>
+          <w:rFonts w:cs="Arial"/>
+          <w:lang w:val="es-US"/>
+        </w:rPr>
+      </w:pPr>
+      <w:r>
+        <w:rPr>
+          <w:rFonts w:cs="Arial"/>
+          <w:lang w:val="es-US"/>
+        </w:rPr>
+        <w:t>La selección de las entidades fundamentales para el modelo de datos se basa en tres criterios clave: su presencia recurrente en la bibliografía especializada, su inclusión como requisito explícito del cliente y su importancia estratégica para el negocio. Estas entidades —users, o</w:t>
+      </w:r>
+      <w:r>
+        <w:rPr>
+          <w:rFonts w:cs="Arial"/>
+          <w:lang w:val="es-US"/>
+        </w:rPr>
+        <w:t>rders, products</w:t>
+      </w:r>
+      <w:r>
+        <w:rPr>
+          <w:rFonts w:cs="Arial"/>
+          <w:lang w:val="es-US"/>
+        </w:rPr>
+        <w:t>, payments y feedback — no solo son esenciales para garantizar el correcto funcionamiento del sistema, sino que también responden a las necesidades operativas y analíticas de los diferentes departamentos involucrados.</w:t>
+      </w:r>
+    </w:p>
+    <w:p>
+      <w:pPr>
+        <w:spacing w:line="360" w:lineRule="auto"/>
+        <w:rPr>
+          <w:rFonts w:cs="Arial"/>
+          <w:lang w:val="es-US"/>
+        </w:rPr>
+      </w:pPr>
+      <w:r>
+        <w:rPr>
+          <w:rFonts w:cs="Arial"/>
+          <w:lang w:val="es-US"/>
+        </w:rPr>
+        <w:t xml:space="preserve"> </w:t>
+      </w:r>
+    </w:p>
+    <w:p>
+      <w:pPr>
+        <w:spacing w:line="360" w:lineRule="auto"/>
+        <w:rPr>
+          <w:lang w:val="es-US"/>
+        </w:rPr>
+      </w:pPr>
+      <w:r>
+        <w:rPr>
+          <w:lang w:val="es-US"/>
+        </w:rPr>
+        <w:t>En primer lugar, estas entidades son ampliamente reconocidas en la en proyectos similares previamente identificados como componentes básicos de cualquier plataforma de comercio electrónico.</w:t>
+      </w:r>
+      <w:r>
+        <w:rPr>
+          <w:lang w:val="es-US"/>
+        </w:rPr>
+        <w:t xml:space="preserve"> </w:t>
+      </w:r>
+      <w:r>
+        <w:rPr>
+          <w:lang w:val="es-US"/>
+        </w:rPr>
+        <w:t xml:space="preserve">En proyectos como </w:t>
+      </w:r>
+      <w:r>
+        <w:rPr>
+          <w:highlight w:val="red"/>
+          <w:lang w:val="es-US"/>
+        </w:rPr>
+        <w:fldChar w:fldCharType="begin"/>
+      </w:r>
+      <w:r>
+        <w:rPr>
+          <w:highlight w:val="red"/>
+          <w:lang w:val="es-US"/>
+        </w:rPr>
+        <w:instrText xml:space="preserve"> ADDIN ZOTERO_ITEM CSL_CITATION {"citationID":"Eb6ysOHA","properties":{"formattedCitation":"(Ren294 2024)","plainCitation":"(Ren294 2024)","noteIndex":0},"citationItems":[{"id":80,"uris":["http://zotero.org/users/local/fhhUPjrk/items/MW7RI3Z2"],"itemData":{"id":80,"type":"webpage","container-title":"GitHub","title":"GitHub - Ren294/ECommerce-Insights-LakeHoues: This repository showcases a Medallion Architecture Data Lakehouse designed for both batch and real-time processing of e-commerce and marketing data. It supports comprehensive data analysis, reporting, and monitoring, providing a scalable solution for deriving insights from integrated datasets.","URL":"https://github.com/Ren294/ECommerce-Insights-LakeHoues","author":[{"literal":"Ren294"}],"accessed":{"date-parts":[["2025",1,1]]},"issued":{"date-parts":[["2024"]]}}}],"schema":"https://github.com/citation-style-language/schema/raw/master/csl-citation.json"} </w:instrText>
+      </w:r>
+      <w:r>
+        <w:rPr>
+          <w:highlight w:val="red"/>
+          <w:lang w:val="es-US"/>
+        </w:rPr>
+        <w:fldChar w:fldCharType="separate"/>
+      </w:r>
+      <w:r>
+        <w:rPr>
+          <w:rFonts w:cs="Arial"/>
+          <w:highlight w:val="red"/>
+          <w:lang w:val="es-US"/>
+        </w:rPr>
+        <w:t>(Ren294 2024)</w:t>
+      </w:r>
+      <w:r>
+        <w:rPr>
+          <w:highlight w:val="red"/>
+          <w:lang w:val="es-US"/>
+        </w:rPr>
+        <w:fldChar w:fldCharType="end"/>
+      </w:r>
+      <w:hyperlink r:id="rId23" w:history="1"/>
+      <w:r>
+        <w:rPr>
+          <w:highlight w:val="red"/>
+          <w:lang w:val="es-US"/>
+        </w:rPr>
+        <w:t xml:space="preserve"> y</w:t>
+      </w:r>
+      <w:r>
+        <w:rPr>
+          <w:highlight w:val="red"/>
+          <w:lang w:val="es-US"/>
+        </w:rPr>
+        <w:t xml:space="preserve"> </w:t>
+      </w:r>
+      <w:r>
+        <w:rPr>
+          <w:highlight w:val="red"/>
+          <w:lang w:val="es-US"/>
+        </w:rPr>
+        <w:fldChar w:fldCharType="begin"/>
+      </w:r>
+      <w:r>
+        <w:rPr>
+          <w:highlight w:val="red"/>
+          <w:lang w:val="es-US"/>
+        </w:rPr>
+        <w:instrText xml:space="preserve"> ADDIN ZOTERO_ITEM CSL_CITATION {"citationID":"GqqsB5Gf","properties":{"formattedCitation":"(Martinez Cayhualla 2021)","plainCitation":"(Martinez Cayhualla 2021)","noteIndex":0},"citationItems":[{"id":81,"uris":["http://zotero.org/users/local/fhhUPjrk/items/QSRHCPPK"],"itemData":{"id":81,"type":"article-journal","note":"publisher: Universidad Nacional Tecnológica de Lima Sur","title":"Propuesta De Un Modelo De Datos En Big Data Para La Estandarización Del Data Lake Para Una Entidad Financiera Del Perú.","author":[{"family":"Martinez Cayhualla","given":"Renzo Omar"}],"issued":{"date-parts":[["2021"]]}}}],"schema":"https://github.com/citation-style-language/schema/raw/master/csl-citation.json"} </w:instrText>
+      </w:r>
+      <w:r>
+        <w:rPr>
+          <w:highlight w:val="red"/>
+          <w:lang w:val="es-US"/>
+        </w:rPr>
+        <w:fldChar w:fldCharType="separate"/>
+      </w:r>
+      <w:r>
+        <w:rPr>
+          <w:rFonts w:cs="Arial"/>
+          <w:highlight w:val="red"/>
+          <w:lang w:val="es-US"/>
+        </w:rPr>
+        <w:t>(Martinez Cayhualla 2021)</w:t>
+      </w:r>
+      <w:r>
+        <w:rPr>
+          <w:highlight w:val="red"/>
+          <w:lang w:val="es-US"/>
+        </w:rPr>
+        <w:fldChar w:fldCharType="end"/>
+      </w:r>
+      <w:r>
+        <w:rPr>
+          <w:lang w:val="es-US"/>
+        </w:rPr>
+        <w:t>, estas entidades están presentes en el modelado de los datos.</w:t>
+      </w:r>
+    </w:p>
+    <w:p>
+      <w:pPr>
+        <w:spacing w:line="360" w:lineRule="auto"/>
+        <w:rPr>
+          <w:lang w:val="es-US"/>
+        </w:rPr>
+      </w:pPr>
+    </w:p>
+    <w:p>
+      <w:pPr>
+        <w:spacing w:line="360" w:lineRule="auto"/>
+        <w:rPr>
+          <w:rFonts w:eastAsia="SimSun"/>
+          <w:lang w:val="es-US" w:eastAsia="en-US"/>
+        </w:rPr>
+      </w:pPr>
+      <w:r>
+        <w:rPr>
+          <w:lang w:val="es-US"/>
+        </w:rPr>
+        <w:t xml:space="preserve">En segundo lugar, estas entidades fueron identificadas como requisitos explícitos durante la fase de captura de requisitos. Según las reglas del negocio documentadas previamente, el sistema debe manejar información </w:t>
+      </w:r>
+      <w:r>
+        <w:rPr>
+          <w:lang w:val="es-US"/>
+        </w:rPr>
+        <w:t>relacionada con pedidos (orders), compradores (users), productos (products</w:t>
+      </w:r>
+      <w:r>
+        <w:rPr>
+          <w:lang w:val="es-US"/>
+        </w:rPr>
+        <w:t>), pagos (p</w:t>
+      </w:r>
+      <w:r>
+        <w:rPr>
+          <w:lang w:val="es-US"/>
+        </w:rPr>
+        <w:t>ayments</w:t>
+      </w:r>
+      <w:r>
+        <w:rPr>
+          <w:lang w:val="es-US"/>
+        </w:rPr>
+        <w:t xml:space="preserve">) y transportistas, así como permitir la generación de reportes y análisis estadísticos basados en estos datos. La inclusión de estas entidades asegura que el modelo de datos cumpla con las expectativas de los </w:t>
+      </w:r>
+      <w:r>
+        <w:rPr>
+          <w:lang w:val="es-US"/>
+        </w:rPr>
+        <w:t>interesados</w:t>
+      </w:r>
+      <w:r>
+        <w:rPr>
+          <w:lang w:val="es-US"/>
+        </w:rPr>
+        <w:t xml:space="preserve"> y refleje fielmente las necesidades del negocio.</w:t>
+      </w:r>
+    </w:p>
+    <w:p>
+      <w:pPr>
+        <w:spacing w:line="360" w:lineRule="auto"/>
+        <w:rPr>
+          <w:lang w:val="es-US"/>
+        </w:rPr>
+      </w:pPr>
+      <w:r>
+        <w:rPr>
+          <w:lang w:val="es-US"/>
+        </w:rPr>
+        <w:t xml:space="preserve"> </w:t>
+      </w:r>
+    </w:p>
+    <w:p>
+      <w:pPr>
+        <w:spacing w:line="360" w:lineRule="auto"/>
+        <w:rPr>
+          <w:lang w:val="es-US"/>
+        </w:rPr>
+      </w:pPr>
+      <w:r>
+        <w:rPr>
+          <w:lang w:val="es-US"/>
+        </w:rPr>
+        <w:t xml:space="preserve">Finalmente, estas entidades desempeñan un papel estratégico en el funcionamiento del e-commerce al respaldar las operaciones diarias y facilitar la toma de decisiones basada en datos. La entidad users permite gestionar perfiles y roles de acceso, </w:t>
+      </w:r>
+      <w:r>
+        <w:rPr>
+          <w:lang w:val="es-US"/>
+        </w:rPr>
+        <w:lastRenderedPageBreak/>
+        <w:t>asegurando una experiencia personalizada para los clientes y una administración eficiente del sistema. Por su parte, orders es fundamental para rastrear transacciones y estados de pedidos, lo que proporciona información crítica para análisis de comportamiento y optimización de procesos. La entidad products garantiza la correcta gestión del catálogo de artículos, incluyendo inventarios y precios, lo cual impacta directamente en la satisfacción del cliente y la eficiencia operativa. En cuanto</w:t>
+      </w:r>
+      <w:r>
+        <w:rPr>
+          <w:lang w:val="es-US"/>
+        </w:rPr>
+        <w:t xml:space="preserve"> a payments</w:t>
+      </w:r>
+      <w:r>
+        <w:rPr>
+          <w:lang w:val="es-US"/>
+        </w:rPr>
+        <w:t>, esta entidad asegura la integridad y trazabilidad de las transacciones financieras, un aspecto clave para cumplir con normativas legales y fomentar la confianza del usuario. Finalmente, feedback captura las opiniones de los usuarios sobre productos y servicios, brindando información valiosa para mejorar la calidad del servicio y ajustar estrategias de marketing. Además, se incluyen dos entidades adicionales solici</w:t>
+      </w:r>
+      <w:r>
+        <w:rPr>
+          <w:lang w:val="es-US"/>
+        </w:rPr>
+        <w:t>tadas por el cliente: suppliers</w:t>
+      </w:r>
+      <w:r>
+        <w:rPr>
+          <w:lang w:val="es-US"/>
+        </w:rPr>
+        <w:t>, para gestionar relaciones con proveedores y asegurar un flujo cons</w:t>
+      </w:r>
+      <w:r>
+        <w:rPr>
+          <w:lang w:val="es-US"/>
+        </w:rPr>
+        <w:t>tante de inventario, y carriers</w:t>
+      </w:r>
+      <w:r>
+        <w:rPr>
+          <w:lang w:val="es-US"/>
+        </w:rPr>
+        <w:t>, para representar a los transportistas responsables de la logística de distribución, aunque su alcance específico no fue detallado para evitar incongruencias.</w:t>
+      </w:r>
+    </w:p>
+    <w:p>
+      <w:pPr>
+        <w:spacing w:line="360" w:lineRule="auto"/>
+        <w:rPr>
+          <w:lang w:val="es-US"/>
+        </w:rPr>
+      </w:pPr>
+      <w:r>
+        <w:rPr>
+          <w:lang w:val="es-US"/>
+        </w:rPr>
+        <w:t xml:space="preserve"> </w:t>
+      </w:r>
+    </w:p>
+    <w:p>
+      <w:pPr>
+        <w:spacing w:line="360" w:lineRule="auto"/>
+        <w:rPr>
+          <w:lang w:val="es-US"/>
+        </w:rPr>
+      </w:pPr>
+      <w:r>
+        <w:rPr>
+          <w:lang w:val="es-US"/>
+        </w:rPr>
+        <w:t xml:space="preserve">En conjunto, estas entidades forman la base del modelo de datos propuesto, garantizando que se cumplan tanto los estándares reconocidos en la industria como los requisitos específicos del cliente. Este enfoque asegura que el sistema esté alineado con las necesidades estratégicas del negocio y las expectativas de los </w:t>
+      </w:r>
+      <w:r>
+        <w:rPr>
+          <w:lang w:val="es-US"/>
+        </w:rPr>
+        <w:t>interesados</w:t>
+      </w:r>
+      <w:r>
+        <w:rPr>
+          <w:lang w:val="es-US"/>
+        </w:rPr>
+        <w:t>, proporcionando una solución robusta y escalable para la gestión de datos en un entorno de comercio electrónico.</w:t>
+      </w:r>
+    </w:p>
+    <w:p>
+      <w:pPr>
+        <w:spacing w:line="360" w:lineRule="auto"/>
+        <w:rPr>
+          <w:rFonts w:ascii="Calibri" w:eastAsia="SimSun" w:hAnsi="Calibri"/>
+          <w:lang w:val="es-US" w:eastAsia="en-US"/>
+        </w:rPr>
+      </w:pPr>
+    </w:p>
+    <w:p>
+      <w:pPr>
+        <w:spacing w:line="360" w:lineRule="auto"/>
+        <w:rPr>
+          <w:rFonts w:ascii="Calibri" w:hAnsi="Calibri" w:cs="Times New Roman"/>
+          <w:lang w:val="es-US"/>
+        </w:rPr>
+      </w:pPr>
+    </w:p>
+    <w:p>
+      <w:pPr>
+        <w:spacing w:line="360" w:lineRule="auto"/>
+        <w:rPr>
+          <w:lang w:val="es-US"/>
+        </w:rPr>
+      </w:pPr>
+    </w:p>
+    <w:p>
+      <w:pPr>
+        <w:spacing w:line="360" w:lineRule="auto"/>
+        <w:rPr>
+          <w:lang w:val="es-US"/>
+        </w:rPr>
+      </w:pPr>
+      <w:r>
+        <w:rPr>
+          <w:lang w:val="es-US"/>
+        </w:rPr>
+        <w:t xml:space="preserve">1. </w:t>
+      </w:r>
+      <w:r>
+        <w:rPr>
+          <w:b/>
+          <w:lang w:val="es-US"/>
+        </w:rPr>
+        <w:t>Entidad</w:t>
+      </w:r>
+      <w:r>
+        <w:rPr>
+          <w:lang w:val="es-US"/>
+        </w:rPr>
+        <w:t xml:space="preserve"> </w:t>
+      </w:r>
+      <w:r>
+        <w:rPr>
+          <w:b/>
+          <w:lang w:val="es-US"/>
+        </w:rPr>
+        <w:t>Usuario</w:t>
+      </w:r>
+    </w:p>
+    <w:p>
+      <w:pPr>
+        <w:spacing w:line="360" w:lineRule="auto"/>
+        <w:rPr>
+          <w:lang w:val="es-US"/>
+        </w:rPr>
+      </w:pPr>
+      <w:r>
+        <w:rPr>
+          <w:lang w:val="es-US"/>
+        </w:rPr>
+        <w:t>Descripción: Almacena información de usuarios (clientes/administradores).</w:t>
+      </w:r>
+    </w:p>
+    <w:p>
+      <w:pPr>
+        <w:spacing w:line="360" w:lineRule="auto"/>
+        <w:rPr>
+          <w:lang w:val="es-US"/>
+        </w:rPr>
+      </w:pPr>
+    </w:p>
+    <w:p>
+      <w:pPr>
+        <w:spacing w:line="360" w:lineRule="auto"/>
+        <w:rPr>
+          <w:lang w:val="es-US"/>
+        </w:rPr>
+      </w:pPr>
+      <w:r>
+        <w:rPr>
+          <w:b/>
+          <w:lang w:val="es-US"/>
+        </w:rPr>
+        <w:t>Atributos</w:t>
+      </w:r>
+      <w:r>
+        <w:rPr>
+          <w:lang w:val="es-US"/>
+        </w:rPr>
+        <w:t>:</w:t>
+      </w:r>
+    </w:p>
+    <w:p>
+      <w:pPr>
+        <w:spacing w:line="360" w:lineRule="auto"/>
+        <w:rPr>
+          <w:lang w:val="es-US"/>
+        </w:rPr>
+      </w:pPr>
+    </w:p>
+    <w:p>
+      <w:pPr>
+        <w:spacing w:line="360" w:lineRule="auto"/>
+        <w:rPr>
+          <w:lang w:val="es-US"/>
+        </w:rPr>
+      </w:pPr>
+      <w:r>
+        <w:rPr>
+          <w:lang w:val="es-US"/>
+        </w:rPr>
+        <w:lastRenderedPageBreak/>
+        <w:t>idUsuario (String): Identificador único.</w:t>
+      </w:r>
+    </w:p>
+    <w:p>
+      <w:pPr>
+        <w:spacing w:line="360" w:lineRule="auto"/>
+        <w:rPr>
+          <w:lang w:val="es-US"/>
+        </w:rPr>
+      </w:pPr>
+    </w:p>
+    <w:p>
+      <w:pPr>
+        <w:spacing w:line="360" w:lineRule="auto"/>
+        <w:rPr>
+          <w:lang w:val="es-US"/>
+        </w:rPr>
+      </w:pPr>
+      <w:r>
+        <w:rPr>
+          <w:lang w:val="es-US"/>
+        </w:rPr>
+        <w:t>nombre (String): Nombre completo.</w:t>
+      </w:r>
+    </w:p>
+    <w:p>
+      <w:pPr>
+        <w:spacing w:line="360" w:lineRule="auto"/>
+        <w:rPr>
+          <w:lang w:val="es-US"/>
+        </w:rPr>
+      </w:pPr>
+    </w:p>
+    <w:p>
+      <w:pPr>
+        <w:spacing w:line="360" w:lineRule="auto"/>
+        <w:rPr>
+          <w:lang w:val="es-US"/>
+        </w:rPr>
+      </w:pPr>
+      <w:r>
+        <w:rPr>
+          <w:lang w:val="es-US"/>
+        </w:rPr>
+        <w:t>correoElectronico (String): Correo único.</w:t>
+      </w:r>
+    </w:p>
+    <w:p>
+      <w:pPr>
+        <w:spacing w:line="360" w:lineRule="auto"/>
+        <w:rPr>
+          <w:lang w:val="es-US"/>
+        </w:rPr>
+      </w:pPr>
+    </w:p>
+    <w:p>
+      <w:pPr>
+        <w:spacing w:line="360" w:lineRule="auto"/>
+        <w:rPr>
+          <w:lang w:val="es-US"/>
+        </w:rPr>
+      </w:pPr>
+      <w:r>
+        <w:rPr>
+          <w:lang w:val="es-US"/>
+        </w:rPr>
+        <w:t>contrasenaHash (String): Contraseña encriptada.</w:t>
+      </w:r>
+    </w:p>
+    <w:p>
+      <w:pPr>
+        <w:spacing w:line="360" w:lineRule="auto"/>
+        <w:rPr>
+          <w:lang w:val="es-US"/>
+        </w:rPr>
+      </w:pPr>
+    </w:p>
+    <w:p>
+      <w:pPr>
+        <w:spacing w:line="360" w:lineRule="auto"/>
+        <w:rPr>
+          <w:lang w:val="es-US"/>
+        </w:rPr>
+      </w:pPr>
+      <w:r>
+        <w:rPr>
+          <w:lang w:val="es-US"/>
+        </w:rPr>
+        <w:t>direccionEnvio (Lista de Direccion): Documentos anidados con direcciones de envío.</w:t>
+      </w:r>
+    </w:p>
+    <w:p>
+      <w:pPr>
+        <w:spacing w:line="360" w:lineRule="auto"/>
+        <w:rPr>
+          <w:lang w:val="es-US"/>
+        </w:rPr>
+      </w:pPr>
+    </w:p>
+    <w:p>
+      <w:pPr>
+        <w:spacing w:line="360" w:lineRule="auto"/>
+        <w:rPr>
+          <w:lang w:val="es-US"/>
+        </w:rPr>
+      </w:pPr>
+      <w:r>
+        <w:rPr>
+          <w:lang w:val="es-US"/>
+        </w:rPr>
+        <w:t>direccionFacturacion (Direccion): Documento anidado con dirección de facturación.</w:t>
+      </w:r>
+    </w:p>
+    <w:p>
+      <w:pPr>
+        <w:spacing w:line="360" w:lineRule="auto"/>
+        <w:rPr>
+          <w:lang w:val="es-US"/>
+        </w:rPr>
+      </w:pPr>
+    </w:p>
+    <w:p>
+      <w:pPr>
+        <w:spacing w:line="360" w:lineRule="auto"/>
+        <w:rPr>
+          <w:lang w:val="es-US"/>
+        </w:rPr>
+      </w:pPr>
+      <w:r>
+        <w:rPr>
+          <w:lang w:val="es-US"/>
+        </w:rPr>
+        <w:t>historialPedidos (Lista de String): IDs de pedidos anteriores.</w:t>
+      </w:r>
+    </w:p>
+    <w:p>
+      <w:pPr>
+        <w:spacing w:line="360" w:lineRule="auto"/>
+        <w:rPr>
+          <w:lang w:val="es-US"/>
+        </w:rPr>
+      </w:pPr>
+    </w:p>
+    <w:p>
+      <w:pPr>
+        <w:spacing w:line="360" w:lineRule="auto"/>
+        <w:rPr>
+          <w:lang w:val="es-US"/>
+        </w:rPr>
+      </w:pPr>
+      <w:r>
+        <w:rPr>
+          <w:lang w:val="es-US"/>
+        </w:rPr>
+        <w:t>pedido (Lista de Pedido): Pedidos activos (posiblemente documentos anidados).</w:t>
+      </w:r>
+    </w:p>
+    <w:p>
+      <w:pPr>
+        <w:spacing w:line="360" w:lineRule="auto"/>
+        <w:rPr>
+          <w:lang w:val="es-US"/>
+        </w:rPr>
+      </w:pPr>
+    </w:p>
+    <w:p>
+      <w:pPr>
+        <w:spacing w:line="360" w:lineRule="auto"/>
+        <w:rPr>
+          <w:lang w:val="es-US"/>
+        </w:rPr>
+      </w:pPr>
+      <w:r>
+        <w:rPr>
+          <w:lang w:val="es-US"/>
+        </w:rPr>
+        <w:t>numeroTelefono (String): Número de contacto.</w:t>
+      </w:r>
+    </w:p>
+    <w:p>
+      <w:pPr>
+        <w:spacing w:line="360" w:lineRule="auto"/>
+        <w:rPr>
+          <w:lang w:val="es-US"/>
+        </w:rPr>
+      </w:pPr>
+    </w:p>
+    <w:p>
+      <w:pPr>
+        <w:spacing w:line="360" w:lineRule="auto"/>
+        <w:rPr>
+          <w:lang w:val="es-US"/>
+        </w:rPr>
+      </w:pPr>
+      <w:r>
+        <w:rPr>
+          <w:lang w:val="es-US"/>
+        </w:rPr>
+        <w:t>activo (boolean): Indica si la cuenta está habilitada.</w:t>
+      </w:r>
+    </w:p>
+    <w:p>
+      <w:pPr>
+        <w:spacing w:line="360" w:lineRule="auto"/>
+        <w:rPr>
+          <w:lang w:val="es-US"/>
+        </w:rPr>
+      </w:pPr>
+    </w:p>
+    <w:p>
+      <w:pPr>
+        <w:spacing w:line="360" w:lineRule="auto"/>
+        <w:rPr>
+          <w:lang w:val="es-US"/>
+        </w:rPr>
+      </w:pPr>
+      <w:r>
+        <w:rPr>
+          <w:lang w:val="es-US"/>
+        </w:rPr>
+        <w:t>deleted (boolean): Soft delete.</w:t>
+      </w:r>
+    </w:p>
+    <w:p>
+      <w:pPr>
+        <w:spacing w:line="360" w:lineRule="auto"/>
+        <w:rPr>
+          <w:lang w:val="es-US"/>
+        </w:rPr>
+      </w:pPr>
+    </w:p>
+    <w:p>
+      <w:pPr>
+        <w:spacing w:line="360" w:lineRule="auto"/>
+        <w:rPr>
+          <w:lang w:val="es-US"/>
+        </w:rPr>
+      </w:pPr>
+      <w:r>
+        <w:rPr>
+          <w:lang w:val="es-US"/>
+        </w:rPr>
+        <w:t>2</w:t>
+      </w:r>
+      <w:r>
+        <w:rPr>
+          <w:b/>
+          <w:lang w:val="es-US"/>
+        </w:rPr>
+        <w:t>. Entidad</w:t>
+      </w:r>
+      <w:r>
+        <w:rPr>
+          <w:lang w:val="es-US"/>
+        </w:rPr>
+        <w:t xml:space="preserve"> </w:t>
+      </w:r>
+      <w:r>
+        <w:rPr>
+          <w:b/>
+          <w:lang w:val="es-US"/>
+        </w:rPr>
+        <w:t>Direccion</w:t>
+      </w:r>
+    </w:p>
+    <w:p>
+      <w:pPr>
+        <w:spacing w:line="360" w:lineRule="auto"/>
+        <w:rPr>
+          <w:lang w:val="es-US"/>
+        </w:rPr>
+      </w:pPr>
+      <w:r>
+        <w:rPr>
+          <w:lang w:val="es-US"/>
+        </w:rPr>
+        <w:t>Descripción: Direcciones asociadas a usuarios (envío/facturación).</w:t>
+      </w:r>
+    </w:p>
+    <w:p>
+      <w:pPr>
+        <w:spacing w:line="360" w:lineRule="auto"/>
+        <w:rPr>
+          <w:lang w:val="es-US"/>
+        </w:rPr>
+      </w:pPr>
+    </w:p>
+    <w:p>
+      <w:pPr>
+        <w:spacing w:line="360" w:lineRule="auto"/>
+        <w:rPr>
+          <w:lang w:val="es-US"/>
+        </w:rPr>
+      </w:pPr>
+      <w:r>
+        <w:rPr>
+          <w:b/>
+          <w:lang w:val="es-US"/>
+        </w:rPr>
+        <w:t>Atributos</w:t>
+      </w:r>
+      <w:r>
+        <w:rPr>
+          <w:lang w:val="es-US"/>
+        </w:rPr>
+        <w:t>:</w:t>
+      </w:r>
+    </w:p>
+    <w:p>
+      <w:pPr>
+        <w:spacing w:line="360" w:lineRule="auto"/>
+        <w:rPr>
+          <w:lang w:val="es-US"/>
+        </w:rPr>
+      </w:pPr>
+    </w:p>
+    <w:p>
+      <w:pPr>
+        <w:spacing w:line="360" w:lineRule="auto"/>
+        <w:rPr>
+          <w:lang w:val="es-US"/>
+        </w:rPr>
+      </w:pPr>
+      <w:r>
+        <w:rPr>
+          <w:lang w:val="es-US"/>
+        </w:rPr>
+        <w:t>calle, ciudad, estado, codigoPostal, pais (String).</w:t>
+      </w:r>
+    </w:p>
+    <w:p>
+      <w:pPr>
+        <w:spacing w:line="360" w:lineRule="auto"/>
+        <w:rPr>
+          <w:lang w:val="es-US"/>
+        </w:rPr>
+      </w:pPr>
+    </w:p>
+    <w:p>
+      <w:pPr>
+        <w:spacing w:line="360" w:lineRule="auto"/>
+        <w:rPr>
+          <w:lang w:val="es-US"/>
+        </w:rPr>
+      </w:pPr>
+      <w:r>
+        <w:rPr>
+          <w:lang w:val="es-US"/>
+        </w:rPr>
+        <w:t>deleted (boolean).</w:t>
+      </w:r>
+    </w:p>
+    <w:p>
+      <w:pPr>
+        <w:spacing w:line="360" w:lineRule="auto"/>
+        <w:rPr>
+          <w:lang w:val="es-US"/>
+        </w:rPr>
+      </w:pPr>
+    </w:p>
+    <w:p>
+      <w:pPr>
+        <w:spacing w:line="360" w:lineRule="auto"/>
+        <w:rPr>
+          <w:lang w:val="es-US"/>
+        </w:rPr>
+      </w:pPr>
+      <w:r>
+        <w:rPr>
+          <w:lang w:val="es-US"/>
+        </w:rPr>
+        <w:t xml:space="preserve">3. </w:t>
+      </w:r>
+      <w:r>
+        <w:rPr>
+          <w:b/>
+          <w:lang w:val="es-US"/>
+        </w:rPr>
+        <w:t>Entidad Producto</w:t>
+      </w:r>
+    </w:p>
+    <w:p>
+      <w:pPr>
+        <w:spacing w:line="360" w:lineRule="auto"/>
+        <w:rPr>
+          <w:lang w:val="es-US"/>
+        </w:rPr>
+      </w:pPr>
+      <w:r>
+        <w:rPr>
+          <w:lang w:val="es-US"/>
+        </w:rPr>
+        <w:t>Descripción: Detalles de productos disponibles.</w:t>
+      </w:r>
+    </w:p>
+    <w:p>
+      <w:pPr>
+        <w:spacing w:line="360" w:lineRule="auto"/>
+        <w:rPr>
+          <w:lang w:val="es-US"/>
+        </w:rPr>
+      </w:pPr>
+    </w:p>
+    <w:p>
+      <w:pPr>
+        <w:spacing w:line="360" w:lineRule="auto"/>
+        <w:rPr>
+          <w:lang w:val="es-US"/>
+        </w:rPr>
+      </w:pPr>
+      <w:r>
+        <w:rPr>
+          <w:b/>
+          <w:lang w:val="es-US"/>
+        </w:rPr>
+        <w:t>Atributos</w:t>
+      </w:r>
+      <w:r>
+        <w:rPr>
+          <w:lang w:val="es-US"/>
+        </w:rPr>
+        <w:t>:</w:t>
+      </w:r>
+    </w:p>
+    <w:p>
+      <w:pPr>
+        <w:spacing w:line="360" w:lineRule="auto"/>
+        <w:rPr>
+          <w:lang w:val="es-US"/>
+        </w:rPr>
+      </w:pPr>
+    </w:p>
+    <w:p>
+      <w:pPr>
+        <w:spacing w:line="360" w:lineRule="auto"/>
+        <w:rPr>
+          <w:lang w:val="es-US"/>
+        </w:rPr>
+      </w:pPr>
+      <w:r>
+        <w:rPr>
+          <w:lang w:val="es-US"/>
+        </w:rPr>
+        <w:t>idProducto (String).</w:t>
+      </w:r>
+    </w:p>
+    <w:p>
+      <w:pPr>
+        <w:spacing w:line="360" w:lineRule="auto"/>
+        <w:rPr>
+          <w:lang w:val="es-US"/>
+        </w:rPr>
+      </w:pPr>
+    </w:p>
+    <w:p>
+      <w:pPr>
+        <w:spacing w:line="360" w:lineRule="auto"/>
+        <w:rPr>
+          <w:lang w:val="es-US"/>
+        </w:rPr>
+      </w:pPr>
+      <w:r>
+        <w:rPr>
+          <w:lang w:val="es-US"/>
+        </w:rPr>
+        <w:t>nombre, descripcion, marca (String).</w:t>
+      </w:r>
+    </w:p>
+    <w:p>
+      <w:pPr>
+        <w:spacing w:line="360" w:lineRule="auto"/>
+        <w:rPr>
+          <w:lang w:val="es-US"/>
+        </w:rPr>
+      </w:pPr>
+    </w:p>
+    <w:p>
+      <w:pPr>
+        <w:spacing w:line="360" w:lineRule="auto"/>
+        <w:rPr>
+          <w:lang w:val="es-US"/>
+        </w:rPr>
+      </w:pPr>
+      <w:r>
+        <w:rPr>
+          <w:lang w:val="es-US"/>
+        </w:rPr>
+        <w:t>precio (double).</w:t>
+      </w:r>
+    </w:p>
+    <w:p>
+      <w:pPr>
+        <w:spacing w:line="360" w:lineRule="auto"/>
+        <w:rPr>
+          <w:lang w:val="es-US"/>
+        </w:rPr>
+      </w:pPr>
+    </w:p>
+    <w:p>
+      <w:pPr>
+        <w:spacing w:line="360" w:lineRule="auto"/>
+        <w:rPr>
+          <w:lang w:val="es-US"/>
+        </w:rPr>
+      </w:pPr>
+      <w:r>
+        <w:rPr>
+          <w:lang w:val="es-US"/>
+        </w:rPr>
+        <w:t>cantidadStock (int).</w:t>
+      </w:r>
+    </w:p>
+    <w:p>
+      <w:pPr>
+        <w:spacing w:line="360" w:lineRule="auto"/>
+        <w:rPr>
+          <w:lang w:val="es-US"/>
+        </w:rPr>
+      </w:pPr>
+    </w:p>
+    <w:p>
+      <w:pPr>
+        <w:spacing w:line="360" w:lineRule="auto"/>
+        <w:rPr>
+          <w:lang w:val="es-US"/>
+        </w:rPr>
+      </w:pPr>
+      <w:r>
+        <w:rPr>
+          <w:lang w:val="es-US"/>
+        </w:rPr>
+        <w:t>categorias, subCategorias, etiquetas (Lista de String).</w:t>
+      </w:r>
+    </w:p>
+    <w:p>
+      <w:pPr>
+        <w:spacing w:line="360" w:lineRule="auto"/>
+        <w:rPr>
+          <w:lang w:val="es-US"/>
+        </w:rPr>
+      </w:pPr>
+    </w:p>
+    <w:p>
+      <w:pPr>
+        <w:spacing w:line="360" w:lineRule="auto"/>
+        <w:rPr>
+          <w:lang w:val="es-US"/>
+        </w:rPr>
+      </w:pPr>
+      <w:r>
+        <w:rPr>
+          <w:lang w:val="es-US"/>
+        </w:rPr>
+        <w:t>resenas (Lista de Resena): Documentos anidados con reseñas.</w:t>
+      </w:r>
+    </w:p>
+    <w:p>
+      <w:pPr>
+        <w:spacing w:line="360" w:lineRule="auto"/>
+        <w:rPr>
+          <w:lang w:val="es-US"/>
+        </w:rPr>
+      </w:pPr>
+    </w:p>
+    <w:p>
+      <w:pPr>
+        <w:spacing w:line="360" w:lineRule="auto"/>
+        <w:rPr>
+          <w:lang w:val="es-US"/>
+        </w:rPr>
+      </w:pPr>
+      <w:r>
+        <w:rPr>
+          <w:lang w:val="es-US"/>
+        </w:rPr>
+        <w:t>deleted (boolean).</w:t>
+      </w:r>
+    </w:p>
+    <w:p>
+      <w:pPr>
+        <w:spacing w:line="360" w:lineRule="auto"/>
+        <w:rPr>
+          <w:lang w:val="es-US"/>
+        </w:rPr>
+      </w:pPr>
+    </w:p>
+    <w:p>
+      <w:pPr>
+        <w:spacing w:line="360" w:lineRule="auto"/>
+        <w:rPr>
+          <w:lang w:val="es-US"/>
+        </w:rPr>
+      </w:pPr>
+      <w:r>
+        <w:rPr>
+          <w:lang w:val="es-US"/>
+        </w:rPr>
+        <w:t xml:space="preserve">4. </w:t>
+      </w:r>
+      <w:r>
+        <w:rPr>
+          <w:b/>
+          <w:lang w:val="es-US"/>
+        </w:rPr>
+        <w:t>Entidad Resena</w:t>
+      </w:r>
+    </w:p>
+    <w:p>
+      <w:pPr>
+        <w:spacing w:line="360" w:lineRule="auto"/>
+        <w:rPr>
+          <w:lang w:val="es-US"/>
+        </w:rPr>
+      </w:pPr>
+      <w:r>
+        <w:rPr>
+          <w:lang w:val="es-US"/>
+        </w:rPr>
+        <w:t>Descripción: Reseñas y calificaciones de productos.</w:t>
+      </w:r>
+    </w:p>
+    <w:p>
+      <w:pPr>
+        <w:spacing w:line="360" w:lineRule="auto"/>
+        <w:rPr>
+          <w:lang w:val="es-US"/>
+        </w:rPr>
+      </w:pPr>
+    </w:p>
+    <w:p>
+      <w:pPr>
+        <w:spacing w:line="360" w:lineRule="auto"/>
+        <w:rPr>
+          <w:lang w:val="es-US"/>
+        </w:rPr>
+      </w:pPr>
+      <w:r>
+        <w:rPr>
+          <w:b/>
+          <w:lang w:val="es-US"/>
+        </w:rPr>
+        <w:t>Atributos</w:t>
+      </w:r>
+      <w:r>
+        <w:rPr>
+          <w:lang w:val="es-US"/>
+        </w:rPr>
+        <w:t>:</w:t>
+      </w:r>
+    </w:p>
+    <w:p>
+      <w:pPr>
+        <w:spacing w:line="360" w:lineRule="auto"/>
+        <w:rPr>
+          <w:lang w:val="es-US"/>
+        </w:rPr>
+      </w:pPr>
+    </w:p>
+    <w:p>
+      <w:pPr>
+        <w:spacing w:line="360" w:lineRule="auto"/>
+        <w:rPr>
+          <w:lang w:val="es-US"/>
+        </w:rPr>
+      </w:pPr>
+      <w:r>
+        <w:rPr>
+          <w:lang w:val="es-US"/>
+        </w:rPr>
+        <w:t>idResena (String).</w:t>
+      </w:r>
+    </w:p>
+    <w:p>
+      <w:pPr>
+        <w:spacing w:line="360" w:lineRule="auto"/>
+        <w:rPr>
+          <w:lang w:val="es-US"/>
+        </w:rPr>
+      </w:pPr>
+    </w:p>
+    <w:p>
+      <w:pPr>
+        <w:spacing w:line="360" w:lineRule="auto"/>
+        <w:rPr>
+          <w:lang w:val="es-US"/>
+        </w:rPr>
+      </w:pPr>
+      <w:r>
+        <w:rPr>
+          <w:lang w:val="es-US"/>
+        </w:rPr>
+        <w:t>idUsuario (String): Referencia a Usuario.</w:t>
+      </w:r>
+    </w:p>
+    <w:p>
+      <w:pPr>
+        <w:spacing w:line="360" w:lineRule="auto"/>
+        <w:rPr>
+          <w:lang w:val="es-US"/>
+        </w:rPr>
+      </w:pPr>
+    </w:p>
+    <w:p>
+      <w:pPr>
+        <w:spacing w:line="360" w:lineRule="auto"/>
+        <w:rPr>
+          <w:lang w:val="es-US"/>
+        </w:rPr>
+      </w:pPr>
+      <w:r>
+        <w:rPr>
+          <w:lang w:val="es-US"/>
+        </w:rPr>
+        <w:t>idProducto (String): Referencia a Producto.</w:t>
+      </w:r>
+    </w:p>
+    <w:p>
+      <w:pPr>
+        <w:spacing w:line="360" w:lineRule="auto"/>
+        <w:rPr>
+          <w:lang w:val="es-US"/>
+        </w:rPr>
+      </w:pPr>
+    </w:p>
+    <w:p>
+      <w:pPr>
+        <w:spacing w:line="360" w:lineRule="auto"/>
+        <w:rPr>
+          <w:lang w:val="es-US"/>
+        </w:rPr>
+      </w:pPr>
+      <w:r>
+        <w:rPr>
+          <w:lang w:val="es-US"/>
+        </w:rPr>
+        <w:lastRenderedPageBreak/>
+        <w:t>calificacion (int).</w:t>
+      </w:r>
+    </w:p>
+    <w:p>
+      <w:pPr>
+        <w:spacing w:line="360" w:lineRule="auto"/>
+        <w:rPr>
+          <w:lang w:val="es-US"/>
+        </w:rPr>
+      </w:pPr>
+    </w:p>
+    <w:p>
+      <w:pPr>
+        <w:spacing w:line="360" w:lineRule="auto"/>
+      </w:pPr>
+      <w:r>
+        <w:t>comentario (String).</w:t>
+      </w:r>
+    </w:p>
+    <w:p>
+      <w:pPr>
+        <w:spacing w:line="360" w:lineRule="auto"/>
+      </w:pPr>
+    </w:p>
+    <w:p>
+      <w:pPr>
+        <w:spacing w:line="360" w:lineRule="auto"/>
+      </w:pPr>
+      <w:r>
+        <w:t>fechaCreacion (Date).</w:t>
+      </w:r>
+    </w:p>
+    <w:p>
+      <w:pPr>
+        <w:spacing w:line="360" w:lineRule="auto"/>
+      </w:pPr>
+    </w:p>
+    <w:p>
+      <w:pPr>
+        <w:spacing w:line="360" w:lineRule="auto"/>
+      </w:pPr>
+      <w:r>
+        <w:t>deleted (boolean).</w:t>
+      </w:r>
+    </w:p>
+    <w:p>
+      <w:pPr>
+        <w:spacing w:line="360" w:lineRule="auto"/>
+      </w:pPr>
+    </w:p>
+    <w:p>
+      <w:pPr>
+        <w:spacing w:line="360" w:lineRule="auto"/>
+        <w:rPr>
+          <w:lang w:val="es-US"/>
+        </w:rPr>
+      </w:pPr>
+      <w:r>
+        <w:rPr>
+          <w:lang w:val="es-US"/>
+        </w:rPr>
+        <w:t xml:space="preserve">5. </w:t>
+      </w:r>
+      <w:r>
+        <w:rPr>
+          <w:b/>
+          <w:lang w:val="es-US"/>
+        </w:rPr>
+        <w:t>Entidad Pedido</w:t>
+      </w:r>
+    </w:p>
+    <w:p>
+      <w:pPr>
+        <w:spacing w:line="360" w:lineRule="auto"/>
+        <w:rPr>
+          <w:lang w:val="es-US"/>
+        </w:rPr>
+      </w:pPr>
+      <w:r>
+        <w:rPr>
+          <w:lang w:val="es-US"/>
+        </w:rPr>
+        <w:t>Descripción: Representa un pedido realizado por un usuario.</w:t>
+      </w:r>
+    </w:p>
+    <w:p>
+      <w:pPr>
+        <w:spacing w:line="360" w:lineRule="auto"/>
+        <w:rPr>
+          <w:lang w:val="es-US"/>
+        </w:rPr>
+      </w:pPr>
+    </w:p>
+    <w:p>
+      <w:pPr>
+        <w:spacing w:line="360" w:lineRule="auto"/>
+        <w:rPr>
+          <w:lang w:val="es-US"/>
+        </w:rPr>
+      </w:pPr>
+      <w:r>
+        <w:rPr>
+          <w:b/>
+          <w:lang w:val="es-US"/>
+        </w:rPr>
+        <w:t>Atributos</w:t>
+      </w:r>
+      <w:r>
+        <w:rPr>
+          <w:lang w:val="es-US"/>
+        </w:rPr>
+        <w:t>:</w:t>
+      </w:r>
+    </w:p>
+    <w:p>
+      <w:pPr>
+        <w:spacing w:line="360" w:lineRule="auto"/>
+        <w:rPr>
+          <w:lang w:val="es-US"/>
+        </w:rPr>
+      </w:pPr>
+    </w:p>
+    <w:p>
+      <w:pPr>
+        <w:spacing w:line="360" w:lineRule="auto"/>
+        <w:rPr>
+          <w:lang w:val="es-US"/>
+        </w:rPr>
+      </w:pPr>
+      <w:r>
+        <w:rPr>
+          <w:lang w:val="es-US"/>
+        </w:rPr>
+        <w:t>idPedido (String).</w:t>
+      </w:r>
+    </w:p>
+    <w:p>
+      <w:pPr>
+        <w:spacing w:line="360" w:lineRule="auto"/>
+        <w:rPr>
+          <w:lang w:val="es-US"/>
+        </w:rPr>
+      </w:pPr>
+    </w:p>
+    <w:p>
+      <w:pPr>
+        <w:spacing w:line="360" w:lineRule="auto"/>
+        <w:rPr>
+          <w:lang w:val="es-US"/>
+        </w:rPr>
+      </w:pPr>
+      <w:r>
+        <w:rPr>
+          <w:lang w:val="es-US"/>
+        </w:rPr>
+        <w:t>items (Lista de ItemPedido): Documentos anidados con productos.</w:t>
+      </w:r>
+    </w:p>
+    <w:p>
+      <w:pPr>
+        <w:spacing w:line="360" w:lineRule="auto"/>
+        <w:rPr>
+          <w:lang w:val="es-US"/>
+        </w:rPr>
+      </w:pPr>
+    </w:p>
+    <w:p>
+      <w:pPr>
+        <w:spacing w:line="360" w:lineRule="auto"/>
+        <w:rPr>
+          <w:lang w:val="es-US"/>
+        </w:rPr>
+      </w:pPr>
+      <w:r>
+        <w:rPr>
+          <w:lang w:val="es-US"/>
+        </w:rPr>
+        <w:t>montoTotal (double).</w:t>
+      </w:r>
+    </w:p>
+    <w:p>
+      <w:pPr>
+        <w:spacing w:line="360" w:lineRule="auto"/>
+        <w:rPr>
+          <w:lang w:val="es-US"/>
+        </w:rPr>
+      </w:pPr>
+    </w:p>
+    <w:p>
+      <w:pPr>
+        <w:spacing w:line="360" w:lineRule="auto"/>
+        <w:rPr>
+          <w:lang w:val="es-US"/>
+        </w:rPr>
+      </w:pPr>
+      <w:r>
+        <w:rPr>
+          <w:lang w:val="es-US"/>
+        </w:rPr>
+        <w:t>fechaPedido (Date).</w:t>
+      </w:r>
+    </w:p>
+    <w:p>
+      <w:pPr>
+        <w:spacing w:line="360" w:lineRule="auto"/>
+        <w:rPr>
+          <w:lang w:val="es-US"/>
+        </w:rPr>
+      </w:pPr>
+    </w:p>
+    <w:p>
+      <w:pPr>
+        <w:spacing w:line="360" w:lineRule="auto"/>
+        <w:rPr>
+          <w:lang w:val="es-US"/>
+        </w:rPr>
+      </w:pPr>
+      <w:r>
+        <w:rPr>
+          <w:lang w:val="es-US"/>
+        </w:rPr>
+        <w:t>detallesPago (Pago): Documento anidado con datos de pago.</w:t>
+      </w:r>
+    </w:p>
+    <w:p>
+      <w:pPr>
+        <w:spacing w:line="360" w:lineRule="auto"/>
+        <w:rPr>
+          <w:lang w:val="es-US"/>
+        </w:rPr>
+      </w:pPr>
+    </w:p>
+    <w:p>
+      <w:pPr>
+        <w:spacing w:line="360" w:lineRule="auto"/>
+        <w:rPr>
+          <w:lang w:val="es-US"/>
+        </w:rPr>
+      </w:pPr>
+      <w:r>
+        <w:rPr>
+          <w:lang w:val="es-US"/>
+        </w:rPr>
+        <w:t>detallesEnvio (Envio): Documento anidado con datos de envío.</w:t>
+      </w:r>
+    </w:p>
+    <w:p>
+      <w:pPr>
+        <w:spacing w:line="360" w:lineRule="auto"/>
+        <w:rPr>
+          <w:lang w:val="es-US"/>
+        </w:rPr>
+      </w:pPr>
+    </w:p>
+    <w:p>
+      <w:pPr>
+        <w:spacing w:line="360" w:lineRule="auto"/>
+        <w:rPr>
+          <w:lang w:val="es-US"/>
+        </w:rPr>
+      </w:pPr>
+      <w:r>
+        <w:rPr>
+          <w:lang w:val="es-US"/>
+        </w:rPr>
+        <w:t>deleted (boolean).</w:t>
+      </w:r>
+    </w:p>
+    <w:p>
+      <w:pPr>
+        <w:spacing w:line="360" w:lineRule="auto"/>
+        <w:rPr>
+          <w:lang w:val="es-US"/>
+        </w:rPr>
+      </w:pPr>
+    </w:p>
+    <w:p>
+      <w:pPr>
+        <w:spacing w:line="360" w:lineRule="auto"/>
+        <w:rPr>
+          <w:lang w:val="es-US"/>
+        </w:rPr>
+      </w:pPr>
+      <w:r>
+        <w:rPr>
+          <w:lang w:val="es-US"/>
+        </w:rPr>
+        <w:t xml:space="preserve">6. </w:t>
+      </w:r>
+      <w:r>
+        <w:rPr>
+          <w:b/>
+          <w:lang w:val="es-US"/>
+        </w:rPr>
+        <w:t>Entidad ItemPedido</w:t>
+      </w:r>
+    </w:p>
+    <w:p>
+      <w:pPr>
+        <w:spacing w:line="360" w:lineRule="auto"/>
+        <w:rPr>
+          <w:lang w:val="es-US"/>
+        </w:rPr>
+      </w:pPr>
+      <w:r>
+        <w:rPr>
+          <w:lang w:val="es-US"/>
+        </w:rPr>
+        <w:t>Descripción: Productos incluidos en un pedido.</w:t>
+      </w:r>
+    </w:p>
+    <w:p>
+      <w:pPr>
+        <w:spacing w:line="360" w:lineRule="auto"/>
+        <w:rPr>
+          <w:lang w:val="es-US"/>
+        </w:rPr>
+      </w:pPr>
+    </w:p>
+    <w:p>
+      <w:pPr>
+        <w:spacing w:line="360" w:lineRule="auto"/>
+        <w:rPr>
+          <w:lang w:val="es-US"/>
+        </w:rPr>
+      </w:pPr>
+      <w:r>
+        <w:rPr>
+          <w:b/>
+          <w:lang w:val="es-US"/>
+        </w:rPr>
+        <w:t>Atributos</w:t>
+      </w:r>
+      <w:r>
+        <w:rPr>
+          <w:lang w:val="es-US"/>
+        </w:rPr>
+        <w:t>:</w:t>
+      </w:r>
+    </w:p>
+    <w:p>
+      <w:pPr>
+        <w:spacing w:line="360" w:lineRule="auto"/>
+        <w:rPr>
+          <w:lang w:val="es-US"/>
+        </w:rPr>
+      </w:pPr>
+    </w:p>
+    <w:p>
+      <w:pPr>
+        <w:spacing w:line="360" w:lineRule="auto"/>
+        <w:rPr>
+          <w:lang w:val="es-US"/>
+        </w:rPr>
+      </w:pPr>
+      <w:r>
+        <w:rPr>
+          <w:lang w:val="es-US"/>
+        </w:rPr>
+        <w:t>idItemProducto (String).</w:t>
+      </w:r>
+    </w:p>
+    <w:p>
+      <w:pPr>
+        <w:spacing w:line="360" w:lineRule="auto"/>
+        <w:rPr>
+          <w:lang w:val="es-US"/>
+        </w:rPr>
+      </w:pPr>
+    </w:p>
+    <w:p>
+      <w:pPr>
+        <w:spacing w:line="360" w:lineRule="auto"/>
+        <w:rPr>
+          <w:lang w:val="es-US"/>
+        </w:rPr>
+      </w:pPr>
+      <w:r>
+        <w:rPr>
+          <w:lang w:val="es-US"/>
+        </w:rPr>
+        <w:t>producto (Producto): Referencia o documento anidado.</w:t>
+      </w:r>
+    </w:p>
+    <w:p>
+      <w:pPr>
+        <w:spacing w:line="360" w:lineRule="auto"/>
+        <w:rPr>
+          <w:lang w:val="es-US"/>
+        </w:rPr>
+      </w:pPr>
+    </w:p>
+    <w:p>
+      <w:pPr>
+        <w:spacing w:line="360" w:lineRule="auto"/>
+      </w:pPr>
+      <w:r>
+        <w:t>cantidad (int).</w:t>
+      </w:r>
+    </w:p>
+    <w:p>
+      <w:pPr>
+        <w:spacing w:line="360" w:lineRule="auto"/>
+      </w:pPr>
+    </w:p>
+    <w:p>
+      <w:pPr>
+        <w:spacing w:line="360" w:lineRule="auto"/>
+      </w:pPr>
+      <w:r>
+        <w:t>precioUnitario (double).</w:t>
+      </w:r>
+    </w:p>
+    <w:p>
+      <w:pPr>
+        <w:spacing w:line="360" w:lineRule="auto"/>
+      </w:pPr>
+    </w:p>
+    <w:p>
+      <w:pPr>
+        <w:spacing w:line="360" w:lineRule="auto"/>
+      </w:pPr>
+      <w:r>
+        <w:t>deleted (boolean).</w:t>
+      </w:r>
+    </w:p>
+    <w:p>
+      <w:pPr>
+        <w:spacing w:line="360" w:lineRule="auto"/>
+      </w:pPr>
+    </w:p>
+    <w:p>
+      <w:pPr>
+        <w:spacing w:line="360" w:lineRule="auto"/>
+        <w:rPr>
+          <w:lang w:val="es-US"/>
+        </w:rPr>
+      </w:pPr>
+      <w:r>
+        <w:rPr>
+          <w:lang w:val="es-US"/>
+        </w:rPr>
+        <w:t xml:space="preserve">7. </w:t>
+      </w:r>
+      <w:r>
+        <w:rPr>
+          <w:b/>
+          <w:lang w:val="es-US"/>
+        </w:rPr>
+        <w:t>Entidad Pago</w:t>
+      </w:r>
+    </w:p>
+    <w:p>
+      <w:pPr>
+        <w:spacing w:line="360" w:lineRule="auto"/>
+        <w:rPr>
+          <w:lang w:val="es-US"/>
+        </w:rPr>
+      </w:pPr>
+      <w:r>
+        <w:rPr>
+          <w:lang w:val="es-US"/>
+        </w:rPr>
+        <w:t>Descripción: Detalles de transacciones de pago.</w:t>
+      </w:r>
+    </w:p>
+    <w:p>
+      <w:pPr>
+        <w:spacing w:line="360" w:lineRule="auto"/>
+        <w:rPr>
+          <w:lang w:val="es-US"/>
+        </w:rPr>
+      </w:pPr>
+    </w:p>
+    <w:p>
+      <w:pPr>
+        <w:spacing w:line="360" w:lineRule="auto"/>
+        <w:rPr>
+          <w:lang w:val="es-US"/>
+        </w:rPr>
+      </w:pPr>
+      <w:r>
+        <w:rPr>
+          <w:b/>
+          <w:lang w:val="es-US"/>
+        </w:rPr>
+        <w:t>Atributos</w:t>
+      </w:r>
+      <w:r>
+        <w:rPr>
+          <w:lang w:val="es-US"/>
+        </w:rPr>
+        <w:t>:</w:t>
+      </w:r>
+    </w:p>
+    <w:p>
+      <w:pPr>
+        <w:spacing w:line="360" w:lineRule="auto"/>
+        <w:rPr>
+          <w:lang w:val="es-US"/>
+        </w:rPr>
+      </w:pPr>
+    </w:p>
+    <w:p>
+      <w:pPr>
+        <w:spacing w:line="360" w:lineRule="auto"/>
+        <w:rPr>
+          <w:lang w:val="es-US"/>
+        </w:rPr>
+      </w:pPr>
+      <w:r>
+        <w:rPr>
+          <w:lang w:val="es-US"/>
+        </w:rPr>
+        <w:t>idPago (String).</w:t>
+      </w:r>
+    </w:p>
+    <w:p>
+      <w:pPr>
+        <w:spacing w:line="360" w:lineRule="auto"/>
+        <w:rPr>
+          <w:lang w:val="es-US"/>
+        </w:rPr>
+      </w:pPr>
+    </w:p>
+    <w:p>
+      <w:pPr>
+        <w:spacing w:line="360" w:lineRule="auto"/>
+        <w:rPr>
+          <w:lang w:val="es-US"/>
+        </w:rPr>
+      </w:pPr>
+      <w:r>
+        <w:rPr>
+          <w:lang w:val="es-US"/>
+        </w:rPr>
+        <w:t>metodo (String): Ej. "tarjeta_credito".</w:t>
+      </w:r>
+    </w:p>
+    <w:p>
+      <w:pPr>
+        <w:spacing w:line="360" w:lineRule="auto"/>
+        <w:rPr>
+          <w:lang w:val="es-US"/>
+        </w:rPr>
+      </w:pPr>
+    </w:p>
+    <w:p>
+      <w:pPr>
+        <w:spacing w:line="360" w:lineRule="auto"/>
+      </w:pPr>
+      <w:r>
+        <w:t>idTransaccion (String).</w:t>
+      </w:r>
+    </w:p>
+    <w:p>
+      <w:pPr>
+        <w:spacing w:line="360" w:lineRule="auto"/>
+      </w:pPr>
+    </w:p>
+    <w:p>
+      <w:pPr>
+        <w:spacing w:line="360" w:lineRule="auto"/>
+      </w:pPr>
+      <w:r>
+        <w:t>fechaPago (Date).</w:t>
+      </w:r>
+    </w:p>
+    <w:p>
+      <w:pPr>
+        <w:spacing w:line="360" w:lineRule="auto"/>
+      </w:pPr>
+    </w:p>
+    <w:p>
+      <w:pPr>
+        <w:spacing w:line="360" w:lineRule="auto"/>
+      </w:pPr>
+      <w:r>
+        <w:t>monto (double).</w:t>
+      </w:r>
+    </w:p>
+    <w:p>
+      <w:pPr>
+        <w:spacing w:line="360" w:lineRule="auto"/>
+      </w:pPr>
+    </w:p>
+    <w:p>
+      <w:pPr>
+        <w:spacing w:line="360" w:lineRule="auto"/>
+        <w:rPr>
+          <w:lang w:val="es-US"/>
+        </w:rPr>
+      </w:pPr>
+      <w:r>
+        <w:rPr>
+          <w:lang w:val="es-US"/>
+        </w:rPr>
+        <w:t>estado (String): Ej. "completado".</w:t>
+      </w:r>
+    </w:p>
+    <w:p>
+      <w:pPr>
+        <w:spacing w:line="360" w:lineRule="auto"/>
+        <w:rPr>
+          <w:lang w:val="es-US"/>
+        </w:rPr>
+      </w:pPr>
+    </w:p>
+    <w:p>
+      <w:pPr>
+        <w:spacing w:line="360" w:lineRule="auto"/>
+        <w:rPr>
+          <w:lang w:val="es-US"/>
+        </w:rPr>
+      </w:pPr>
+      <w:r>
+        <w:rPr>
+          <w:lang w:val="es-US"/>
+        </w:rPr>
+        <w:t>deleted (boolean).</w:t>
+      </w:r>
+    </w:p>
+    <w:p>
+      <w:pPr>
+        <w:spacing w:line="360" w:lineRule="auto"/>
+        <w:rPr>
+          <w:lang w:val="es-US"/>
+        </w:rPr>
+      </w:pPr>
+    </w:p>
+    <w:p>
+      <w:pPr>
+        <w:spacing w:line="360" w:lineRule="auto"/>
+        <w:rPr>
+          <w:lang w:val="es-US"/>
+        </w:rPr>
+      </w:pPr>
+      <w:r>
+        <w:rPr>
+          <w:lang w:val="es-US"/>
+        </w:rPr>
+        <w:t>8.</w:t>
+      </w:r>
+      <w:r>
+        <w:rPr>
+          <w:b/>
+          <w:lang w:val="es-US"/>
+        </w:rPr>
+        <w:t xml:space="preserve"> Entidad Envio</w:t>
+      </w:r>
+    </w:p>
+    <w:p>
+      <w:pPr>
+        <w:spacing w:line="360" w:lineRule="auto"/>
+        <w:rPr>
+          <w:lang w:val="es-US"/>
+        </w:rPr>
+      </w:pPr>
+      <w:r>
+        <w:rPr>
+          <w:lang w:val="es-US"/>
+        </w:rPr>
+        <w:lastRenderedPageBreak/>
+        <w:t>Descripción: Información de envío de un pedido.</w:t>
+      </w:r>
+    </w:p>
+    <w:p>
+      <w:pPr>
+        <w:spacing w:line="360" w:lineRule="auto"/>
+        <w:rPr>
+          <w:lang w:val="es-US"/>
+        </w:rPr>
+      </w:pPr>
+    </w:p>
+    <w:p>
+      <w:pPr>
+        <w:spacing w:line="360" w:lineRule="auto"/>
+        <w:rPr>
+          <w:lang w:val="es-US"/>
+        </w:rPr>
+      </w:pPr>
+      <w:r>
+        <w:rPr>
+          <w:lang w:val="es-US"/>
+        </w:rPr>
+        <w:t>Atributos:</w:t>
+      </w:r>
+    </w:p>
+    <w:p>
+      <w:pPr>
+        <w:spacing w:line="360" w:lineRule="auto"/>
+        <w:rPr>
+          <w:lang w:val="es-US"/>
+        </w:rPr>
+      </w:pPr>
+    </w:p>
+    <w:p>
+      <w:pPr>
+        <w:spacing w:line="360" w:lineRule="auto"/>
+        <w:rPr>
+          <w:lang w:val="es-US"/>
+        </w:rPr>
+      </w:pPr>
+      <w:r>
+        <w:rPr>
+          <w:lang w:val="es-US"/>
+        </w:rPr>
+        <w:t>transportista (String).</w:t>
+      </w:r>
+    </w:p>
+    <w:p>
+      <w:pPr>
+        <w:spacing w:line="360" w:lineRule="auto"/>
+        <w:rPr>
+          <w:lang w:val="es-US"/>
+        </w:rPr>
+      </w:pPr>
+    </w:p>
+    <w:p>
+      <w:pPr>
+        <w:spacing w:line="360" w:lineRule="auto"/>
+        <w:rPr>
+          <w:lang w:val="es-US"/>
+        </w:rPr>
+      </w:pPr>
+      <w:r>
+        <w:rPr>
+          <w:lang w:val="es-US"/>
+        </w:rPr>
+        <w:t>fechaEntregaEstimada, fechaEnviado (Date).</w:t>
+      </w:r>
+    </w:p>
+    <w:p>
+      <w:pPr>
+        <w:spacing w:line="360" w:lineRule="auto"/>
+        <w:rPr>
+          <w:lang w:val="es-US"/>
+        </w:rPr>
+      </w:pPr>
+    </w:p>
+    <w:p>
+      <w:pPr>
+        <w:spacing w:line="360" w:lineRule="auto"/>
+        <w:rPr>
+          <w:lang w:val="es-US"/>
+        </w:rPr>
+      </w:pPr>
+      <w:r>
+        <w:rPr>
+          <w:lang w:val="es-US"/>
+        </w:rPr>
+        <w:t>direccionEntrega (Direccion): Documento anidado.</w:t>
+      </w:r>
+    </w:p>
+    <w:p>
+      <w:pPr>
+        <w:spacing w:line="360" w:lineRule="auto"/>
+        <w:rPr>
+          <w:lang w:val="es-US"/>
+        </w:rPr>
+      </w:pPr>
+    </w:p>
+    <w:p>
+      <w:pPr>
+        <w:spacing w:line="360" w:lineRule="auto"/>
+        <w:rPr>
+          <w:lang w:val="es-US"/>
+        </w:rPr>
+      </w:pPr>
+      <w:r>
+        <w:rPr>
+          <w:lang w:val="es-US"/>
+        </w:rPr>
+        <w:t>deleted (boolean).</w:t>
+      </w:r>
+    </w:p>
+    <w:p>
+      <w:pPr>
+        <w:spacing w:line="360" w:lineRule="auto"/>
+        <w:rPr>
+          <w:lang w:val="es-US"/>
+        </w:rPr>
+      </w:pPr>
+    </w:p>
+    <w:p>
+      <w:pPr>
+        <w:spacing w:line="360" w:lineRule="auto"/>
+        <w:rPr>
+          <w:lang w:val="es-US"/>
+        </w:rPr>
+      </w:pPr>
+      <w:r>
+        <w:rPr>
+          <w:lang w:val="es-US"/>
+        </w:rPr>
+        <w:t xml:space="preserve">9. </w:t>
+      </w:r>
+      <w:r>
+        <w:rPr>
+          <w:b/>
+          <w:lang w:val="es-US"/>
+        </w:rPr>
+        <w:t>Entidad Promoción</w:t>
+      </w:r>
+    </w:p>
+    <w:p>
+      <w:pPr>
+        <w:spacing w:line="360" w:lineRule="auto"/>
+        <w:rPr>
+          <w:lang w:val="es-US"/>
+        </w:rPr>
+      </w:pPr>
+      <w:r>
+        <w:rPr>
+          <w:lang w:val="es-US"/>
+        </w:rPr>
+        <w:t>Descripción: Descuentos o promociones aplicables.</w:t>
+      </w:r>
+    </w:p>
+    <w:p>
+      <w:pPr>
+        <w:spacing w:line="360" w:lineRule="auto"/>
+        <w:rPr>
+          <w:lang w:val="es-US"/>
+        </w:rPr>
+      </w:pPr>
+    </w:p>
+    <w:p>
+      <w:pPr>
+        <w:spacing w:line="360" w:lineRule="auto"/>
+        <w:rPr>
+          <w:lang w:val="es-US"/>
+        </w:rPr>
+      </w:pPr>
+      <w:r>
+        <w:rPr>
+          <w:b/>
+          <w:lang w:val="es-US"/>
+        </w:rPr>
+        <w:t>Atributos</w:t>
+      </w:r>
+      <w:r>
+        <w:rPr>
+          <w:lang w:val="es-US"/>
+        </w:rPr>
+        <w:t>:</w:t>
+      </w:r>
+    </w:p>
+    <w:p>
+      <w:pPr>
+        <w:spacing w:line="360" w:lineRule="auto"/>
+        <w:rPr>
+          <w:lang w:val="es-US"/>
+        </w:rPr>
+      </w:pPr>
+    </w:p>
+    <w:p>
+      <w:pPr>
+        <w:spacing w:line="360" w:lineRule="auto"/>
+        <w:rPr>
+          <w:lang w:val="es-US"/>
+        </w:rPr>
+      </w:pPr>
+      <w:r>
+        <w:rPr>
+          <w:lang w:val="es-US"/>
+        </w:rPr>
+        <w:t>idPromocion (String).</w:t>
+      </w:r>
+    </w:p>
+    <w:p>
+      <w:pPr>
+        <w:spacing w:line="360" w:lineRule="auto"/>
+        <w:rPr>
+          <w:lang w:val="es-US"/>
+        </w:rPr>
+      </w:pPr>
+    </w:p>
+    <w:p>
+      <w:pPr>
+        <w:spacing w:line="360" w:lineRule="auto"/>
+        <w:rPr>
+          <w:lang w:val="es-US"/>
+        </w:rPr>
+      </w:pPr>
+      <w:r>
+        <w:rPr>
+          <w:lang w:val="es-US"/>
+        </w:rPr>
+        <w:t>ItemPedido (ItemPedido): Referencia o documento anidado.</w:t>
+      </w:r>
+    </w:p>
+    <w:p>
+      <w:pPr>
+        <w:spacing w:line="360" w:lineRule="auto"/>
+        <w:rPr>
+          <w:lang w:val="es-US"/>
+        </w:rPr>
+      </w:pPr>
+    </w:p>
+    <w:p>
+      <w:pPr>
+        <w:spacing w:line="360" w:lineRule="auto"/>
+        <w:rPr>
+          <w:lang w:val="es-US"/>
+        </w:rPr>
+      </w:pPr>
+      <w:r>
+        <w:rPr>
+          <w:lang w:val="es-US"/>
+        </w:rPr>
+        <w:t>codigo, descripcion (String).</w:t>
+      </w:r>
+    </w:p>
+    <w:p>
+      <w:pPr>
+        <w:spacing w:line="360" w:lineRule="auto"/>
+        <w:rPr>
+          <w:lang w:val="es-US"/>
+        </w:rPr>
+      </w:pPr>
+    </w:p>
+    <w:p>
+      <w:pPr>
+        <w:spacing w:line="360" w:lineRule="auto"/>
+        <w:rPr>
+          <w:lang w:val="es-US"/>
+        </w:rPr>
+      </w:pPr>
+      <w:r>
+        <w:rPr>
+          <w:lang w:val="es-US"/>
+        </w:rPr>
+        <w:t>valorDescuento (double).</w:t>
+      </w:r>
+    </w:p>
+    <w:p>
+      <w:pPr>
+        <w:spacing w:line="360" w:lineRule="auto"/>
+        <w:rPr>
+          <w:lang w:val="es-US"/>
+        </w:rPr>
+      </w:pPr>
+    </w:p>
+    <w:p>
+      <w:pPr>
+        <w:spacing w:line="360" w:lineRule="auto"/>
+        <w:rPr>
+          <w:lang w:val="es-US"/>
+        </w:rPr>
+      </w:pPr>
+      <w:r>
+        <w:rPr>
+          <w:lang w:val="es-US"/>
+        </w:rPr>
+        <w:t>tipoDescuento (String): Ej. "porcentaje".</w:t>
+      </w:r>
+    </w:p>
+    <w:p>
+      <w:pPr>
+        <w:spacing w:line="360" w:lineRule="auto"/>
+        <w:rPr>
+          <w:lang w:val="es-US"/>
+        </w:rPr>
+      </w:pPr>
+    </w:p>
+    <w:p>
+      <w:pPr>
+        <w:spacing w:line="360" w:lineRule="auto"/>
+        <w:rPr>
+          <w:lang w:val="es-US"/>
+        </w:rPr>
+      </w:pPr>
+      <w:r>
+        <w:rPr>
+          <w:lang w:val="es-US"/>
+        </w:rPr>
+        <w:t>validoDesde, validoHasta (Date).</w:t>
+      </w:r>
+    </w:p>
+    <w:p>
+      <w:pPr>
+        <w:spacing w:line="360" w:lineRule="auto"/>
+        <w:rPr>
+          <w:lang w:val="es-US"/>
+        </w:rPr>
+      </w:pPr>
+    </w:p>
+    <w:p>
+      <w:pPr>
+        <w:spacing w:line="360" w:lineRule="auto"/>
+        <w:rPr>
+          <w:lang w:val="es-US"/>
+        </w:rPr>
+      </w:pPr>
+      <w:r>
+        <w:rPr>
+          <w:lang w:val="es-US"/>
+        </w:rPr>
+        <w:t>activa, deleted (boolean).</w:t>
+      </w:r>
+    </w:p>
+    <w:p>
+      <w:pPr>
+        <w:spacing w:line="360" w:lineRule="auto"/>
+        <w:rPr>
+          <w:lang w:val="es-US"/>
+        </w:rPr>
+      </w:pPr>
+    </w:p>
+    <w:p>
+      <w:pPr>
+        <w:spacing w:line="360" w:lineRule="auto"/>
+        <w:rPr>
+          <w:lang w:val="es-US"/>
+        </w:rPr>
+      </w:pPr>
+      <w:r>
+        <w:rPr>
+          <w:lang w:val="es-US"/>
+        </w:rPr>
+        <w:lastRenderedPageBreak/>
+        <w:t xml:space="preserve">10. </w:t>
+      </w:r>
+      <w:r>
+        <w:rPr>
+          <w:b/>
+          <w:lang w:val="es-US"/>
+        </w:rPr>
+        <w:t>Entidad Transportista</w:t>
+      </w:r>
+    </w:p>
+    <w:p>
+      <w:pPr>
+        <w:spacing w:line="360" w:lineRule="auto"/>
+        <w:rPr>
+          <w:lang w:val="es-US"/>
+        </w:rPr>
+      </w:pPr>
+      <w:r>
+        <w:rPr>
+          <w:lang w:val="es-US"/>
+        </w:rPr>
+        <w:t>Descripción: Empresas o servicios de envío.</w:t>
+      </w:r>
+    </w:p>
+    <w:p>
+      <w:pPr>
+        <w:spacing w:line="360" w:lineRule="auto"/>
+        <w:rPr>
+          <w:lang w:val="es-US"/>
+        </w:rPr>
+      </w:pPr>
+    </w:p>
+    <w:p>
+      <w:pPr>
+        <w:spacing w:line="360" w:lineRule="auto"/>
+        <w:rPr>
+          <w:lang w:val="es-US"/>
+        </w:rPr>
+      </w:pPr>
+      <w:r>
+        <w:rPr>
+          <w:b/>
+          <w:lang w:val="es-US"/>
+        </w:rPr>
+        <w:t>Atributos</w:t>
+      </w:r>
+      <w:r>
+        <w:rPr>
+          <w:lang w:val="es-US"/>
+        </w:rPr>
+        <w:t>:</w:t>
+      </w:r>
+    </w:p>
+    <w:p>
+      <w:pPr>
+        <w:spacing w:line="360" w:lineRule="auto"/>
+        <w:rPr>
+          <w:lang w:val="es-US"/>
+        </w:rPr>
+      </w:pPr>
+    </w:p>
+    <w:p>
+      <w:pPr>
+        <w:spacing w:line="360" w:lineRule="auto"/>
+        <w:rPr>
+          <w:lang w:val="es-US"/>
+        </w:rPr>
+      </w:pPr>
+      <w:r>
+        <w:rPr>
+          <w:lang w:val="es-US"/>
+        </w:rPr>
+        <w:t>idTransportista (String).</w:t>
+      </w:r>
+    </w:p>
+    <w:p>
+      <w:pPr>
+        <w:spacing w:line="360" w:lineRule="auto"/>
+        <w:rPr>
+          <w:lang w:val="es-US"/>
+        </w:rPr>
+      </w:pPr>
+    </w:p>
+    <w:p>
+      <w:pPr>
+        <w:spacing w:line="360" w:lineRule="auto"/>
+        <w:rPr>
+          <w:lang w:val="es-US"/>
+        </w:rPr>
+      </w:pPr>
+      <w:r>
+        <w:rPr>
+          <w:lang w:val="es-US"/>
+        </w:rPr>
+        <w:t>envio (Lista de Envío</w:t>
+      </w:r>
+      <w:r>
+        <w:rPr>
+          <w:lang w:val="es-US"/>
+        </w:rPr>
+        <w:t>s</w:t>
+      </w:r>
+      <w:r>
+        <w:rPr>
+          <w:lang w:val="es-US"/>
+        </w:rPr>
+        <w:t>): Documentos anidados.</w:t>
+      </w:r>
+    </w:p>
+    <w:p>
+      <w:pPr>
+        <w:spacing w:line="360" w:lineRule="auto"/>
+        <w:rPr>
+          <w:lang w:val="es-US"/>
+        </w:rPr>
+      </w:pPr>
+    </w:p>
+    <w:p>
+      <w:pPr>
+        <w:spacing w:line="360" w:lineRule="auto"/>
+        <w:rPr>
+          <w:lang w:val="es-US"/>
+        </w:rPr>
+      </w:pPr>
+      <w:r>
+        <w:rPr>
+          <w:lang w:val="es-US"/>
+        </w:rPr>
+        <w:t>nombre, correo, teléfono</w:t>
+      </w:r>
+      <w:r>
+        <w:rPr>
+          <w:lang w:val="es-US"/>
+        </w:rPr>
+        <w:t>s</w:t>
+      </w:r>
+      <w:r>
+        <w:rPr>
+          <w:lang w:val="es-US"/>
+        </w:rPr>
+        <w:t>, dirección, web, contacto (String).</w:t>
+      </w:r>
+    </w:p>
+    <w:p>
+      <w:pPr>
+        <w:spacing w:line="360" w:lineRule="auto"/>
+        <w:rPr>
+          <w:lang w:val="es-US"/>
+        </w:rPr>
+      </w:pPr>
+    </w:p>
+    <w:p>
+      <w:pPr>
+        <w:spacing w:line="360" w:lineRule="auto"/>
+        <w:rPr>
+          <w:lang w:val="es-US"/>
+        </w:rPr>
+      </w:pPr>
+      <w:r>
+        <w:rPr>
+          <w:lang w:val="es-US"/>
+        </w:rPr>
+        <w:t xml:space="preserve">11. </w:t>
+      </w:r>
+      <w:r>
+        <w:rPr>
+          <w:b/>
+          <w:lang w:val="es-US"/>
+        </w:rPr>
+        <w:t>Entidad Proveedor</w:t>
+      </w:r>
+    </w:p>
+    <w:p>
+      <w:pPr>
+        <w:spacing w:line="360" w:lineRule="auto"/>
+        <w:rPr>
+          <w:lang w:val="es-US"/>
+        </w:rPr>
+      </w:pPr>
+      <w:r>
+        <w:rPr>
+          <w:lang w:val="es-US"/>
+        </w:rPr>
+        <w:t>Descripción: Proveedores de productos.</w:t>
+      </w:r>
+    </w:p>
+    <w:p>
+      <w:pPr>
+        <w:spacing w:line="360" w:lineRule="auto"/>
+        <w:rPr>
+          <w:lang w:val="es-US"/>
+        </w:rPr>
+      </w:pPr>
+    </w:p>
+    <w:p>
+      <w:pPr>
+        <w:spacing w:line="360" w:lineRule="auto"/>
+        <w:rPr>
+          <w:lang w:val="es-US"/>
+        </w:rPr>
+      </w:pPr>
+      <w:r>
+        <w:rPr>
+          <w:b/>
+          <w:lang w:val="es-US"/>
+        </w:rPr>
+        <w:t>Atributos</w:t>
+      </w:r>
+      <w:r>
+        <w:rPr>
+          <w:lang w:val="es-US"/>
+        </w:rPr>
+        <w:t>:</w:t>
+      </w:r>
+    </w:p>
+    <w:p>
+      <w:pPr>
+        <w:spacing w:line="360" w:lineRule="auto"/>
+        <w:rPr>
+          <w:lang w:val="es-US"/>
+        </w:rPr>
+      </w:pPr>
+    </w:p>
+    <w:p>
+      <w:pPr>
+        <w:spacing w:line="360" w:lineRule="auto"/>
+        <w:rPr>
+          <w:lang w:val="es-US"/>
+        </w:rPr>
+      </w:pPr>
+      <w:r>
+        <w:rPr>
+          <w:lang w:val="es-US"/>
+        </w:rPr>
+        <w:t>idProve</w:t>
+      </w:r>
+      <w:r>
+        <w:rPr>
+          <w:lang w:val="es-US"/>
+        </w:rPr>
+        <w:t>h</w:t>
+      </w:r>
+      <w:r>
+        <w:rPr>
+          <w:lang w:val="es-US"/>
+        </w:rPr>
+        <w:t>edor (String).</w:t>
+      </w:r>
+    </w:p>
+    <w:p>
+      <w:pPr>
+        <w:spacing w:line="360" w:lineRule="auto"/>
+        <w:rPr>
+          <w:lang w:val="es-US"/>
+        </w:rPr>
+      </w:pPr>
+    </w:p>
+    <w:p>
+      <w:pPr>
+        <w:spacing w:line="360" w:lineRule="auto"/>
+        <w:rPr>
+          <w:lang w:val="es-US"/>
+        </w:rPr>
+      </w:pPr>
+      <w:r>
+        <w:rPr>
+          <w:lang w:val="es-US"/>
+        </w:rPr>
+        <w:t>nombre, contacto, correo, telefono</w:t>
+      </w:r>
+      <w:r>
+        <w:rPr>
+          <w:lang w:val="es-US"/>
+        </w:rPr>
+        <w:t>s</w:t>
+      </w:r>
+      <w:r>
+        <w:rPr>
+          <w:lang w:val="es-US"/>
+        </w:rPr>
+        <w:t>, web (String).</w:t>
+      </w:r>
+    </w:p>
+    <w:p>
+      <w:pPr>
+        <w:spacing w:line="360" w:lineRule="auto"/>
+        <w:rPr>
+          <w:lang w:val="es-US"/>
+        </w:rPr>
+      </w:pPr>
+    </w:p>
+    <w:p>
+      <w:pPr>
+        <w:spacing w:line="360" w:lineRule="auto"/>
+        <w:rPr>
+          <w:lang w:val="es-US"/>
+        </w:rPr>
+      </w:pPr>
+      <w:r>
+        <w:rPr>
+          <w:lang w:val="es-US"/>
+        </w:rPr>
+        <w:t>productos (Lista de Producto): Referencias o documentos anidados.</w:t>
+      </w:r>
+    </w:p>
+    <w:p>
+      <w:pPr>
+        <w:spacing w:line="360" w:lineRule="auto"/>
+        <w:rPr>
+          <w:lang w:val="es-US"/>
+        </w:rPr>
+      </w:pPr>
+    </w:p>
+    <w:p>
+      <w:pPr>
+        <w:spacing w:line="360" w:lineRule="auto"/>
+        <w:rPr>
+          <w:lang w:val="es-US"/>
+        </w:rPr>
+      </w:pPr>
+      <w:r>
+        <w:rPr>
+          <w:lang w:val="es-US"/>
+        </w:rPr>
+        <w:t>Relaciones Clave</w:t>
+      </w:r>
+    </w:p>
+    <w:p>
+      <w:pPr>
+        <w:spacing w:line="360" w:lineRule="auto"/>
+        <w:rPr>
+          <w:lang w:val="es-US"/>
+        </w:rPr>
+      </w:pPr>
+      <w:r>
+        <w:rPr>
+          <w:lang w:val="es-US"/>
+        </w:rPr>
+        <w:t>Usuario ↔ Pedido: Un usuario tiene múltiples pedidos (pedido y historial</w:t>
+      </w:r>
+      <w:r>
+        <w:rPr>
+          <w:lang w:val="es-US"/>
+        </w:rPr>
+        <w:t xml:space="preserve"> de </w:t>
+      </w:r>
+      <w:r>
+        <w:rPr>
+          <w:lang w:val="es-US"/>
+        </w:rPr>
+        <w:t>Pedidos).</w:t>
+      </w:r>
+    </w:p>
+    <w:p>
+      <w:pPr>
+        <w:spacing w:line="360" w:lineRule="auto"/>
+        <w:rPr>
+          <w:lang w:val="es-US"/>
+        </w:rPr>
+      </w:pPr>
+    </w:p>
+    <w:p>
+      <w:pPr>
+        <w:spacing w:line="360" w:lineRule="auto"/>
+        <w:rPr>
+          <w:lang w:val="es-US"/>
+        </w:rPr>
+      </w:pPr>
+      <w:r>
+        <w:rPr>
+          <w:lang w:val="es-US"/>
+        </w:rPr>
+        <w:t>Pedido ↔ ItemPedido: Un pedido contiene múltiples ítems (documentos anidados).</w:t>
+      </w:r>
+    </w:p>
+    <w:p>
+      <w:pPr>
+        <w:spacing w:line="360" w:lineRule="auto"/>
+        <w:rPr>
+          <w:lang w:val="es-US"/>
+        </w:rPr>
+      </w:pPr>
+    </w:p>
+    <w:p>
+      <w:pPr>
+        <w:spacing w:line="360" w:lineRule="auto"/>
+        <w:rPr>
+          <w:lang w:val="es-US"/>
+        </w:rPr>
+      </w:pPr>
+      <w:r>
+        <w:rPr>
+          <w:lang w:val="es-US"/>
+        </w:rPr>
+        <w:t>Producto ↔ Reseña: Un producto tiene múltiples reseñas (documentos anidados).</w:t>
+      </w:r>
+    </w:p>
+    <w:p>
+      <w:pPr>
+        <w:spacing w:line="360" w:lineRule="auto"/>
+        <w:rPr>
+          <w:lang w:val="es-US"/>
+        </w:rPr>
+      </w:pPr>
+    </w:p>
+    <w:p>
+      <w:pPr>
+        <w:spacing w:line="360" w:lineRule="auto"/>
+        <w:rPr>
+          <w:lang w:val="es-US"/>
+        </w:rPr>
+      </w:pPr>
+      <w:r>
+        <w:rPr>
+          <w:lang w:val="es-US"/>
+        </w:rPr>
+        <w:t>Proveedor ↔ Producto: Un proveedor suministra múltiples productos.</w:t>
+      </w:r>
+    </w:p>
+    <w:p>
+      <w:pPr>
+        <w:spacing w:line="360" w:lineRule="auto"/>
+        <w:rPr>
+          <w:lang w:val="es-US"/>
+        </w:rPr>
+      </w:pPr>
+      <w:r>
+        <w:rPr>
+          <w:noProof/>
+          <w:lang w:eastAsia="en-US"/>
+        </w:rPr>
+        <w:lastRenderedPageBreak/>
+        <w:drawing>
+          <wp:anchor distT="0" distB="0" distL="114300" distR="114300" simplePos="0" relativeHeight="251669504" behindDoc="0" locked="0" layoutInCell="1" allowOverlap="1">
+            <wp:simplePos x="0" y="0"/>
+            <wp:positionH relativeFrom="margin">
+              <wp:posOffset>-697865</wp:posOffset>
+            </wp:positionH>
+            <wp:positionV relativeFrom="paragraph">
+              <wp:posOffset>3810</wp:posOffset>
+            </wp:positionV>
+            <wp:extent cx="7208520" cy="4369435"/>
+            <wp:effectExtent l="0" t="0" r="0" b="0"/>
+            <wp:wrapThrough wrapText="bothSides">
+              <wp:wrapPolygon edited="0">
+                <wp:start x="0" y="0"/>
+                <wp:lineTo x="0" y="21471"/>
+                <wp:lineTo x="21520" y="21471"/>
+                <wp:lineTo x="21520" y="0"/>
+                <wp:lineTo x="0" y="0"/>
+              </wp:wrapPolygon>
+            </wp:wrapThrough>
+            <wp:docPr id="3" name="Imagen 3"/>
+            <wp:cNvGraphicFramePr>
+              <a:graphicFrameLocks xmlns:a="http://schemas.openxmlformats.org/drawingml/2006/main" noChangeAspect="1"/>
+            </wp:cNvGraphicFramePr>
+            <a:graphic xmlns:a="http://schemas.openxmlformats.org/drawingml/2006/main">
+              <a:graphicData uri="http://schemas.openxmlformats.org/drawingml/2006/picture">
+                <pic:pic xmlns:pic="http://schemas.openxmlformats.org/drawingml/2006/picture">
+                  <pic:nvPicPr>
+                    <pic:cNvPr id="1" name=""/>
+                    <pic:cNvPicPr/>
+                  </pic:nvPicPr>
+                  <pic:blipFill>
+                    <a:blip r:embed="rId24">
+                      <a:extLst>
+                        <a:ext uri="{28A0092B-C50C-407E-A947-70E740481C1C}">
+                          <a14:useLocalDpi xmlns:a14="http://schemas.microsoft.com/office/drawing/2010/main" val="0"/>
+                        </a:ext>
+                      </a:extLst>
+                    </a:blip>
+                    <a:stretch>
+                      <a:fillRect/>
+                    </a:stretch>
+                  </pic:blipFill>
+                  <pic:spPr>
+                    <a:xfrm>
+                      <a:off x="0" y="0"/>
+                      <a:ext cx="7208520" cy="4369435"/>
+                    </a:xfrm>
+                    <a:prstGeom prst="rect">
+                      <a:avLst/>
+                    </a:prstGeom>
+                  </pic:spPr>
+                </pic:pic>
+              </a:graphicData>
+            </a:graphic>
+            <wp14:sizeRelH relativeFrom="margin">
+              <wp14:pctWidth>0</wp14:pctWidth>
+            </wp14:sizeRelH>
+            <wp14:sizeRelV relativeFrom="margin">
+              <wp14:pctHeight>0</wp14:pctHeight>
+            </wp14:sizeRelV>
+          </wp:anchor>
+        </w:drawing>
+      </w:r>
+    </w:p>
+    <w:p>
+      <w:pPr>
+        <w:spacing w:line="360" w:lineRule="auto"/>
+        <w:rPr>
+          <w:lang w:val="es-US"/>
+        </w:rPr>
+      </w:pPr>
+      <w:r>
+        <w:rPr>
+          <w:rFonts w:cs="Arial"/>
+          <w:b/>
+          <w:noProof/>
+          <w:szCs w:val="24"/>
+          <w:lang w:val="es-US"/>
+        </w:rPr>
+        <w:t xml:space="preserve">Figura numero </w:t>
+      </w:r>
+      <w:r>
+        <w:rPr>
+          <w:rFonts w:cs="Arial"/>
+          <w:b/>
+          <w:noProof/>
+          <w:szCs w:val="24"/>
+          <w:lang w:val="es-US"/>
+        </w:rPr>
+        <w:t>9</w:t>
+      </w:r>
+      <w:r>
+        <w:rPr>
+          <w:rFonts w:cs="Arial"/>
+          <w:b/>
+          <w:noProof/>
+          <w:szCs w:val="24"/>
+          <w:lang w:val="es-US"/>
+        </w:rPr>
+        <w:t xml:space="preserve">: </w:t>
+      </w:r>
+      <w:r>
+        <w:rPr>
+          <w:rFonts w:cs="Arial"/>
+          <w:b/>
+          <w:noProof/>
+          <w:szCs w:val="24"/>
+          <w:lang w:val="es-US"/>
+        </w:rPr>
+        <w:t>Representacion del modelo de datos</w:t>
+      </w:r>
+      <w:r>
+        <w:rPr>
+          <w:rFonts w:cs="Arial"/>
+          <w:b/>
+          <w:noProof/>
+          <w:szCs w:val="24"/>
+          <w:lang w:val="es-US"/>
+        </w:rPr>
+        <w:t>.</w:t>
+      </w:r>
+    </w:p>
+    <w:p>
+      <w:pPr>
+        <w:spacing w:line="360" w:lineRule="auto"/>
+        <w:rPr>
+          <w:lang w:val="es-US"/>
+        </w:rPr>
+      </w:pPr>
+      <w:bookmarkStart w:id="13" w:name="_Toc191212304"/>
+    </w:p>
+    <w:p>
+      <w:pPr>
+        <w:pStyle w:val="Ttulo4"/>
+        <w:spacing w:line="360" w:lineRule="auto"/>
+        <w:rPr>
+          <w:rFonts w:ascii="Arial" w:hAnsi="Arial" w:cs="Arial"/>
+          <w:b/>
+          <w:i w:val="0"/>
+          <w:color w:val="auto"/>
+          <w:lang w:val="es-US"/>
+        </w:rPr>
+      </w:pPr>
+      <w:r>
+        <w:rPr>
+          <w:rFonts w:ascii="Arial" w:hAnsi="Arial" w:cs="Arial"/>
+          <w:b/>
+          <w:i w:val="0"/>
+          <w:color w:val="auto"/>
+          <w:lang w:val="es-US"/>
+        </w:rPr>
+        <w:t>2.3.2 Patrones de diseño de bases de datos documentales</w:t>
+      </w:r>
+    </w:p>
+    <w:p>
+      <w:pPr>
+        <w:spacing w:line="360" w:lineRule="auto"/>
+        <w:rPr>
+          <w:lang w:val="es-US"/>
+        </w:rPr>
+      </w:pPr>
+      <w:r>
+        <w:rPr>
+          <w:lang w:val="es-US"/>
+        </w:rPr>
+        <w:t xml:space="preserve">Las bases de datos documentales, caracterizadas por su flexibilidad esquemática y capacidad para almacenar datos en estructuras jerárquicas (como documentos JSON o BSON), requieren enfoques específicos de modelado para optimizar rendimiento, escalabilidad y mantenibilidad. A diferencia de los sistemas relacionales, donde el esquema rígido impone restricciones estructuradas, las bases documentales permiten variaciones en los campos y tipos de datos dentro de una colección, lo que exige estrategias para gestionar coherencia y eficiencia. </w:t>
+      </w:r>
+      <w:r>
+        <w:rPr>
+          <w:lang w:val="es-US"/>
+        </w:rPr>
+        <w:t xml:space="preserve">Investigando una forma de reducir estas deficiencias del modelo documental, se encontró el documento </w:t>
+      </w:r>
+      <w:r>
+        <w:rPr>
+          <w:highlight w:val="red"/>
+          <w:lang w:val="es-US"/>
+        </w:rPr>
+        <w:fldChar w:fldCharType="begin"/>
+      </w:r>
+      <w:r>
+        <w:rPr>
+          <w:highlight w:val="red"/>
+          <w:lang w:val="es-US"/>
+        </w:rPr>
+        <w:instrText xml:space="preserve"> ADDIN ZOTERO_ITEM CSL_CITATION {"citationID":"u6V8PO0t","properties":{"formattedCitation":"(Fiori 2020)","plainCitation":"(Fiori 2020)","noteIndex":0},"citationItems":[{"id":82,"uris":["http://zotero.org/users/local/fhhUPjrk/items/QT9RXE2C"],"itemData":{"id":82,"type":"article-journal","container-title":"Independently Published","title":"Design with MongoDB: best models for applications","volume":"107","author":[{"family":"Fiori","given":"Alessandro"}],"issued":{"date-parts":[["2020"]]}}}],"schema":"https://github.com/citation-style-language/schema/raw/master/csl-citation.json"} </w:instrText>
+      </w:r>
+      <w:r>
+        <w:rPr>
+          <w:highlight w:val="red"/>
+          <w:lang w:val="es-US"/>
+        </w:rPr>
+        <w:fldChar w:fldCharType="separate"/>
+      </w:r>
+      <w:r>
+        <w:rPr>
+          <w:rFonts w:cs="Arial"/>
+          <w:highlight w:val="red"/>
+          <w:lang w:val="es-US"/>
+        </w:rPr>
+        <w:t>(Fiori 2020)</w:t>
+      </w:r>
+      <w:r>
+        <w:rPr>
+          <w:highlight w:val="red"/>
+          <w:lang w:val="es-US"/>
+        </w:rPr>
+        <w:fldChar w:fldCharType="end"/>
+      </w:r>
+      <w:r>
+        <w:rPr>
+          <w:lang w:val="es-US"/>
+        </w:rPr>
+        <w:t>, donde se presenta el concepto de patrones de diseño para bases de datos documentales. Estos</w:t>
+      </w:r>
+      <w:r>
+        <w:rPr>
+          <w:lang w:val="es-US"/>
+        </w:rPr>
+        <w:t xml:space="preserve"> patrones de diseño emergen como </w:t>
+      </w:r>
+      <w:r>
+        <w:rPr>
+          <w:lang w:val="es-US"/>
+        </w:rPr>
+        <w:lastRenderedPageBreak/>
+        <w:t>soluciones estandarizadas para problemas recurrentes, adaptándose a casos de uso complejos sin sacrificar las ventajas inherentes a este paradigma.</w:t>
+      </w:r>
+    </w:p>
+    <w:p>
+      <w:pPr>
+        <w:spacing w:line="360" w:lineRule="auto"/>
+        <w:rPr>
+          <w:lang w:val="es-US"/>
+        </w:rPr>
+      </w:pPr>
+    </w:p>
+    <w:p>
+      <w:pPr>
+        <w:spacing w:line="360" w:lineRule="auto"/>
+        <w:rPr>
+          <w:lang w:val="es-US"/>
+        </w:rPr>
+      </w:pPr>
+      <w:r>
+        <w:rPr>
+          <w:lang w:val="es-US"/>
+        </w:rPr>
+        <w:t xml:space="preserve">Los patrones de diseño en bases de datos documentales son estrategias estandarizadas que abordan problemas recurrentes de modelado, optimización y gestión de datos en sistemas NoSQL orientados a documentos, como </w:t>
+      </w:r>
+      <w:r>
+        <w:rPr>
+          <w:lang w:val="es-US"/>
+        </w:rPr>
+        <w:t>Couch</w:t>
+      </w:r>
+      <w:r>
+        <w:rPr>
+          <w:lang w:val="es-US"/>
+        </w:rPr>
+        <w:t>DB. Estos patrones aprovechan características inherentes a este tipo de bases, como la flexibilidad esquemática, la atomicidad a nivel de documento y las capacidades de indexación, para resolver desafíos como reducir operaciones de es</w:t>
+      </w:r>
+      <w:r>
+        <w:rPr>
+          <w:lang w:val="es-US"/>
+        </w:rPr>
+        <w:t>critura costosas (Approximation</w:t>
+      </w:r>
+      <w:r>
+        <w:rPr>
+          <w:lang w:val="es-US"/>
+        </w:rPr>
+        <w:t xml:space="preserve">), simplificar consultas mediante </w:t>
+      </w:r>
+      <w:r>
+        <w:rPr>
+          <w:lang w:val="es-US"/>
+        </w:rPr>
+        <w:t>estructuras anidadas (Attribute</w:t>
+      </w:r>
+      <w:r>
+        <w:rPr>
+          <w:lang w:val="es-US"/>
+        </w:rPr>
+        <w:t>), ges</w:t>
+      </w:r>
+      <w:r>
+        <w:rPr>
+          <w:lang w:val="es-US"/>
+        </w:rPr>
+        <w:t>tionar datos temporales (Bucket</w:t>
+      </w:r>
+      <w:r>
+        <w:rPr>
+          <w:lang w:val="es-US"/>
+        </w:rPr>
+        <w:t>), precalcul</w:t>
+      </w:r>
+      <w:r>
+        <w:rPr>
+          <w:lang w:val="es-US"/>
+        </w:rPr>
+        <w:t>ar valores frecuentes (Computed</w:t>
+      </w:r>
+      <w:r>
+        <w:rPr>
+          <w:lang w:val="es-US"/>
+        </w:rPr>
+        <w:t>), mantener historiales de</w:t>
+      </w:r>
+      <w:r>
+        <w:rPr>
+          <w:lang w:val="es-US"/>
+        </w:rPr>
+        <w:t xml:space="preserve"> versiones (Document Versioning</w:t>
+      </w:r>
+      <w:r>
+        <w:rPr>
+          <w:lang w:val="es-US"/>
+        </w:rPr>
+        <w:t>), evitar uniones complejas (Extended Reference ), manejar exc</w:t>
+      </w:r>
+      <w:r>
+        <w:rPr>
+          <w:lang w:val="es-US"/>
+        </w:rPr>
+        <w:t>epciones estructurales (Outlier</w:t>
+      </w:r>
+      <w:r>
+        <w:rPr>
+          <w:lang w:val="es-US"/>
+        </w:rPr>
+        <w:t>), reservar espaci</w:t>
+      </w:r>
+      <w:r>
+        <w:rPr>
+          <w:lang w:val="es-US"/>
+        </w:rPr>
+        <w:t>o en documentos (Pre-allocation</w:t>
+      </w:r>
+      <w:r>
+        <w:rPr>
+          <w:lang w:val="es-US"/>
+        </w:rPr>
+        <w:t>), almacenar estruc</w:t>
+      </w:r>
+      <w:r>
+        <w:rPr>
+          <w:lang w:val="es-US"/>
+        </w:rPr>
+        <w:t>turas heterogéneas (Polymorphic</w:t>
+      </w:r>
+      <w:r>
+        <w:rPr>
+          <w:lang w:val="es-US"/>
+        </w:rPr>
+        <w:t>), migrar esquemas sin in</w:t>
+      </w:r>
+      <w:r>
+        <w:rPr>
+          <w:lang w:val="es-US"/>
+        </w:rPr>
+        <w:t>terrupciones (Schema Versioning</w:t>
+      </w:r>
+      <w:r>
+        <w:rPr>
+          <w:lang w:val="es-US"/>
+        </w:rPr>
+        <w:t>), fragmentar datos p</w:t>
+      </w:r>
+      <w:r>
+        <w:rPr>
+          <w:lang w:val="es-US"/>
+        </w:rPr>
+        <w:t>ara mejorar rendimiento (Subset) o modelar jerarquías (Tree</w:t>
+      </w:r>
+      <w:r>
+        <w:rPr>
+          <w:lang w:val="es-US"/>
+        </w:rPr>
+        <w:t>). Su objetivo es equilibrar eficiencia, escalabilidad y adaptabilidad, garantizando que el diseño responda a patrones de acceso específicos sin sacrificar las ventajas del modelo documental</w:t>
+      </w:r>
+      <w:r>
+        <w:rPr>
+          <w:lang w:val="es-US"/>
+        </w:rPr>
+        <w:t xml:space="preserve"> </w:t>
+      </w:r>
+      <w:r>
+        <w:rPr>
+          <w:lang w:val="es-US"/>
+        </w:rPr>
+        <w:fldChar w:fldCharType="begin"/>
+      </w:r>
+      <w:r>
+        <w:rPr>
+          <w:lang w:val="es-US"/>
+        </w:rPr>
+        <w:instrText xml:space="preserve"> ADDIN ZOTERO_ITEM CSL_CITATION {"citationID":"AsYnvL97","properties":{"formattedCitation":"(Fiori 2020)","plainCitation":"(Fiori 2020)","noteIndex":0},"citationItems":[{"id":82,"uris":["http://zotero.org/users/local/fhhUPjrk/items/QT9RXE2C"],"itemData":{"id":82,"type":"article-journal","container-title":"Independently Published","title":"Design with MongoDB: best models for applications","volume":"107","author":[{"family":"Fiori","given":"Alessandro"}],"issued":{"date-parts":[["2020"]]}}}],"schema":"https://github.com/citation-style-language/schema/raw/master/csl-citation.json"} </w:instrText>
+      </w:r>
+      <w:r>
+        <w:rPr>
+          <w:lang w:val="es-US"/>
+        </w:rPr>
+        <w:fldChar w:fldCharType="separate"/>
+      </w:r>
+      <w:r>
+        <w:rPr>
+          <w:rFonts w:cs="Arial"/>
+          <w:lang w:val="es-US"/>
+        </w:rPr>
+        <w:t>(Fiori 2020)</w:t>
+      </w:r>
+      <w:r>
+        <w:rPr>
+          <w:lang w:val="es-US"/>
+        </w:rPr>
+        <w:fldChar w:fldCharType="end"/>
+      </w:r>
+      <w:r>
+        <w:rPr>
+          <w:lang w:val="es-US"/>
+        </w:rPr>
+        <w:t>.</w:t>
+      </w:r>
+    </w:p>
+    <w:p>
+      <w:pPr>
+        <w:spacing w:line="360" w:lineRule="auto"/>
+        <w:rPr>
+          <w:lang w:val="es-US"/>
+        </w:rPr>
+      </w:pPr>
+    </w:p>
+    <w:p>
+      <w:pPr>
+        <w:spacing w:line="360" w:lineRule="auto"/>
+        <w:rPr>
+          <w:lang w:val="es-US"/>
+        </w:rPr>
+      </w:pPr>
+      <w:r>
+        <w:rPr>
+          <w:lang w:val="es-US"/>
+        </w:rPr>
+        <w:t>EL primer patrón identificado como necesario es el patrón Computado. Este</w:t>
+      </w:r>
+      <w:r>
+        <w:rPr>
+          <w:lang w:val="es-US"/>
+        </w:rPr>
+        <w:t xml:space="preserve"> se enfoca en reducir la carga computacional en consultas analíticas mediante el almacenamiento de valores precalculados, como promedios o totales. En CouchDB, este patrón se implementa mediante vistas MapReduce que generan agregaciones durante la inserción o actualización de documentos.</w:t>
+      </w:r>
+      <w:r>
+        <w:rPr>
+          <w:lang w:val="es-US"/>
+        </w:rPr>
+        <w:t xml:space="preserve"> Este se empleará para almacenar operaciones estadísticas que más se soliciten. Otro patrón que se empleara en el ámbito de las operaciones estadísticas es el patrón Bucket. Este agrupa</w:t>
+      </w:r>
+      <w:r>
+        <w:rPr>
+          <w:lang w:val="es-US"/>
+        </w:rPr>
+        <w:t xml:space="preserve"> información en intervalos (diarios, horarios) para optimizar índices y preagregar datos</w:t>
+      </w:r>
+    </w:p>
+    <w:p>
+      <w:pPr>
+        <w:spacing w:line="360" w:lineRule="auto"/>
+        <w:rPr>
+          <w:lang w:val="es-US"/>
+        </w:rPr>
+      </w:pPr>
+    </w:p>
+    <w:p>
+      <w:pPr>
+        <w:spacing w:line="360" w:lineRule="auto"/>
+        <w:rPr>
+          <w:lang w:val="es-US"/>
+        </w:rPr>
+      </w:pPr>
+      <w:r>
+        <w:rPr>
+          <w:lang w:val="es-US"/>
+        </w:rPr>
+        <w:lastRenderedPageBreak/>
+        <w:t xml:space="preserve">Otro patrón empleado es el versionado de documentos. Este consiste en no reemplazar documentos en una actualización o eliminación, sino que se crea uno nuevo con otra revisión. </w:t>
+      </w:r>
+      <w:r>
+        <w:rPr>
+          <w:lang w:val="es-US"/>
+        </w:rPr>
+        <w:t>CouchDB gestiona de forma nativa el versionado de documentos mediante el campo _rev, que identifica cada revisión.</w:t>
+      </w:r>
+    </w:p>
+    <w:p>
+      <w:pPr>
+        <w:spacing w:line="360" w:lineRule="auto"/>
+        <w:rPr>
+          <w:lang w:val="es-US"/>
+        </w:rPr>
+      </w:pPr>
+    </w:p>
+    <w:p>
+      <w:pPr>
+        <w:spacing w:line="360" w:lineRule="auto"/>
+        <w:rPr>
+          <w:lang w:val="es-US"/>
+        </w:rPr>
+      </w:pPr>
+      <w:r>
+        <w:rPr>
+          <w:lang w:val="es-US"/>
+        </w:rPr>
+        <w:t>El ultimo patrón identificado es el</w:t>
+      </w:r>
+      <w:r>
+        <w:rPr>
+          <w:lang w:val="es-US"/>
+        </w:rPr>
+        <w:t xml:space="preserve"> preasignación de espacio</w:t>
+      </w:r>
+      <w:r>
+        <w:rPr>
+          <w:lang w:val="es-US"/>
+        </w:rPr>
+        <w:t>.</w:t>
+      </w:r>
+      <w:r>
+        <w:rPr>
+          <w:lang w:val="es-US"/>
+        </w:rPr>
+        <w:t xml:space="preserve"> </w:t>
+      </w:r>
+      <w:r>
+        <w:rPr>
+          <w:lang w:val="es-US"/>
+        </w:rPr>
+        <w:t>E</w:t>
+      </w:r>
+      <w:r>
+        <w:rPr>
+          <w:lang w:val="es-US"/>
+        </w:rPr>
+        <w:t>n documentos</w:t>
+      </w:r>
+      <w:r>
+        <w:rPr>
+          <w:lang w:val="es-US"/>
+        </w:rPr>
+        <w:t>,</w:t>
+      </w:r>
+      <w:r>
+        <w:rPr>
+          <w:lang w:val="es-US"/>
+        </w:rPr>
+        <w:t xml:space="preserve"> es crucial para optimizar escrituras frecuentes. En CouchDB, este patrón se implementa mediante índices y vistas predefinidas que reservan espacio para campos dinámicos (ej. contadores de eventos). Por ejemplo, un documento de estadísticas mensuales podría inicializar campos para cada día, evitando reorganizaciones de datos y aprovechando las actualizaciones incrementales de vistas MapReduce. Esto reduce la fragmentación y mejora la velocidad de escritura, incluso en escenarios de alta concurrencia.</w:t>
+      </w:r>
+    </w:p>
+    <w:p>
+      <w:pPr>
+        <w:spacing w:line="360" w:lineRule="auto"/>
+        <w:rPr>
+          <w:lang w:val="es-US"/>
+        </w:rPr>
+      </w:pPr>
+    </w:p>
+    <w:p>
+      <w:pPr>
+        <w:spacing w:line="360" w:lineRule="auto"/>
+        <w:rPr>
+          <w:lang w:val="es-US"/>
+        </w:rPr>
+      </w:pPr>
+    </w:p>
+    <w:p>
+      <w:pPr>
+        <w:pStyle w:val="Ttulo2"/>
         <w:spacing w:line="360" w:lineRule="auto"/>
         <w:rPr>
           <w:rFonts w:ascii="Arial" w:hAnsi="Arial" w:cs="Arial"/>
           <w:b/>
           <w:color w:val="auto"/>
+          <w:sz w:val="24"/>
+          <w:szCs w:val="24"/>
           <w:lang w:val="es-US"/>
         </w:rPr>
       </w:pPr>
@@ -15542,189 +19059,117 @@
           <w:rFonts w:ascii="Arial" w:hAnsi="Arial" w:cs="Arial"/>
           <w:b/>
           <w:color w:val="auto"/>
-          <w:lang w:val="es-US"/>
-        </w:rPr>
-        <w:t>2.3.1 Modelo de datos</w:t>
-      </w:r>
-    </w:p>
-    <w:p>
-      <w:pPr>
-        <w:spacing w:line="360" w:lineRule="auto"/>
-        <w:rPr>
-          <w:lang w:val="es-US"/>
-        </w:rPr>
-      </w:pPr>
-      <w:r>
-        <w:rPr>
-          <w:lang w:val="es-US"/>
-        </w:rPr>
-        <w:t>El modelo de datos es el pilar estructural del repositorio, encargado de integrar y organizar la información proveniente de diversas fuentes. En esta subsección se define la arquitectura lógica del Data Lake, especificando las entidades, relaciones y mecanismos de consolidació</w:t>
-      </w:r>
-      <w:r>
-        <w:rPr>
-          <w:lang w:val="es-US"/>
-        </w:rPr>
-        <w:t>n que garantizan la integridad,</w:t>
-      </w:r>
-      <w:r>
-        <w:rPr>
-          <w:lang w:val="es-US"/>
-        </w:rPr>
-        <w:t xml:space="preserve"> </w:t>
-      </w:r>
-      <w:r>
-        <w:rPr>
-          <w:lang w:val="es-US"/>
-        </w:rPr>
-        <w:t xml:space="preserve">la </w:t>
-      </w:r>
-      <w:r>
-        <w:rPr>
-          <w:lang w:val="es-US"/>
-        </w:rPr>
-        <w:t xml:space="preserve">escalabilidad </w:t>
-      </w:r>
-      <w:r>
-        <w:rPr>
-          <w:lang w:val="es-US"/>
-        </w:rPr>
-        <w:t xml:space="preserve">y rendimiento </w:t>
-      </w:r>
-      <w:r>
-        <w:rPr>
-          <w:lang w:val="es-US"/>
-        </w:rPr>
-        <w:t>del sistema y la sostenibilidad del repositorio a largo plazo.</w:t>
-      </w:r>
-    </w:p>
-    <w:p>
-      <w:pPr>
-        <w:spacing w:line="360" w:lineRule="auto"/>
-        <w:rPr>
-          <w:lang w:val="es-US"/>
-        </w:rPr>
-      </w:pPr>
-      <w:bookmarkStart w:id="12" w:name="_GoBack"/>
-      <w:bookmarkEnd w:id="12"/>
-    </w:p>
-    <w:p>
-      <w:pPr>
-        <w:rPr>
-          <w:lang w:val="es-US"/>
-        </w:rPr>
-      </w:pPr>
-    </w:p>
-    <w:p>
-      <w:pPr>
-        <w:pStyle w:val="Ttulo2"/>
+          <w:sz w:val="24"/>
+          <w:szCs w:val="24"/>
+          <w:lang w:val="es-US"/>
+        </w:rPr>
+        <w:t>Capítulo 3: Diseño y ejecución de pruebas</w:t>
+      </w:r>
+      <w:bookmarkEnd w:id="13"/>
+    </w:p>
+    <w:p>
+      <w:pPr>
+        <w:spacing w:after="160" w:line="360" w:lineRule="auto"/>
+        <w:rPr>
+          <w:rFonts w:cs="Arial"/>
+          <w:szCs w:val="24"/>
+          <w:lang w:val="es-US"/>
+        </w:rPr>
+      </w:pPr>
+      <w:r>
+        <w:rPr>
+          <w:rFonts w:cs="Arial"/>
+          <w:szCs w:val="24"/>
+          <w:lang w:val="es-US"/>
+        </w:rPr>
+        <w:t>El presente capítulo tiene como objetivo documentar el proceso de evaluación del proyecto mediante la realización de pruebas diseñadas para validar su correcto funcionamiento, desempeño y cumplimiento de los objetivos planteados. Estas pruebas son fundamentales para garantizar que la solución implementada cumpla con los requisitos del negocio y las especificaciones técnicas definidas en las fases previas del proyecto. Además, permiten identificar posibles áreas de mejora y asegurar la calidad del sistema desarrollado.</w:t>
+      </w:r>
+    </w:p>
+    <w:p>
+      <w:pPr>
+        <w:spacing w:after="160" w:line="360" w:lineRule="auto"/>
+        <w:rPr>
+          <w:rFonts w:cs="Arial"/>
+          <w:szCs w:val="24"/>
+          <w:lang w:val="es-US"/>
+        </w:rPr>
+      </w:pPr>
+      <w:r>
+        <w:rPr>
+          <w:rFonts w:cs="Arial"/>
+          <w:szCs w:val="24"/>
+          <w:lang w:val="es-US"/>
+        </w:rPr>
+        <w:t>En primer lugar, se definen los parámetros clave que serán utilizados como criterios de evaluación. Estos parámetros incluyen métricas relacionadas con el rendimiento, la integridad de los datos, la escalabilidad y los tiempos de ejecución. La selección de estos parámetros responde a los objetivos específicos del proyecto y a las mejores prácticas en el diseño y evaluación de sistemas de gestión de datos empresariales.</w:t>
+      </w:r>
+    </w:p>
+    <w:p>
+      <w:pPr>
+        <w:spacing w:after="160" w:line="360" w:lineRule="auto"/>
+        <w:rPr>
+          <w:rFonts w:cs="Arial"/>
+          <w:szCs w:val="24"/>
+          <w:lang w:val="es-US"/>
+        </w:rPr>
+      </w:pPr>
+      <w:r>
+        <w:rPr>
+          <w:rFonts w:cs="Arial"/>
+          <w:szCs w:val="24"/>
+          <w:lang w:val="es-US"/>
+        </w:rPr>
+        <w:lastRenderedPageBreak/>
+        <w:t>Posteriormente, se describe el diseño de las pruebas realizadas, detallando los escenarios planteados, las herramientas utilizadas y los métodos empleados para medir el desempeño del sistema. Este diseño busca cubrir tanto aspectos funcionales como no funcionales, asegurando una evaluación integral que considere tanto el comportamiento esperado como las posibles limitaciones del sistema en situaciones reales o simuladas.</w:t>
+      </w:r>
+    </w:p>
+    <w:p>
+      <w:pPr>
+        <w:spacing w:after="160" w:line="360" w:lineRule="auto"/>
+        <w:rPr>
+          <w:rFonts w:cs="Arial"/>
+          <w:szCs w:val="24"/>
+          <w:lang w:val="es-US"/>
+        </w:rPr>
+      </w:pPr>
+      <w:r>
+        <w:rPr>
+          <w:rFonts w:cs="Arial"/>
+          <w:szCs w:val="24"/>
+          <w:lang w:val="es-US"/>
+        </w:rPr>
+        <w:t>Finalmente, se presentan los resultados obtenidos durante la ejecución de las pruebas, acompañados de un análisis crítico que permite interpretar los datos recopilados. Este análisis no solo evalúa el cumplimiento de los objetivos iniciales, sino que también proporciona recomendaciones para futuras iteraciones o mejoras en la solución implementada. De esta manera, este capítulo contribuye a cerrar el ciclo de desarrollo del proyecto al proporcionar evidencia objetiva sobre su efectividad y alineación con las necesidades del negocio.</w:t>
+      </w:r>
+    </w:p>
+    <w:p>
+      <w:pPr>
+        <w:pStyle w:val="Ttulo3"/>
         <w:spacing w:line="360" w:lineRule="auto"/>
         <w:rPr>
           <w:rFonts w:ascii="Arial" w:hAnsi="Arial" w:cs="Arial"/>
           <w:b/>
           <w:color w:val="auto"/>
-          <w:sz w:val="24"/>
-          <w:szCs w:val="24"/>
-          <w:lang w:val="es-US"/>
-        </w:rPr>
-      </w:pPr>
+          <w:lang w:val="es-US"/>
+        </w:rPr>
+      </w:pPr>
+      <w:bookmarkStart w:id="14" w:name="_Toc191212305"/>
       <w:r>
         <w:rPr>
           <w:rFonts w:ascii="Arial" w:hAnsi="Arial" w:cs="Arial"/>
           <w:b/>
           <w:color w:val="auto"/>
-          <w:sz w:val="24"/>
-          <w:szCs w:val="24"/>
-          <w:lang w:val="es-US"/>
-        </w:rPr>
-        <w:lastRenderedPageBreak/>
-        <w:t>Capítulo 3: Diseño y ejecución de pruebas</w:t>
-      </w:r>
-      <w:bookmarkEnd w:id="11"/>
-    </w:p>
-    <w:p>
-      <w:pPr>
-        <w:spacing w:after="160" w:line="360" w:lineRule="auto"/>
-        <w:rPr>
-          <w:rFonts w:cs="Arial"/>
-          <w:szCs w:val="24"/>
-          <w:lang w:val="es-US"/>
-        </w:rPr>
-      </w:pPr>
-      <w:r>
-        <w:rPr>
-          <w:rFonts w:cs="Arial"/>
-          <w:szCs w:val="24"/>
-          <w:lang w:val="es-US"/>
-        </w:rPr>
-        <w:t>El presente capítulo tiene como objetivo documentar el proceso de evaluación del proyecto mediante la realización de pruebas diseñadas para validar su correcto funcionamiento, desempeño y cumplimiento de los objetivos planteados. Estas pruebas son fundamentales para garantizar que la solución implementada cumpla con los requisitos del negocio y las especificaciones técnicas definidas en las fases previas del proyecto. Además, permiten identificar posibles áreas de mejora y asegurar la calidad del sistema desarrollado.</w:t>
-      </w:r>
-    </w:p>
-    <w:p>
-      <w:pPr>
-        <w:spacing w:after="160" w:line="360" w:lineRule="auto"/>
-        <w:rPr>
-          <w:rFonts w:cs="Arial"/>
-          <w:szCs w:val="24"/>
-          <w:lang w:val="es-US"/>
-        </w:rPr>
-      </w:pPr>
-      <w:r>
-        <w:rPr>
-          <w:rFonts w:cs="Arial"/>
-          <w:szCs w:val="24"/>
-          <w:lang w:val="es-US"/>
-        </w:rPr>
-        <w:t>En primer lugar, se definen los parámetros clave que serán utilizados como criterios de evaluación. Estos parámetros incluyen métricas relacionadas con el rendimiento, la integridad de los datos, la escalabilidad y los tiempos de ejecución. La selección de estos parámetros responde a los objetivos específicos del proyecto y a las mejores prácticas en el diseño y evaluación de sistemas de gestión de datos empresariales.</w:t>
-      </w:r>
-    </w:p>
-    <w:p>
-      <w:pPr>
-        <w:spacing w:after="160" w:line="360" w:lineRule="auto"/>
-        <w:rPr>
-          <w:rFonts w:cs="Arial"/>
-          <w:szCs w:val="24"/>
-          <w:lang w:val="es-US"/>
-        </w:rPr>
-      </w:pPr>
-      <w:r>
-        <w:rPr>
-          <w:rFonts w:cs="Arial"/>
-          <w:szCs w:val="24"/>
-          <w:lang w:val="es-US"/>
-        </w:rPr>
-        <w:t>Posteriormente, se describe el diseño de las pruebas realizadas, detallando los escenarios planteados, las herramientas utilizadas y los métodos empleados para medir el desempeño del sistema. Este diseño busca cubrir tanto aspectos funcionales como no funcionales, asegurando una evaluación integral que considere tanto el comportamiento esperado como las posibles limitaciones del sistema en situaciones reales o simuladas.</w:t>
-      </w:r>
-    </w:p>
-    <w:p>
-      <w:pPr>
-        <w:spacing w:after="160" w:line="360" w:lineRule="auto"/>
-        <w:rPr>
-          <w:rFonts w:cs="Arial"/>
-          <w:szCs w:val="24"/>
-          <w:lang w:val="es-US"/>
-        </w:rPr>
-      </w:pPr>
-      <w:r>
-        <w:rPr>
-          <w:rFonts w:cs="Arial"/>
-          <w:szCs w:val="24"/>
-          <w:lang w:val="es-US"/>
-        </w:rPr>
-        <w:t>Finalmente, se presentan los resultados obtenidos durante la ejecución de las pruebas, acompañados de un análisis crítico que permite interpretar los datos recopilados. Este análisis no solo evalúa el cumplimiento de los objetivos iniciales, sino que también proporciona recomendaciones para futuras iteraciones o mejoras en la solución implementada. De esta manera, este capítulo contribuye a cerrar el ciclo de desarrollo del proyecto al proporcionar evidencia objetiva sobre su efectividad y alineación con las necesidades del negocio.</w:t>
-      </w:r>
-    </w:p>
-    <w:p>
-      <w:pPr>
-        <w:pStyle w:val="Ttulo3"/>
-        <w:spacing w:line="360" w:lineRule="auto"/>
+          <w:lang w:val="es-US"/>
+        </w:rPr>
+        <w:t xml:space="preserve">3.1 </w:t>
+      </w:r>
+      <w:r>
         <w:rPr>
           <w:rFonts w:ascii="Arial" w:hAnsi="Arial" w:cs="Arial"/>
           <w:b/>
           <w:color w:val="auto"/>
           <w:lang w:val="es-US"/>
         </w:rPr>
-      </w:pPr>
-      <w:bookmarkStart w:id="13" w:name="_Toc188005513"/>
+        <w:t>Parámetros</w:t>
+      </w:r>
       <w:r>
         <w:rPr>
           <w:rFonts w:ascii="Arial" w:hAnsi="Arial" w:cs="Arial"/>
@@ -15732,17 +19177,169 @@
           <w:color w:val="auto"/>
           <w:lang w:val="es-US"/>
         </w:rPr>
-        <w:t xml:space="preserve">3.1 </w:t>
-      </w:r>
-      <w:r>
+        <w:t xml:space="preserve"> para la evaluación</w:t>
+      </w:r>
+      <w:bookmarkEnd w:id="14"/>
+    </w:p>
+    <w:p>
+      <w:pPr>
+        <w:pStyle w:val="Sinespaciado"/>
+        <w:spacing w:line="360" w:lineRule="auto"/>
+        <w:jc w:val="both"/>
+        <w:rPr>
+          <w:rFonts w:ascii="Arial" w:hAnsi="Arial" w:cs="Arial"/>
+          <w:sz w:val="24"/>
+          <w:szCs w:val="24"/>
+        </w:rPr>
+      </w:pPr>
+      <w:r>
+        <w:rPr>
+          <w:rFonts w:ascii="Arial" w:hAnsi="Arial" w:cs="Arial"/>
+          <w:sz w:val="24"/>
+          <w:szCs w:val="24"/>
+        </w:rPr>
+        <w:t>En esta sección se describen los parámetros seleccionados para evaluar el desempeño y la calidad del repositorio de datos basado en un Data Lake. Estos parámetros han sido definidos considerando las características técnicas del sistema, los objetivos del proyecto y las necesidades del negocio, permitiendo medir aspectos clave que aseguran la efectividad y eficiencia de la solución implementada.</w:t>
+      </w:r>
+    </w:p>
+    <w:p>
+      <w:pPr>
+        <w:pStyle w:val="Sinespaciado"/>
+        <w:spacing w:line="360" w:lineRule="auto"/>
+        <w:jc w:val="both"/>
+        <w:rPr>
+          <w:rFonts w:ascii="Arial" w:hAnsi="Arial" w:cs="Arial"/>
+          <w:sz w:val="24"/>
+          <w:szCs w:val="24"/>
+        </w:rPr>
+      </w:pPr>
+      <w:r>
+        <w:rPr>
+          <w:rFonts w:ascii="Arial" w:hAnsi="Arial" w:cs="Arial"/>
+          <w:sz w:val="24"/>
+          <w:szCs w:val="24"/>
+        </w:rPr>
+        <w:t xml:space="preserve">El primer parámetro considerado es </w:t>
+      </w:r>
+      <w:r>
+        <w:rPr>
+          <w:rFonts w:ascii="Arial" w:hAnsi="Arial" w:cs="Arial"/>
+          <w:b/>
+          <w:sz w:val="24"/>
+          <w:szCs w:val="24"/>
+        </w:rPr>
+        <w:t>la integridad de los datos</w:t>
+      </w:r>
+      <w:r>
+        <w:rPr>
+          <w:rFonts w:ascii="Arial" w:hAnsi="Arial" w:cs="Arial"/>
+          <w:sz w:val="24"/>
+          <w:szCs w:val="24"/>
+        </w:rPr>
+        <w:t>, que se refiere a la capacidad del sistema para garantizar que los datos almacenados sean consistentes, completos y libres de errores durante todo su ciclo de vida. Este parámetro evalúa si los datos transferidos al Data Lake coinciden con las fuentes originales y si se mantienen intactos tras procesos como transformaciones o consultas. Su correcta implementación asegura la confiabilidad de los datos para análisis y toma de decisiones.</w:t>
+      </w:r>
+    </w:p>
+    <w:p>
+      <w:pPr>
+        <w:pStyle w:val="Sinespaciado"/>
+        <w:spacing w:line="360" w:lineRule="auto"/>
+        <w:jc w:val="both"/>
+        <w:rPr>
+          <w:rFonts w:ascii="Arial" w:hAnsi="Arial" w:cs="Arial"/>
+          <w:sz w:val="24"/>
+          <w:szCs w:val="24"/>
+          <w:lang w:val="es-US"/>
+        </w:rPr>
+      </w:pPr>
+      <w:r>
+        <w:rPr>
+          <w:rFonts w:ascii="Arial" w:hAnsi="Arial" w:cs="Arial"/>
+          <w:sz w:val="24"/>
+          <w:szCs w:val="24"/>
+        </w:rPr>
+        <w:t xml:space="preserve">La </w:t>
+      </w:r>
+      <w:r>
+        <w:rPr>
+          <w:rFonts w:ascii="Arial" w:hAnsi="Arial" w:cs="Arial"/>
+          <w:b/>
+          <w:sz w:val="24"/>
+          <w:szCs w:val="24"/>
+        </w:rPr>
+        <w:t>tasa de ingestión de datos</w:t>
+      </w:r>
+      <w:r>
+        <w:rPr>
+          <w:rFonts w:ascii="Arial" w:hAnsi="Arial" w:cs="Arial"/>
+          <w:sz w:val="24"/>
+          <w:szCs w:val="24"/>
+        </w:rPr>
+        <w:t xml:space="preserve"> también es un aspecto crítico a evaluar, ya que mide la velocidad a la que el sistema puede incorporar nuevos datos desde diversas fuentes. Este parámetro se evalúa en términos de volumen, como gigabytes por hora, y permite determinar si el Data Lake es capaz de manejar grandes cantidades </w:t>
+      </w:r>
+      <w:r>
+        <w:rPr>
+          <w:rFonts w:ascii="Arial" w:hAnsi="Arial" w:cs="Arial"/>
+          <w:sz w:val="24"/>
+          <w:szCs w:val="24"/>
+        </w:rPr>
+        <w:lastRenderedPageBreak/>
+        <w:t xml:space="preserve">de información sin afectar su desempeño. Asimismo, se considera la </w:t>
+      </w:r>
+      <w:r>
+        <w:rPr>
+          <w:rFonts w:ascii="Arial" w:hAnsi="Arial" w:cs="Arial"/>
+          <w:b/>
+          <w:sz w:val="24"/>
+          <w:szCs w:val="24"/>
+        </w:rPr>
+        <w:t>optimización del almacenamiento</w:t>
+      </w:r>
+      <w:r>
+        <w:rPr>
+          <w:rFonts w:ascii="Arial" w:hAnsi="Arial" w:cs="Arial"/>
+          <w:sz w:val="24"/>
+          <w:szCs w:val="24"/>
+        </w:rPr>
+        <w:t xml:space="preserve">, que mide la eficiencia con la que el sistema utiliza los recursos disponibles. Esto incluye el uso de formatos comprimidos, estrategias jerárquicas como almacenamiento caliente o frío, y la relación entre el espacio utilizado y el volumen total de datos almacenados. Finalmente, se evalúa el </w:t>
+      </w:r>
+      <w:r>
+        <w:rPr>
+          <w:rFonts w:ascii="Arial" w:hAnsi="Arial" w:cs="Arial"/>
+          <w:b/>
+          <w:sz w:val="24"/>
+          <w:szCs w:val="24"/>
+        </w:rPr>
+        <w:t>costo por operación o consulta</w:t>
+      </w:r>
+      <w:r>
+        <w:rPr>
+          <w:rFonts w:ascii="Arial" w:hAnsi="Arial" w:cs="Arial"/>
+          <w:sz w:val="24"/>
+          <w:szCs w:val="24"/>
+        </w:rPr>
+        <w:t xml:space="preserve">, un parámetro que analiza la relación entre los costos operativos asociados al uso del Data Lake, como almacenamiento y procesamiento, y el valor generado por las operaciones realizadas. Esta métrica permite identificar oportunidades para optimizar recursos y mejorar la eficiencia económica del sistema. En conjunto, estos parámetros ofrecen una evaluación integral tanto técnica como funcional del proyecto, asegurando su alineación con los objetivos planteados y las </w:t>
+      </w:r>
+      <w:r>
+        <w:rPr>
+          <w:rFonts w:ascii="Arial" w:hAnsi="Arial" w:cs="Arial"/>
+          <w:sz w:val="24"/>
+          <w:szCs w:val="24"/>
+          <w:lang w:val="es-US"/>
+        </w:rPr>
+        <w:t>necesidades del negocio.</w:t>
+      </w:r>
+    </w:p>
+    <w:p>
+      <w:pPr>
+        <w:pStyle w:val="Ttulo3"/>
+        <w:spacing w:line="360" w:lineRule="auto"/>
         <w:rPr>
           <w:rFonts w:ascii="Arial" w:hAnsi="Arial" w:cs="Arial"/>
           <w:b/>
           <w:color w:val="auto"/>
           <w:lang w:val="es-US"/>
         </w:rPr>
-        <w:t>Parámetros</w:t>
-      </w:r>
+      </w:pPr>
+      <w:bookmarkStart w:id="15" w:name="_Toc191212306"/>
       <w:r>
         <w:rPr>
           <w:rFonts w:ascii="Arial" w:hAnsi="Arial" w:cs="Arial"/>
@@ -15750,178 +19347,402 @@
           <w:color w:val="auto"/>
           <w:lang w:val="es-US"/>
         </w:rPr>
-        <w:t xml:space="preserve"> para la evaluación</w:t>
-      </w:r>
-      <w:bookmarkEnd w:id="13"/>
-    </w:p>
-    <w:p>
-      <w:pPr>
-        <w:pStyle w:val="Sinespaciado"/>
-        <w:spacing w:line="360" w:lineRule="auto"/>
-        <w:jc w:val="both"/>
-        <w:rPr>
-          <w:rFonts w:ascii="Arial" w:hAnsi="Arial" w:cs="Arial"/>
-          <w:sz w:val="24"/>
-          <w:szCs w:val="24"/>
-        </w:rPr>
-      </w:pPr>
-      <w:r>
-        <w:rPr>
-          <w:rFonts w:ascii="Arial" w:hAnsi="Arial" w:cs="Arial"/>
-          <w:sz w:val="24"/>
-          <w:szCs w:val="24"/>
-        </w:rPr>
-        <w:t xml:space="preserve">En esta sección se describen los parámetros seleccionados para evaluar el desempeño y la calidad del repositorio de datos basado en un Data Lake. Estos </w:t>
-      </w:r>
-      <w:r>
-        <w:rPr>
-          <w:rFonts w:ascii="Arial" w:hAnsi="Arial" w:cs="Arial"/>
-          <w:sz w:val="24"/>
-          <w:szCs w:val="24"/>
-        </w:rPr>
-        <w:lastRenderedPageBreak/>
-        <w:t>parámetros han sido definidos considerando las características técnicas del sistema, los objetivos del proyecto y las necesidades del negocio, permitiendo medir aspectos clave que aseguran la efectividad y eficiencia de la solución implementada.</w:t>
-      </w:r>
-    </w:p>
-    <w:p>
-      <w:pPr>
-        <w:pStyle w:val="Sinespaciado"/>
-        <w:spacing w:line="360" w:lineRule="auto"/>
-        <w:jc w:val="both"/>
-        <w:rPr>
-          <w:rFonts w:ascii="Arial" w:hAnsi="Arial" w:cs="Arial"/>
-          <w:sz w:val="24"/>
-          <w:szCs w:val="24"/>
-        </w:rPr>
-      </w:pPr>
-      <w:r>
-        <w:rPr>
-          <w:rFonts w:ascii="Arial" w:hAnsi="Arial" w:cs="Arial"/>
-          <w:sz w:val="24"/>
-          <w:szCs w:val="24"/>
-        </w:rPr>
-        <w:t xml:space="preserve">El primer parámetro considerado es </w:t>
-      </w:r>
-      <w:r>
-        <w:rPr>
-          <w:rFonts w:ascii="Arial" w:hAnsi="Arial" w:cs="Arial"/>
-          <w:b/>
-          <w:sz w:val="24"/>
-          <w:szCs w:val="24"/>
-        </w:rPr>
-        <w:t>la integridad de los datos</w:t>
-      </w:r>
-      <w:r>
-        <w:rPr>
-          <w:rFonts w:ascii="Arial" w:hAnsi="Arial" w:cs="Arial"/>
-          <w:sz w:val="24"/>
-          <w:szCs w:val="24"/>
-        </w:rPr>
-        <w:t>, que se refiere a la capacidad del sistema para garantizar que los datos almacenados sean consistentes, completos y libres de errores durante todo su ciclo de vida. Este parámetro evalúa si los datos transferidos al Data Lake coinciden con las fuentes originales y si se mantienen intactos tras procesos como transformaciones o consultas. Su correcta implementación asegura la confiabilidad de los datos para análisis y toma de decisiones.</w:t>
-      </w:r>
-    </w:p>
-    <w:p>
-      <w:pPr>
-        <w:pStyle w:val="Sinespaciado"/>
-        <w:spacing w:line="360" w:lineRule="auto"/>
-        <w:jc w:val="both"/>
-        <w:rPr>
-          <w:rFonts w:ascii="Arial" w:hAnsi="Arial" w:cs="Arial"/>
-          <w:sz w:val="24"/>
-          <w:szCs w:val="24"/>
-          <w:lang w:val="es-US"/>
-        </w:rPr>
-      </w:pPr>
-      <w:r>
-        <w:rPr>
-          <w:rFonts w:ascii="Arial" w:hAnsi="Arial" w:cs="Arial"/>
-          <w:sz w:val="24"/>
-          <w:szCs w:val="24"/>
-        </w:rPr>
-        <w:t xml:space="preserve">La </w:t>
-      </w:r>
-      <w:r>
-        <w:rPr>
-          <w:rFonts w:ascii="Arial" w:hAnsi="Arial" w:cs="Arial"/>
-          <w:b/>
-          <w:sz w:val="24"/>
-          <w:szCs w:val="24"/>
-        </w:rPr>
-        <w:t>tasa de ingestión de datos</w:t>
-      </w:r>
-      <w:r>
-        <w:rPr>
-          <w:rFonts w:ascii="Arial" w:hAnsi="Arial" w:cs="Arial"/>
-          <w:sz w:val="24"/>
-          <w:szCs w:val="24"/>
-        </w:rPr>
-        <w:t xml:space="preserve"> también es un aspecto crítico a evaluar, ya que mide la velocidad a la que el sistema puede incorporar nuevos datos desde diversas fuentes. Este parámetro se evalúa en términos de volumen, como gigabytes por hora, y permite determinar si el Data Lake es capaz de manejar grandes cantidades de información sin afectar su desempeño. Asimismo, se considera la </w:t>
-      </w:r>
-      <w:r>
-        <w:rPr>
-          <w:rFonts w:ascii="Arial" w:hAnsi="Arial" w:cs="Arial"/>
-          <w:b/>
-          <w:sz w:val="24"/>
-          <w:szCs w:val="24"/>
-        </w:rPr>
-        <w:t>optimización del almacenamiento</w:t>
-      </w:r>
-      <w:r>
-        <w:rPr>
-          <w:rFonts w:ascii="Arial" w:hAnsi="Arial" w:cs="Arial"/>
-          <w:sz w:val="24"/>
-          <w:szCs w:val="24"/>
-        </w:rPr>
-        <w:t xml:space="preserve">, que mide la eficiencia con la que el sistema utiliza los recursos disponibles. Esto incluye el uso de formatos comprimidos, estrategias jerárquicas como almacenamiento caliente o frío, y la relación entre el espacio utilizado y el volumen total de datos almacenados. Finalmente, se evalúa el </w:t>
-      </w:r>
-      <w:r>
-        <w:rPr>
-          <w:rFonts w:ascii="Arial" w:hAnsi="Arial" w:cs="Arial"/>
-          <w:b/>
-          <w:sz w:val="24"/>
-          <w:szCs w:val="24"/>
-        </w:rPr>
-        <w:t>costo por operación o consulta</w:t>
-      </w:r>
-      <w:r>
-        <w:rPr>
-          <w:rFonts w:ascii="Arial" w:hAnsi="Arial" w:cs="Arial"/>
-          <w:sz w:val="24"/>
-          <w:szCs w:val="24"/>
-        </w:rPr>
-        <w:t xml:space="preserve">, un parámetro que analiza la relación entre los costos operativos asociados al uso del Data Lake, como almacenamiento y procesamiento, y el valor generado por las operaciones realizadas. Esta métrica permite identificar oportunidades para optimizar recursos y mejorar la eficiencia económica del sistema. En conjunto, estos parámetros ofrecen una evaluación integral tanto técnica como funcional del proyecto, asegurando su alineación con los objetivos planteados y las </w:t>
-      </w:r>
-      <w:r>
-        <w:rPr>
-          <w:rFonts w:ascii="Arial" w:hAnsi="Arial" w:cs="Arial"/>
-          <w:sz w:val="24"/>
-          <w:szCs w:val="24"/>
-          <w:lang w:val="es-US"/>
-        </w:rPr>
-        <w:t>necesidades del negocio.</w:t>
-      </w:r>
-    </w:p>
-    <w:p>
-      <w:pPr>
-        <w:pStyle w:val="Ttulo3"/>
-        <w:spacing w:line="360" w:lineRule="auto"/>
+        <w:t xml:space="preserve">3.2 </w:t>
+      </w:r>
+      <w:r>
         <w:rPr>
           <w:rFonts w:ascii="Arial" w:hAnsi="Arial" w:cs="Arial"/>
           <w:b/>
           <w:color w:val="auto"/>
           <w:lang w:val="es-US"/>
         </w:rPr>
-      </w:pPr>
-      <w:bookmarkStart w:id="14" w:name="_Toc188005514"/>
-      <w:r>
+        <w:t>Diseño de las pruebas</w:t>
+      </w:r>
+      <w:bookmarkEnd w:id="15"/>
+    </w:p>
+    <w:p>
+      <w:pPr>
+        <w:pStyle w:val="Sinespaciado"/>
+        <w:spacing w:line="360" w:lineRule="auto"/>
+        <w:jc w:val="both"/>
+        <w:rPr>
+          <w:rFonts w:ascii="Arial" w:hAnsi="Arial" w:cs="Arial"/>
+          <w:sz w:val="24"/>
+          <w:szCs w:val="24"/>
+          <w:lang w:val="es-US"/>
+        </w:rPr>
+      </w:pPr>
+      <w:r>
+        <w:rPr>
+          <w:rFonts w:ascii="Arial" w:hAnsi="Arial" w:cs="Arial"/>
+          <w:sz w:val="24"/>
+          <w:szCs w:val="24"/>
+          <w:lang w:val="es-US"/>
+        </w:rPr>
+        <w:t>Una vez identificados que parámetros necesitamos medir para identificar las potencialidades y deficiencias del sistema, procedemos al diseño de las pruebas que nos permitirán hacer la evaluación.</w:t>
+      </w:r>
+    </w:p>
+    <w:p>
+      <w:pPr>
+        <w:pStyle w:val="Sinespaciado"/>
+        <w:spacing w:line="360" w:lineRule="auto"/>
+        <w:jc w:val="both"/>
+        <w:rPr>
+          <w:rFonts w:ascii="Arial" w:hAnsi="Arial" w:cs="Arial"/>
+          <w:sz w:val="24"/>
+          <w:szCs w:val="24"/>
+          <w:lang w:val="es-US"/>
+        </w:rPr>
+      </w:pPr>
+      <w:r>
+        <w:rPr>
+          <w:rFonts w:ascii="Arial" w:hAnsi="Arial" w:cs="Arial"/>
+          <w:sz w:val="24"/>
+          <w:szCs w:val="24"/>
+          <w:lang w:val="es-US"/>
+        </w:rPr>
+        <w:t>Primeramente, se evaluará la integridad de los datos transmitidos. Para ello, e</w:t>
+      </w:r>
+      <w:r>
+        <w:rPr>
+          <w:rFonts w:ascii="Arial" w:hAnsi="Arial" w:cs="Arial"/>
+          <w:sz w:val="24"/>
+          <w:szCs w:val="24"/>
+          <w:lang w:val="es-US"/>
+        </w:rPr>
+        <w:t xml:space="preserve">n primer lugar, se seleccionaron los datos a transmitir desde las cuatro bases de datos originales. Estos conjuntos de datos consisten en registros </w:t>
+      </w:r>
+      <w:r>
+        <w:rPr>
+          <w:rFonts w:ascii="Arial" w:hAnsi="Arial" w:cs="Arial"/>
+          <w:sz w:val="24"/>
+          <w:szCs w:val="24"/>
+          <w:lang w:val="es-US"/>
+        </w:rPr>
+        <w:t>simbólico</w:t>
+      </w:r>
+      <w:r>
+        <w:rPr>
+          <w:rFonts w:ascii="Arial" w:hAnsi="Arial" w:cs="Arial"/>
+          <w:sz w:val="24"/>
+          <w:szCs w:val="24"/>
+          <w:lang w:val="es-US"/>
+        </w:rPr>
+        <w:t xml:space="preserve"> </w:t>
+      </w:r>
+      <w:r>
+        <w:rPr>
+          <w:rFonts w:ascii="Arial" w:hAnsi="Arial" w:cs="Arial"/>
+          <w:sz w:val="24"/>
+          <w:szCs w:val="24"/>
+          <w:lang w:val="es-US"/>
+        </w:rPr>
+        <w:t>de datos ficticios</w:t>
+      </w:r>
+      <w:r>
+        <w:rPr>
+          <w:rFonts w:ascii="Arial" w:hAnsi="Arial" w:cs="Arial"/>
+          <w:sz w:val="24"/>
+          <w:szCs w:val="24"/>
+          <w:lang w:val="es-US"/>
+        </w:rPr>
+        <w:t xml:space="preserve">. Posteriormente, los datos </w:t>
+      </w:r>
+      <w:r>
+        <w:rPr>
+          <w:rFonts w:ascii="Arial" w:hAnsi="Arial" w:cs="Arial"/>
+          <w:sz w:val="24"/>
+          <w:szCs w:val="24"/>
+          <w:lang w:val="es-US"/>
+        </w:rPr>
+        <w:t>seran</w:t>
+      </w:r>
+      <w:r>
+        <w:rPr>
+          <w:rFonts w:ascii="Arial" w:hAnsi="Arial" w:cs="Arial"/>
+          <w:sz w:val="24"/>
+          <w:szCs w:val="24"/>
+          <w:lang w:val="es-US"/>
+        </w:rPr>
+        <w:t xml:space="preserve"> transmitidos hacia el Data Lake utilizando el canal de comunicación establecido entre las bases de datos fuente y CouchDB. Una vez que l</w:t>
+      </w:r>
+      <w:r>
+        <w:rPr>
+          <w:rFonts w:ascii="Arial" w:hAnsi="Arial" w:cs="Arial"/>
+          <w:sz w:val="24"/>
+          <w:szCs w:val="24"/>
+          <w:lang w:val="es-US"/>
+        </w:rPr>
+        <w:t>os datos llegaron al Data Lake se evaluaran si estos datos coinciden con los datos originales. Para ellos se utilizarán varias veces los mismos datos.</w:t>
+      </w:r>
+    </w:p>
+    <w:p>
+      <w:pPr>
+        <w:pStyle w:val="Sinespaciado"/>
+        <w:spacing w:line="360" w:lineRule="auto"/>
+        <w:jc w:val="both"/>
+        <w:rPr>
+          <w:rFonts w:ascii="Arial" w:hAnsi="Arial" w:cs="Arial"/>
+          <w:sz w:val="24"/>
+          <w:szCs w:val="24"/>
+          <w:lang w:val="es-US"/>
+        </w:rPr>
+      </w:pPr>
+      <w:r>
+        <w:rPr>
+          <w:rFonts w:ascii="Arial" w:hAnsi="Arial" w:cs="Arial"/>
+          <w:sz w:val="24"/>
+          <w:szCs w:val="24"/>
+          <w:lang w:val="es-US"/>
+        </w:rPr>
+        <w:t>Para evaluar la taza de ingesta de datos se empleará una</w:t>
+      </w:r>
+      <w:r>
+        <w:rPr>
+          <w:rFonts w:ascii="Arial" w:hAnsi="Arial" w:cs="Arial"/>
+          <w:sz w:val="24"/>
+          <w:szCs w:val="24"/>
+          <w:lang w:val="es-US"/>
+        </w:rPr>
+        <w:t xml:space="preserve"> metodología basa</w:t>
+      </w:r>
+      <w:r>
+        <w:rPr>
+          <w:rFonts w:ascii="Arial" w:hAnsi="Arial" w:cs="Arial"/>
+          <w:sz w:val="24"/>
+          <w:szCs w:val="24"/>
+          <w:lang w:val="es-US"/>
+        </w:rPr>
+        <w:t>da</w:t>
+      </w:r>
+      <w:r>
+        <w:rPr>
+          <w:rFonts w:ascii="Arial" w:hAnsi="Arial" w:cs="Arial"/>
+          <w:sz w:val="24"/>
+          <w:szCs w:val="24"/>
+          <w:lang w:val="es-US"/>
+        </w:rPr>
+        <w:t xml:space="preserve"> en simular la transferencia de datos con diferentes volúmenes y registrar el tiempo necesario para completar cada operación, calculando así la tasa efectiva de ingestión en megabytes por segundo (MB/s).</w:t>
+      </w:r>
+      <w:r>
+        <w:rPr>
+          <w:rFonts w:ascii="Arial" w:hAnsi="Arial" w:cs="Arial"/>
+          <w:sz w:val="24"/>
+          <w:szCs w:val="24"/>
+          <w:lang w:val="es-US"/>
+        </w:rPr>
+        <w:t xml:space="preserve"> </w:t>
+      </w:r>
+      <w:r>
+        <w:rPr>
+          <w:rFonts w:ascii="Arial" w:hAnsi="Arial" w:cs="Arial"/>
+          <w:sz w:val="24"/>
+          <w:szCs w:val="24"/>
+          <w:lang w:val="es-US"/>
+        </w:rPr>
+        <w:t>Para realizar esta prueba, se definieron cinco escenarios con volúmenes representativos:</w:t>
+      </w:r>
+      <w:r>
+        <w:rPr>
+          <w:rFonts w:ascii="Arial" w:hAnsi="Arial" w:cs="Arial"/>
+          <w:sz w:val="24"/>
+          <w:szCs w:val="24"/>
+          <w:lang w:val="es-US"/>
+        </w:rPr>
+        <w:t xml:space="preserve"> 20,50,100 y 200MB.</w:t>
+      </w:r>
+    </w:p>
+    <w:p>
+      <w:pPr>
+        <w:pStyle w:val="Sinespaciado"/>
+        <w:spacing w:line="360" w:lineRule="auto"/>
+        <w:jc w:val="both"/>
+        <w:rPr>
+          <w:rFonts w:ascii="Arial" w:hAnsi="Arial" w:cs="Arial"/>
+          <w:sz w:val="24"/>
+          <w:szCs w:val="24"/>
+          <w:lang w:val="es-US"/>
+        </w:rPr>
+      </w:pPr>
+      <w:r>
+        <w:rPr>
+          <w:rFonts w:ascii="Arial" w:hAnsi="Arial" w:cs="Arial"/>
+          <w:sz w:val="24"/>
+          <w:szCs w:val="24"/>
+          <w:lang w:val="es-US"/>
+        </w:rPr>
+        <w:t>El procedimiento comenzó con la transmisión del primer conjunto de datos (</w:t>
+      </w:r>
+      <w:r>
+        <w:rPr>
+          <w:rFonts w:ascii="Arial" w:hAnsi="Arial" w:cs="Arial"/>
+          <w:sz w:val="24"/>
+          <w:szCs w:val="24"/>
+          <w:lang w:val="es-US"/>
+        </w:rPr>
+        <w:t>20</w:t>
+      </w:r>
+      <w:r>
+        <w:rPr>
+          <w:rFonts w:ascii="Arial" w:hAnsi="Arial" w:cs="Arial"/>
+          <w:sz w:val="24"/>
+          <w:szCs w:val="24"/>
+          <w:lang w:val="es-US"/>
+        </w:rPr>
+        <w:t xml:space="preserve"> MB) desde una base de datos fuente hacia el Data Lake</w:t>
+      </w:r>
+      <w:r>
+        <w:rPr>
+          <w:rFonts w:ascii="Arial" w:hAnsi="Arial" w:cs="Arial"/>
+          <w:sz w:val="24"/>
+          <w:szCs w:val="24"/>
+          <w:lang w:val="es-US"/>
+        </w:rPr>
+        <w:t xml:space="preserve">. Una vez iniciado el proceso se </w:t>
+      </w:r>
+      <w:r>
+        <w:rPr>
+          <w:rFonts w:ascii="Arial" w:hAnsi="Arial" w:cs="Arial"/>
+          <w:sz w:val="24"/>
+          <w:szCs w:val="24"/>
+          <w:lang w:val="es-US"/>
+        </w:rPr>
+        <w:lastRenderedPageBreak/>
+        <w:t xml:space="preserve">registra la hora en milisegundos. Una vez finalizado el primer bloque de datos se </w:t>
+      </w:r>
+      <w:r>
+        <w:rPr>
+          <w:rFonts w:ascii="Arial" w:hAnsi="Arial" w:cs="Arial"/>
+          <w:sz w:val="24"/>
+          <w:szCs w:val="24"/>
+          <w:lang w:val="es-US"/>
+        </w:rPr>
+        <w:t>resta</w:t>
+      </w:r>
+      <w:r>
+        <w:rPr>
+          <w:rFonts w:ascii="Arial" w:hAnsi="Arial" w:cs="Arial"/>
+          <w:sz w:val="24"/>
+          <w:szCs w:val="24"/>
+          <w:lang w:val="es-US"/>
+        </w:rPr>
+        <w:t xml:space="preserve"> la hora de f</w:t>
+      </w:r>
+      <w:r>
+        <w:rPr>
+          <w:rFonts w:ascii="Arial" w:hAnsi="Arial" w:cs="Arial"/>
+          <w:sz w:val="24"/>
+          <w:szCs w:val="24"/>
+          <w:lang w:val="es-US"/>
+        </w:rPr>
+        <w:t xml:space="preserve">in con la registrada al inicio. </w:t>
+      </w:r>
+    </w:p>
+    <w:p>
+      <w:pPr>
+        <w:pStyle w:val="Sinespaciado"/>
+        <w:spacing w:line="360" w:lineRule="auto"/>
+        <w:jc w:val="both"/>
+        <w:rPr>
+          <w:rFonts w:ascii="Arial" w:hAnsi="Arial" w:cs="Arial"/>
+          <w:sz w:val="24"/>
+          <w:szCs w:val="24"/>
+        </w:rPr>
+      </w:pPr>
+      <w:r>
+        <w:rPr>
+          <w:rFonts w:ascii="Arial" w:hAnsi="Arial" w:cs="Arial"/>
+          <w:sz w:val="24"/>
+          <w:szCs w:val="24"/>
+          <w:lang w:val="es-US"/>
+        </w:rPr>
+        <w:t xml:space="preserve">Para la medición del parámetro </w:t>
+      </w:r>
+      <w:r>
+        <w:rPr>
+          <w:rFonts w:ascii="Arial" w:hAnsi="Arial" w:cs="Arial"/>
+          <w:sz w:val="24"/>
+          <w:szCs w:val="24"/>
+          <w:lang w:val="es-US"/>
+        </w:rPr>
+        <w:t xml:space="preserve">de </w:t>
+      </w:r>
+      <w:r>
+        <w:rPr>
+          <w:rFonts w:ascii="Arial" w:hAnsi="Arial" w:cs="Arial"/>
+          <w:sz w:val="24"/>
+          <w:szCs w:val="24"/>
+        </w:rPr>
+        <w:t>optimización del almacenamiento</w:t>
+      </w:r>
+      <w:r>
+        <w:rPr>
+          <w:rFonts w:ascii="Arial" w:hAnsi="Arial" w:cs="Arial"/>
+          <w:sz w:val="24"/>
+          <w:szCs w:val="24"/>
+        </w:rPr>
+        <w:t xml:space="preserve"> se reutilizo este mismo caso de prueba. Para ello se registró el tamaño de estos datos en la base de datos en CouchDB y la diferencia entre estos y los pesos originales.</w:t>
+      </w:r>
+    </w:p>
+    <w:p>
+      <w:pPr>
+        <w:pStyle w:val="Sinespaciado"/>
+        <w:spacing w:line="360" w:lineRule="auto"/>
+        <w:jc w:val="both"/>
+        <w:rPr>
+          <w:rFonts w:ascii="Arial" w:hAnsi="Arial" w:cs="Arial"/>
+          <w:sz w:val="24"/>
+          <w:szCs w:val="24"/>
+          <w:lang w:val="es-US"/>
+        </w:rPr>
+      </w:pPr>
+      <w:r>
+        <w:rPr>
+          <w:rFonts w:ascii="Arial" w:hAnsi="Arial" w:cs="Arial"/>
+          <w:sz w:val="24"/>
+          <w:szCs w:val="24"/>
+        </w:rPr>
+        <w:t>Finalmente, para el ultimo parámetro se registró los beneficios estas tecnologías contra el costo computacional en memoria, almacenamiento y tiempo de demora.</w:t>
+      </w:r>
+    </w:p>
+    <w:p>
+      <w:pPr>
+        <w:pStyle w:val="Sinespaciado"/>
+        <w:spacing w:line="360" w:lineRule="auto"/>
+        <w:jc w:val="both"/>
+        <w:rPr>
+          <w:rFonts w:ascii="Arial" w:hAnsi="Arial" w:cs="Arial"/>
+          <w:sz w:val="24"/>
+          <w:szCs w:val="24"/>
+          <w:lang w:val="es-US"/>
+        </w:rPr>
+      </w:pPr>
+    </w:p>
+    <w:p>
+      <w:pPr>
+        <w:pStyle w:val="Sinespaciado"/>
+        <w:spacing w:line="360" w:lineRule="auto"/>
+        <w:jc w:val="both"/>
+        <w:rPr>
+          <w:rFonts w:ascii="Arial" w:hAnsi="Arial" w:cs="Arial"/>
+          <w:sz w:val="24"/>
+          <w:szCs w:val="24"/>
+          <w:lang w:val="es-US"/>
+        </w:rPr>
+      </w:pPr>
+    </w:p>
+    <w:p>
+      <w:pPr>
+        <w:pStyle w:val="Ttulo3"/>
+        <w:spacing w:line="360" w:lineRule="auto"/>
         <w:rPr>
           <w:rFonts w:ascii="Arial" w:hAnsi="Arial" w:cs="Arial"/>
           <w:b/>
           <w:color w:val="auto"/>
           <w:lang w:val="es-US"/>
         </w:rPr>
-        <w:t xml:space="preserve">3.2 </w:t>
-      </w:r>
+      </w:pPr>
+      <w:bookmarkStart w:id="16" w:name="_Toc191212307"/>
       <w:r>
         <w:rPr>
           <w:rFonts w:ascii="Arial" w:hAnsi="Arial" w:cs="Arial"/>
@@ -15929,403 +19750,18 @@
           <w:color w:val="auto"/>
           <w:lang w:val="es-US"/>
         </w:rPr>
-        <w:t>Diseño de las pruebas</w:t>
-      </w:r>
-      <w:bookmarkEnd w:id="14"/>
-    </w:p>
-    <w:p>
-      <w:pPr>
-        <w:pStyle w:val="Sinespaciado"/>
-        <w:spacing w:line="360" w:lineRule="auto"/>
-        <w:jc w:val="both"/>
-        <w:rPr>
-          <w:rFonts w:ascii="Arial" w:hAnsi="Arial" w:cs="Arial"/>
-          <w:sz w:val="24"/>
-          <w:szCs w:val="24"/>
-          <w:lang w:val="es-US"/>
-        </w:rPr>
-      </w:pPr>
-      <w:r>
-        <w:rPr>
-          <w:rFonts w:ascii="Arial" w:hAnsi="Arial" w:cs="Arial"/>
-          <w:sz w:val="24"/>
-          <w:szCs w:val="24"/>
-          <w:lang w:val="es-US"/>
-        </w:rPr>
-        <w:t>Una vez identificados que parámetros necesitamos medir para identificar las potencialidades y deficiencias del sistema, procedemos al diseño de las pruebas que nos permitirán hacer la evaluación.</w:t>
-      </w:r>
-    </w:p>
-    <w:p>
-      <w:pPr>
-        <w:pStyle w:val="Sinespaciado"/>
-        <w:spacing w:line="360" w:lineRule="auto"/>
-        <w:jc w:val="both"/>
-        <w:rPr>
-          <w:rFonts w:ascii="Arial" w:hAnsi="Arial" w:cs="Arial"/>
-          <w:sz w:val="24"/>
-          <w:szCs w:val="24"/>
-          <w:lang w:val="es-US"/>
-        </w:rPr>
-      </w:pPr>
-      <w:r>
-        <w:rPr>
-          <w:rFonts w:ascii="Arial" w:hAnsi="Arial" w:cs="Arial"/>
-          <w:sz w:val="24"/>
-          <w:szCs w:val="24"/>
-          <w:lang w:val="es-US"/>
-        </w:rPr>
-        <w:lastRenderedPageBreak/>
-        <w:t>Primeramente, se evaluará la integridad de los datos transmitidos. Para ello, e</w:t>
-      </w:r>
-      <w:r>
-        <w:rPr>
-          <w:rFonts w:ascii="Arial" w:hAnsi="Arial" w:cs="Arial"/>
-          <w:sz w:val="24"/>
-          <w:szCs w:val="24"/>
-          <w:lang w:val="es-US"/>
-        </w:rPr>
-        <w:t xml:space="preserve">n primer lugar, se seleccionaron los datos a transmitir desde las cuatro bases de datos originales. Estos conjuntos de datos consisten en registros </w:t>
-      </w:r>
-      <w:r>
-        <w:rPr>
-          <w:rFonts w:ascii="Arial" w:hAnsi="Arial" w:cs="Arial"/>
-          <w:sz w:val="24"/>
-          <w:szCs w:val="24"/>
-          <w:lang w:val="es-US"/>
-        </w:rPr>
-        <w:t>simbólico</w:t>
-      </w:r>
-      <w:r>
-        <w:rPr>
-          <w:rFonts w:ascii="Arial" w:hAnsi="Arial" w:cs="Arial"/>
-          <w:sz w:val="24"/>
-          <w:szCs w:val="24"/>
-          <w:lang w:val="es-US"/>
-        </w:rPr>
-        <w:t xml:space="preserve"> </w:t>
-      </w:r>
-      <w:r>
-        <w:rPr>
-          <w:rFonts w:ascii="Arial" w:hAnsi="Arial" w:cs="Arial"/>
-          <w:sz w:val="24"/>
-          <w:szCs w:val="24"/>
-          <w:lang w:val="es-US"/>
-        </w:rPr>
-        <w:t>de datos ficticios</w:t>
-      </w:r>
-      <w:r>
-        <w:rPr>
-          <w:rFonts w:ascii="Arial" w:hAnsi="Arial" w:cs="Arial"/>
-          <w:sz w:val="24"/>
-          <w:szCs w:val="24"/>
-          <w:lang w:val="es-US"/>
-        </w:rPr>
-        <w:t xml:space="preserve">. Posteriormente, los datos </w:t>
-      </w:r>
-      <w:r>
-        <w:rPr>
-          <w:rFonts w:ascii="Arial" w:hAnsi="Arial" w:cs="Arial"/>
-          <w:sz w:val="24"/>
-          <w:szCs w:val="24"/>
-          <w:lang w:val="es-US"/>
-        </w:rPr>
-        <w:t>seran</w:t>
-      </w:r>
-      <w:r>
-        <w:rPr>
-          <w:rFonts w:ascii="Arial" w:hAnsi="Arial" w:cs="Arial"/>
-          <w:sz w:val="24"/>
-          <w:szCs w:val="24"/>
-          <w:lang w:val="es-US"/>
-        </w:rPr>
-        <w:t xml:space="preserve"> transmitidos hacia el Data Lake utilizando el canal de comunicación establecido entre las bases de datos fuente y CouchDB. Una vez que l</w:t>
-      </w:r>
-      <w:r>
-        <w:rPr>
-          <w:rFonts w:ascii="Arial" w:hAnsi="Arial" w:cs="Arial"/>
-          <w:sz w:val="24"/>
-          <w:szCs w:val="24"/>
-          <w:lang w:val="es-US"/>
-        </w:rPr>
-        <w:t>os datos llegaron al Data Lake se evaluaran si estos datos coinciden con los datos originales. Para ellos se utilizarán varias veces los mismos datos.</w:t>
-      </w:r>
-    </w:p>
-    <w:p>
-      <w:pPr>
-        <w:pStyle w:val="Sinespaciado"/>
-        <w:spacing w:line="360" w:lineRule="auto"/>
-        <w:jc w:val="both"/>
-        <w:rPr>
-          <w:rFonts w:ascii="Arial" w:hAnsi="Arial" w:cs="Arial"/>
-          <w:sz w:val="24"/>
-          <w:szCs w:val="24"/>
-          <w:lang w:val="es-US"/>
-        </w:rPr>
-      </w:pPr>
-      <w:r>
-        <w:rPr>
-          <w:rFonts w:ascii="Arial" w:hAnsi="Arial" w:cs="Arial"/>
-          <w:sz w:val="24"/>
-          <w:szCs w:val="24"/>
-          <w:lang w:val="es-US"/>
-        </w:rPr>
-        <w:t>Para evaluar la taza de ingesta de datos se empleará una</w:t>
-      </w:r>
-      <w:r>
-        <w:rPr>
-          <w:rFonts w:ascii="Arial" w:hAnsi="Arial" w:cs="Arial"/>
-          <w:sz w:val="24"/>
-          <w:szCs w:val="24"/>
-          <w:lang w:val="es-US"/>
-        </w:rPr>
-        <w:t xml:space="preserve"> metodología basa</w:t>
-      </w:r>
-      <w:r>
-        <w:rPr>
-          <w:rFonts w:ascii="Arial" w:hAnsi="Arial" w:cs="Arial"/>
-          <w:sz w:val="24"/>
-          <w:szCs w:val="24"/>
-          <w:lang w:val="es-US"/>
-        </w:rPr>
-        <w:t>da</w:t>
-      </w:r>
-      <w:r>
-        <w:rPr>
-          <w:rFonts w:ascii="Arial" w:hAnsi="Arial" w:cs="Arial"/>
-          <w:sz w:val="24"/>
-          <w:szCs w:val="24"/>
-          <w:lang w:val="es-US"/>
-        </w:rPr>
-        <w:t xml:space="preserve"> en simular la transferencia de datos con diferentes volúmenes y registrar el tiempo necesario para completar cada operación, calculando así la tasa efectiva de ingestión en megabytes por segundo (MB/s).</w:t>
-      </w:r>
-      <w:r>
-        <w:rPr>
-          <w:rFonts w:ascii="Arial" w:hAnsi="Arial" w:cs="Arial"/>
-          <w:sz w:val="24"/>
-          <w:szCs w:val="24"/>
-          <w:lang w:val="es-US"/>
-        </w:rPr>
-        <w:t xml:space="preserve"> </w:t>
-      </w:r>
-      <w:r>
-        <w:rPr>
-          <w:rFonts w:ascii="Arial" w:hAnsi="Arial" w:cs="Arial"/>
-          <w:sz w:val="24"/>
-          <w:szCs w:val="24"/>
-          <w:lang w:val="es-US"/>
-        </w:rPr>
-        <w:t>Para realizar esta prueba, se definieron cinco escenarios con volúmenes representativos:</w:t>
-      </w:r>
-      <w:r>
-        <w:rPr>
-          <w:rFonts w:ascii="Arial" w:hAnsi="Arial" w:cs="Arial"/>
-          <w:sz w:val="24"/>
-          <w:szCs w:val="24"/>
-          <w:lang w:val="es-US"/>
-        </w:rPr>
-        <w:t xml:space="preserve"> 20,50,100 y 200MB.</w:t>
-      </w:r>
-    </w:p>
-    <w:p>
-      <w:pPr>
-        <w:pStyle w:val="Sinespaciado"/>
-        <w:spacing w:line="360" w:lineRule="auto"/>
-        <w:jc w:val="both"/>
-        <w:rPr>
-          <w:rFonts w:ascii="Arial" w:hAnsi="Arial" w:cs="Arial"/>
-          <w:sz w:val="24"/>
-          <w:szCs w:val="24"/>
-          <w:lang w:val="es-US"/>
-        </w:rPr>
-      </w:pPr>
-      <w:r>
-        <w:rPr>
-          <w:rFonts w:ascii="Arial" w:hAnsi="Arial" w:cs="Arial"/>
-          <w:sz w:val="24"/>
-          <w:szCs w:val="24"/>
-          <w:lang w:val="es-US"/>
-        </w:rPr>
-        <w:t>El procedimiento comenzó con la transmisión del primer conjunto de datos (</w:t>
-      </w:r>
-      <w:r>
-        <w:rPr>
-          <w:rFonts w:ascii="Arial" w:hAnsi="Arial" w:cs="Arial"/>
-          <w:sz w:val="24"/>
-          <w:szCs w:val="24"/>
-          <w:lang w:val="es-US"/>
-        </w:rPr>
-        <w:t>20</w:t>
-      </w:r>
-      <w:r>
-        <w:rPr>
-          <w:rFonts w:ascii="Arial" w:hAnsi="Arial" w:cs="Arial"/>
-          <w:sz w:val="24"/>
-          <w:szCs w:val="24"/>
-          <w:lang w:val="es-US"/>
-        </w:rPr>
-        <w:t xml:space="preserve"> MB) desde una base de datos fuente hacia el Data Lake</w:t>
-      </w:r>
-      <w:r>
-        <w:rPr>
-          <w:rFonts w:ascii="Arial" w:hAnsi="Arial" w:cs="Arial"/>
-          <w:sz w:val="24"/>
-          <w:szCs w:val="24"/>
-          <w:lang w:val="es-US"/>
-        </w:rPr>
-        <w:t xml:space="preserve">. Una vez iniciado el proceso se registra la hora en milisegundos. Una vez finalizado el primer bloque de datos se </w:t>
-      </w:r>
-      <w:r>
-        <w:rPr>
-          <w:rFonts w:ascii="Arial" w:hAnsi="Arial" w:cs="Arial"/>
-          <w:sz w:val="24"/>
-          <w:szCs w:val="24"/>
-          <w:lang w:val="es-US"/>
-        </w:rPr>
-        <w:t>resta</w:t>
-      </w:r>
-      <w:r>
-        <w:rPr>
-          <w:rFonts w:ascii="Arial" w:hAnsi="Arial" w:cs="Arial"/>
-          <w:sz w:val="24"/>
-          <w:szCs w:val="24"/>
-          <w:lang w:val="es-US"/>
-        </w:rPr>
-        <w:t xml:space="preserve"> la hora de f</w:t>
-      </w:r>
-      <w:r>
-        <w:rPr>
-          <w:rFonts w:ascii="Arial" w:hAnsi="Arial" w:cs="Arial"/>
-          <w:sz w:val="24"/>
-          <w:szCs w:val="24"/>
-          <w:lang w:val="es-US"/>
-        </w:rPr>
-        <w:t xml:space="preserve">in con la registrada al inicio. </w:t>
-      </w:r>
-    </w:p>
-    <w:p>
-      <w:pPr>
-        <w:pStyle w:val="Sinespaciado"/>
-        <w:spacing w:line="360" w:lineRule="auto"/>
-        <w:jc w:val="both"/>
-        <w:rPr>
-          <w:rFonts w:ascii="Arial" w:hAnsi="Arial" w:cs="Arial"/>
-          <w:sz w:val="24"/>
-          <w:szCs w:val="24"/>
-        </w:rPr>
-      </w:pPr>
-      <w:r>
-        <w:rPr>
-          <w:rFonts w:ascii="Arial" w:hAnsi="Arial" w:cs="Arial"/>
-          <w:sz w:val="24"/>
-          <w:szCs w:val="24"/>
-          <w:lang w:val="es-US"/>
-        </w:rPr>
-        <w:t xml:space="preserve">Para la medición del parámetro </w:t>
-      </w:r>
-      <w:r>
-        <w:rPr>
-          <w:rFonts w:ascii="Arial" w:hAnsi="Arial" w:cs="Arial"/>
-          <w:sz w:val="24"/>
-          <w:szCs w:val="24"/>
-          <w:lang w:val="es-US"/>
-        </w:rPr>
-        <w:t xml:space="preserve">de </w:t>
-      </w:r>
-      <w:r>
-        <w:rPr>
-          <w:rFonts w:ascii="Arial" w:hAnsi="Arial" w:cs="Arial"/>
-          <w:sz w:val="24"/>
-          <w:szCs w:val="24"/>
-        </w:rPr>
-        <w:t>optimización del almacenamiento</w:t>
-      </w:r>
-      <w:r>
-        <w:rPr>
-          <w:rFonts w:ascii="Arial" w:hAnsi="Arial" w:cs="Arial"/>
-          <w:sz w:val="24"/>
-          <w:szCs w:val="24"/>
-        </w:rPr>
-        <w:t xml:space="preserve"> se reutilizo este mismo caso de prueba. Para ello se registró el tamaño de estos datos en la base de datos en CouchDB y la diferencia entre estos y los pesos originales.</w:t>
-      </w:r>
-    </w:p>
-    <w:p>
-      <w:pPr>
-        <w:pStyle w:val="Sinespaciado"/>
-        <w:spacing w:line="360" w:lineRule="auto"/>
-        <w:jc w:val="both"/>
-        <w:rPr>
-          <w:rFonts w:ascii="Arial" w:hAnsi="Arial" w:cs="Arial"/>
-          <w:sz w:val="24"/>
-          <w:szCs w:val="24"/>
-          <w:lang w:val="es-US"/>
-        </w:rPr>
-      </w:pPr>
-      <w:r>
-        <w:rPr>
-          <w:rFonts w:ascii="Arial" w:hAnsi="Arial" w:cs="Arial"/>
-          <w:sz w:val="24"/>
-          <w:szCs w:val="24"/>
-        </w:rPr>
-        <w:t>Finalmente, para el ultimo parámetro se registró los beneficios estas tecnologías contra el costo computacional en memoria, almacenamiento y tiempo de demora.</w:t>
-      </w:r>
-    </w:p>
-    <w:p>
-      <w:pPr>
-        <w:pStyle w:val="Sinespaciado"/>
-        <w:spacing w:line="360" w:lineRule="auto"/>
-        <w:jc w:val="both"/>
-        <w:rPr>
-          <w:rFonts w:ascii="Arial" w:hAnsi="Arial" w:cs="Arial"/>
-          <w:sz w:val="24"/>
-          <w:szCs w:val="24"/>
-          <w:lang w:val="es-US"/>
-        </w:rPr>
-      </w:pPr>
-    </w:p>
-    <w:p>
-      <w:pPr>
-        <w:pStyle w:val="Sinespaciado"/>
-        <w:spacing w:line="360" w:lineRule="auto"/>
-        <w:jc w:val="both"/>
-        <w:rPr>
-          <w:rFonts w:ascii="Arial" w:hAnsi="Arial" w:cs="Arial"/>
-          <w:sz w:val="24"/>
-          <w:szCs w:val="24"/>
-          <w:lang w:val="es-US"/>
-        </w:rPr>
-      </w:pPr>
-    </w:p>
-    <w:p>
-      <w:pPr>
-        <w:pStyle w:val="Ttulo3"/>
-        <w:spacing w:line="360" w:lineRule="auto"/>
+        <w:t xml:space="preserve">3.3 </w:t>
+      </w:r>
+      <w:r>
         <w:rPr>
           <w:rFonts w:ascii="Arial" w:hAnsi="Arial" w:cs="Arial"/>
           <w:b/>
           <w:color w:val="auto"/>
           <w:lang w:val="es-US"/>
         </w:rPr>
-      </w:pPr>
-      <w:bookmarkStart w:id="15" w:name="_Toc188005515"/>
-      <w:r>
-        <w:rPr>
-          <w:rFonts w:ascii="Arial" w:hAnsi="Arial" w:cs="Arial"/>
-          <w:b/>
-          <w:color w:val="auto"/>
-          <w:lang w:val="es-US"/>
-        </w:rPr>
-        <w:t xml:space="preserve">3.3 </w:t>
-      </w:r>
-      <w:r>
-        <w:rPr>
-          <w:rFonts w:ascii="Arial" w:hAnsi="Arial" w:cs="Arial"/>
-          <w:b/>
-          <w:color w:val="auto"/>
-          <w:lang w:val="es-US"/>
-        </w:rPr>
         <w:t>Resultados de las pruebas</w:t>
       </w:r>
-      <w:bookmarkEnd w:id="15"/>
+      <w:bookmarkEnd w:id="16"/>
     </w:p>
     <w:p>
       <w:pPr>
@@ -16360,26 +19796,34 @@
           <w:szCs w:val="24"/>
           <w:lang w:val="es-US"/>
         </w:rPr>
+        <w:t>Las pruebas consistieron en evaluar el rendimiento del sistema al transferir los datos hacia el Data Lake implementado en CouchDB, registrando tanto los tiempos de procesamiento como el volumen final almacenado. En el primer caso, con un conjunto de datos de 20 MB, el sistema completó la operación en 5 minutos, y el volumen almacenado en CouchDB aumentó en 15 MB. Para el segundo caso, con un conjunto de 50 MB, la transferencia tomó 13 minutos y medio, registrándose un incremento en el almacenamiento de 35.8 MB. En el tercer escenario, correspondiente a un conjunto de datos de 100 MB, la operación se completó en 28 minutos y medio, con un aumento del volumen almacenado de 71.7 MB. Finalmente, para el último caso, con un conjunto de datos de 200 MB, el proceso tomó 48 minutos y resultó en un incremento del almacenamiento en CouchDB de 140.3 MB.</w:t>
+      </w:r>
+    </w:p>
+    <w:p>
+      <w:pPr>
+        <w:spacing w:after="160" w:line="360" w:lineRule="auto"/>
+        <w:rPr>
+          <w:rFonts w:cs="Arial"/>
+          <w:szCs w:val="24"/>
+          <w:lang w:val="es-US"/>
+        </w:rPr>
+      </w:pPr>
+      <w:r>
+        <w:rPr>
+          <w:rFonts w:cs="Arial"/>
+          <w:szCs w:val="24"/>
+          <w:lang w:val="es-US"/>
+        </w:rPr>
+        <w:t xml:space="preserve">En todos los casos evaluados, no se detectaron datos corruptos ni inconsistencias entre los registros almacenados en CouchDB y los conjuntos originales. Esto </w:t>
+      </w:r>
+      <w:r>
+        <w:rPr>
+          <w:rFonts w:cs="Arial"/>
+          <w:szCs w:val="24"/>
+          <w:lang w:val="es-US"/>
+        </w:rPr>
         <w:lastRenderedPageBreak/>
-        <w:t>Las pruebas consistieron en evaluar el rendimiento del sistema al transferir los datos hacia el Data Lake implementado en CouchDB, registrando tanto los tiempos de procesamiento como el volumen final almacenado. En el primer caso, con un conjunto de datos de 20 MB, el sistema completó la operación en 5 minutos, y el volumen almacenado en CouchDB aumentó en 15 MB. Para el segundo caso, con un conjunto de 50 MB, la transferencia tomó 13 minutos y medio, registrándose un incremento en el almacenamiento de 35.8 MB. En el tercer escenario, correspondiente a un conjunto de datos de 100 MB, la operación se completó en 28 minutos y medio, con un aumento del volumen almacenado de 71.7 MB. Finalmente, para el último caso, con un conjunto de datos de 200 MB, el proceso tomó 48 minutos y resultó en un incremento del almacenamiento en CouchDB de 140.3 MB.</w:t>
-      </w:r>
-    </w:p>
-    <w:p>
-      <w:pPr>
-        <w:spacing w:after="160" w:line="360" w:lineRule="auto"/>
-        <w:rPr>
-          <w:rFonts w:cs="Arial"/>
-          <w:szCs w:val="24"/>
-          <w:lang w:val="es-US"/>
-        </w:rPr>
-      </w:pPr>
-      <w:r>
-        <w:rPr>
-          <w:rFonts w:cs="Arial"/>
-          <w:szCs w:val="24"/>
-          <w:lang w:val="es-US"/>
-        </w:rPr>
-        <w:t>En todos los casos evaluados, no se detectaron datos corruptos ni inconsistencias entre los registros almacenados en CouchDB y los conjuntos originales. Esto confirma que el sistema fue capaz de mantener la integridad de los datos durante todo el proceso de transferencia.</w:t>
+        <w:t>confirma que el sistema fue capaz de mantener la integridad de los datos durante todo el proceso de transferencia.</w:t>
       </w:r>
       <w:r>
         <w:rPr>
@@ -16486,7 +19930,6 @@
                 <w:szCs w:val="24"/>
                 <w:lang w:val="es-US"/>
               </w:rPr>
-              <w:lastRenderedPageBreak/>
               <w:t>Volumen de datos en MB</w:t>
             </w:r>
           </w:p>
@@ -17154,6 +20597,7 @@
           <w:szCs w:val="24"/>
           <w:lang w:val="es-US"/>
         </w:rPr>
+        <w:lastRenderedPageBreak/>
         <w:t>En conclusión, los resultados indican que el sistema es capaz de cumplir con las necesidades identificadas por la empresa para almacenar y consultar grandes volúmenes de datos provenientes de diversas fuentes. Esto valida que la solución implementada satisface los requisitos funcionales definidos durante el diseño presentado en el capítulo dos.</w:t>
       </w:r>
       <w:r>
@@ -17179,7 +20623,7 @@
           <w:lang w:val="es-US"/>
         </w:rPr>
       </w:pPr>
-      <w:bookmarkStart w:id="16" w:name="_Toc188005516"/>
+      <w:bookmarkStart w:id="17" w:name="_Toc191212308"/>
       <w:r>
         <w:rPr>
           <w:rFonts w:ascii="Arial" w:hAnsi="Arial" w:cs="Arial"/>
@@ -17192,7 +20636,7 @@
         <w:lastRenderedPageBreak/>
         <w:t>Conclusiones</w:t>
       </w:r>
-      <w:bookmarkEnd w:id="16"/>
+      <w:bookmarkEnd w:id="17"/>
     </w:p>
     <w:p>
       <w:pPr>
@@ -17275,7 +20719,7 @@
           <w:lang w:val="es-US"/>
         </w:rPr>
       </w:pPr>
-      <w:bookmarkStart w:id="17" w:name="_Toc188005517"/>
+      <w:bookmarkStart w:id="18" w:name="_Toc191212309"/>
       <w:r>
         <w:rPr>
           <w:rFonts w:ascii="Arial" w:hAnsi="Arial" w:cs="Arial"/>
@@ -17288,61 +20732,49 @@
         <w:lastRenderedPageBreak/>
         <w:t>Referencias bibliográficas</w:t>
       </w:r>
-      <w:bookmarkEnd w:id="17"/>
-    </w:p>
-    <w:p>
-      <w:pPr>
-        <w:pStyle w:val="Ttulo1"/>
-        <w:spacing w:line="360" w:lineRule="auto"/>
-        <w:rPr>
-          <w:rFonts w:ascii="Arial" w:hAnsi="Arial" w:cs="Arial"/>
+      <w:bookmarkEnd w:id="18"/>
+    </w:p>
+    <w:p>
+      <w:pPr>
+        <w:spacing w:line="360" w:lineRule="auto"/>
+        <w:rPr>
+          <w:lang w:val="es-US"/>
+        </w:rPr>
+      </w:pPr>
+    </w:p>
+    <w:p>
+      <w:pPr>
+        <w:spacing w:line="360" w:lineRule="auto"/>
+      </w:pPr>
+      <w:r>
+        <w:rPr>
+          <w:rFonts w:cs="Arial"/>
           <w:b/>
-          <w:color w:val="auto"/>
-          <w:sz w:val="24"/>
-          <w:szCs w:val="24"/>
-          <w:lang w:val="es-US"/>
-        </w:rPr>
-      </w:pPr>
-    </w:p>
-    <w:p>
-      <w:pPr>
-        <w:pStyle w:val="EndNoteBibliography"/>
-        <w:ind w:left="720" w:hanging="720"/>
-      </w:pPr>
-      <w:r>
-        <w:rPr>
-          <w:rFonts w:ascii="Arial" w:hAnsi="Arial" w:cs="Arial"/>
+          <w:noProof/>
+          <w:szCs w:val="24"/>
+          <w:lang w:val="es-US"/>
+        </w:rPr>
+        <w:fldChar w:fldCharType="begin"/>
+      </w:r>
+      <w:r>
+        <w:rPr>
+          <w:rFonts w:cs="Arial"/>
           <w:b/>
-          <w:sz w:val="24"/>
-          <w:szCs w:val="24"/>
-          <w:lang w:val="es-US"/>
-        </w:rPr>
-        <w:fldChar w:fldCharType="begin"/>
-      </w:r>
-      <w:r>
-        <w:rPr>
-          <w:rFonts w:ascii="Arial" w:hAnsi="Arial" w:cs="Arial"/>
+          <w:szCs w:val="24"/>
+        </w:rPr>
+        <w:instrText xml:space="preserve"> ADDIN EN.REFLIST </w:instrText>
+      </w:r>
+      <w:r>
+        <w:rPr>
+          <w:rFonts w:cs="Arial"/>
           <w:b/>
-          <w:sz w:val="24"/>
-          <w:szCs w:val="24"/>
-          <w:lang w:val="es-US"/>
-        </w:rPr>
-        <w:instrText xml:space="preserve"> ADDIN EN.REFLIST </w:instrText>
-      </w:r>
-      <w:r>
-        <w:rPr>
-          <w:rFonts w:ascii="Arial" w:hAnsi="Arial" w:cs="Arial"/>
-          <w:b/>
-          <w:sz w:val="24"/>
+          <w:noProof/>
           <w:szCs w:val="24"/>
           <w:lang w:val="es-US"/>
         </w:rPr>
         <w:fldChar w:fldCharType="separate"/>
       </w:r>
       <w:r>
-        <w:rPr>
-          <w:lang w:val="es-US"/>
-        </w:rPr>
         <w:t xml:space="preserve">Aissi, M. E. M. E., Benjelloun, S., Loukili, Y., Lakhrissi, Y., Boushaki, A. E., Chougrad, H., &amp; Ali, S. E. B. (2021). </w:t>
       </w:r>
       <w:r>
@@ -17355,13 +20787,12 @@
         <w:t>Lecture Notes in Electrical Engineering</w:t>
       </w:r>
       <w:r>
-        <w:t xml:space="preserve">. </w:t>
-      </w:r>
-    </w:p>
-    <w:p>
-      <w:pPr>
-        <w:pStyle w:val="EndNoteBibliography"/>
-        <w:ind w:left="720" w:hanging="720"/>
+        <w:t>.</w:t>
+      </w:r>
+    </w:p>
+    <w:p>
+      <w:pPr>
+        <w:spacing w:line="360" w:lineRule="auto"/>
       </w:pPr>
       <w:r>
         <w:t xml:space="preserve">Amid, C., Pakseresht, N., Silvester, N., Jayathilaka, S., Lund, O., Dynovski, L. D., . . . Alako, B. T. (2019). The COMPARE data hubs. </w:t>
@@ -17373,13 +20804,12 @@
         <w:t>Database, 2019</w:t>
       </w:r>
       <w:r>
-        <w:t xml:space="preserve">, baz136. </w:t>
-      </w:r>
-    </w:p>
-    <w:p>
-      <w:pPr>
-        <w:pStyle w:val="EndNoteBibliography"/>
-        <w:ind w:left="720" w:hanging="720"/>
+        <w:t>, baz136.</w:t>
+      </w:r>
+    </w:p>
+    <w:p>
+      <w:pPr>
+        <w:spacing w:line="360" w:lineRule="auto"/>
       </w:pPr>
       <w:r>
         <w:t xml:space="preserve">Apache. Overview — Apache CouchDB® 3.1 Documentation. </w:t>
@@ -17393,7 +20823,7 @@
       <w:r>
         <w:t xml:space="preserve">. Retrieved from </w:t>
       </w:r>
-      <w:hyperlink r:id="rId23" w:history="1">
+      <w:hyperlink r:id="rId25" w:history="1">
         <w:r>
           <w:rPr>
             <w:rStyle w:val="Hipervnculo"/>
@@ -17404,8 +20834,7 @@
     </w:p>
     <w:p>
       <w:pPr>
-        <w:pStyle w:val="EndNoteBibliography"/>
-        <w:ind w:left="720" w:hanging="720"/>
+        <w:spacing w:line="360" w:lineRule="auto"/>
         <w:rPr>
           <w:lang w:val="es-US"/>
         </w:rPr>
@@ -17432,8 +20861,7 @@
     </w:p>
     <w:p>
       <w:pPr>
-        <w:pStyle w:val="EndNoteBibliography"/>
-        <w:ind w:left="720" w:hanging="720"/>
+        <w:spacing w:line="360" w:lineRule="auto"/>
         <w:rPr>
           <w:lang w:val="es-US"/>
         </w:rPr>
@@ -17460,8 +20888,7 @@
     </w:p>
     <w:p>
       <w:pPr>
-        <w:pStyle w:val="EndNoteBibliography"/>
-        <w:ind w:left="720" w:hanging="720"/>
+        <w:spacing w:line="360" w:lineRule="auto"/>
       </w:pPr>
       <w:r>
         <w:t xml:space="preserve">Biroğul, S., &amp; Gültekin, H. (2016). Importance of Business Intelligence Solution on Decision-Making Process of Companies. </w:t>
@@ -17473,13 +20900,12 @@
         <w:t>International Journal of Applied Mathematics, Electronics and Computers, 4</w:t>
       </w:r>
       <w:r>
-        <w:t xml:space="preserve">, 86-89. </w:t>
-      </w:r>
-    </w:p>
-    <w:p>
-      <w:pPr>
-        <w:pStyle w:val="EndNoteBibliography"/>
-        <w:ind w:left="720" w:hanging="720"/>
+        <w:t>, 86-89.</w:t>
+      </w:r>
+    </w:p>
+    <w:p>
+      <w:pPr>
+        <w:spacing w:line="360" w:lineRule="auto"/>
         <w:rPr>
           <w:lang w:val="es-US"/>
         </w:rPr>
@@ -17504,13 +20930,12 @@
         <w:rPr>
           <w:lang w:val="es-US"/>
         </w:rPr>
-        <w:t xml:space="preserve">. </w:t>
-      </w:r>
-    </w:p>
-    <w:p>
-      <w:pPr>
-        <w:pStyle w:val="EndNoteBibliography"/>
-        <w:ind w:left="720" w:hanging="720"/>
+        <w:t>.</w:t>
+      </w:r>
+    </w:p>
+    <w:p>
+      <w:pPr>
+        <w:spacing w:line="360" w:lineRule="auto"/>
       </w:pPr>
       <w:r>
         <w:rPr>
@@ -17528,13 +20953,12 @@
         <w:t>International Journal of Information Systems and Project Management</w:t>
       </w:r>
       <w:r>
-        <w:t xml:space="preserve">. </w:t>
-      </w:r>
-    </w:p>
-    <w:p>
-      <w:pPr>
-        <w:pStyle w:val="EndNoteBibliography"/>
-        <w:ind w:left="720" w:hanging="720"/>
+        <w:t>.</w:t>
+      </w:r>
+    </w:p>
+    <w:p>
+      <w:pPr>
+        <w:spacing w:line="360" w:lineRule="auto"/>
         <w:rPr>
           <w:lang w:val="es-US"/>
         </w:rPr>
@@ -17546,14 +20970,7 @@
         <w:rPr>
           <w:lang w:val="es-US"/>
         </w:rPr>
-        <w:t xml:space="preserve">Análisis comparativo de metodologías y herramientas tecnológicas para procesos de </w:t>
-      </w:r>
-      <w:r>
-        <w:rPr>
-          <w:lang w:val="es-US"/>
-        </w:rPr>
-        <w:lastRenderedPageBreak/>
-        <w:t xml:space="preserve">Business Intelligence orientado a la toma de decisiones. </w:t>
+        <w:t xml:space="preserve">Análisis comparativo de metodologías y herramientas tecnológicas para procesos de Business Intelligence orientado a la toma de decisiones. </w:t>
       </w:r>
       <w:r>
         <w:rPr>
@@ -17566,13 +20983,12 @@
         <w:rPr>
           <w:lang w:val="es-US"/>
         </w:rPr>
-        <w:t xml:space="preserve">. </w:t>
-      </w:r>
-    </w:p>
-    <w:p>
-      <w:pPr>
-        <w:pStyle w:val="EndNoteBibliography"/>
-        <w:ind w:left="720" w:hanging="720"/>
+        <w:t>.</w:t>
+      </w:r>
+    </w:p>
+    <w:p>
+      <w:pPr>
+        <w:spacing w:line="360" w:lineRule="auto"/>
       </w:pPr>
       <w:r>
         <w:rPr>
@@ -17589,7 +21005,7 @@
       <w:r>
         <w:t xml:space="preserve">. Retrieved from </w:t>
       </w:r>
-      <w:hyperlink r:id="rId24" w:history="1">
+      <w:hyperlink r:id="rId26" w:history="1">
         <w:r>
           <w:rPr>
             <w:rStyle w:val="Hipervnculo"/>
@@ -17600,13 +21016,12 @@
     </w:p>
     <w:p>
       <w:pPr>
-        <w:pStyle w:val="EndNoteBibliography"/>
-        <w:ind w:left="720" w:hanging="720"/>
+        <w:spacing w:line="360" w:lineRule="auto"/>
       </w:pPr>
       <w:r>
         <w:t xml:space="preserve">Ibm. (2024). IBM Cognos Analytics. </w:t>
       </w:r>
-      <w:hyperlink r:id="rId25" w:history="1">
+      <w:hyperlink r:id="rId27" w:history="1">
         <w:r>
           <w:rPr>
             <w:rStyle w:val="Hipervnculo"/>
@@ -17618,7 +21033,7 @@
       <w:r>
         <w:t xml:space="preserve">. Retrieved from </w:t>
       </w:r>
-      <w:hyperlink r:id="rId26" w:history="1">
+      <w:hyperlink r:id="rId28" w:history="1">
         <w:r>
           <w:rPr>
             <w:rStyle w:val="Hipervnculo"/>
@@ -17629,10 +21044,10 @@
     </w:p>
     <w:p>
       <w:pPr>
-        <w:pStyle w:val="EndNoteBibliography"/>
-        <w:ind w:left="720" w:hanging="720"/>
-      </w:pPr>
-      <w:r>
+        <w:spacing w:line="360" w:lineRule="auto"/>
+      </w:pPr>
+      <w:r>
+        <w:lastRenderedPageBreak/>
         <w:t xml:space="preserve">Jaleel, R. A., &amp; Abbas, T. M. J. (2020). Design and Implementation of Efficient Decision Support System Using Data Mart Architecture. </w:t>
       </w:r>
       <w:r>
@@ -17642,13 +21057,12 @@
         <w:t>2020 International Conference on Electrical, Communication, and Computer Engineering (ICECCE)</w:t>
       </w:r>
       <w:r>
-        <w:t xml:space="preserve">, 1-6. </w:t>
-      </w:r>
-    </w:p>
-    <w:p>
-      <w:pPr>
-        <w:pStyle w:val="EndNoteBibliography"/>
-        <w:ind w:left="720" w:hanging="720"/>
+        <w:t>, 1-6.</w:t>
+      </w:r>
+    </w:p>
+    <w:p>
+      <w:pPr>
+        <w:spacing w:line="360" w:lineRule="auto"/>
         <w:rPr>
           <w:lang w:val="es-US"/>
         </w:rPr>
@@ -17672,8 +21086,7 @@
     </w:p>
     <w:p>
       <w:pPr>
-        <w:pStyle w:val="EndNoteBibliography"/>
-        <w:ind w:left="720" w:hanging="720"/>
+        <w:spacing w:line="360" w:lineRule="auto"/>
         <w:rPr>
           <w:lang w:val="es-US"/>
         </w:rPr>
@@ -17692,13 +21105,12 @@
         <w:rPr>
           <w:lang w:val="es-US"/>
         </w:rPr>
-        <w:t xml:space="preserve">. </w:t>
-      </w:r>
-    </w:p>
-    <w:p>
-      <w:pPr>
-        <w:pStyle w:val="EndNoteBibliography"/>
-        <w:ind w:left="720" w:hanging="720"/>
+        <w:t>.</w:t>
+      </w:r>
+    </w:p>
+    <w:p>
+      <w:pPr>
+        <w:spacing w:line="360" w:lineRule="auto"/>
         <w:rPr>
           <w:lang w:val="es-US"/>
         </w:rPr>
@@ -17723,13 +21135,12 @@
         <w:rPr>
           <w:lang w:val="es-US"/>
         </w:rPr>
-        <w:t xml:space="preserve">, 516-524. </w:t>
-      </w:r>
-    </w:p>
-    <w:p>
-      <w:pPr>
-        <w:pStyle w:val="EndNoteBibliography"/>
-        <w:ind w:left="720" w:hanging="720"/>
+        <w:t>, 516-524.</w:t>
+      </w:r>
+    </w:p>
+    <w:p>
+      <w:pPr>
+        <w:spacing w:line="360" w:lineRule="auto"/>
       </w:pPr>
       <w:r>
         <w:rPr>
@@ -17737,7 +21148,7 @@
         </w:rPr>
         <w:t xml:space="preserve">Microsoft. (2015). Power BI: visualización de datos | Microsoft Power Platform. </w:t>
       </w:r>
-      <w:hyperlink r:id="rId27" w:history="1">
+      <w:hyperlink r:id="rId29" w:history="1">
         <w:r>
           <w:rPr>
             <w:rStyle w:val="Hipervnculo"/>
@@ -17756,7 +21167,7 @@
       <w:r>
         <w:t xml:space="preserve">Retrieved from </w:t>
       </w:r>
-      <w:hyperlink r:id="rId28" w:history="1">
+      <w:hyperlink r:id="rId30" w:history="1">
         <w:r>
           <w:rPr>
             <w:rStyle w:val="Hipervnculo"/>
@@ -17767,8 +21178,7 @@
     </w:p>
     <w:p>
       <w:pPr>
-        <w:pStyle w:val="EndNoteBibliography"/>
-        <w:ind w:left="720" w:hanging="720"/>
+        <w:spacing w:line="360" w:lineRule="auto"/>
       </w:pPr>
       <w:r>
         <w:t xml:space="preserve">MINIO. (2022). MinIO Object Storage for Kubernetes — MinIO Object Storage for Kubernetes. </w:t>
@@ -17782,7 +21192,7 @@
       <w:r>
         <w:t xml:space="preserve">. Retrieved from </w:t>
       </w:r>
-      <w:hyperlink r:id="rId29" w:history="1">
+      <w:hyperlink r:id="rId31" w:history="1">
         <w:r>
           <w:rPr>
             <w:rStyle w:val="Hipervnculo"/>
@@ -17793,17 +21203,15 @@
     </w:p>
     <w:p>
       <w:pPr>
-        <w:pStyle w:val="EndNoteBibliography"/>
-        <w:ind w:left="720" w:hanging="720"/>
-      </w:pPr>
-      <w:r>
-        <w:t xml:space="preserve">Nedelcu, L. (2024). Exploring Google Analytics 4: Unveiling Insights through Data Analysis. </w:t>
-      </w:r>
-    </w:p>
-    <w:p>
-      <w:pPr>
-        <w:pStyle w:val="EndNoteBibliography"/>
-        <w:ind w:left="720" w:hanging="720"/>
+        <w:spacing w:line="360" w:lineRule="auto"/>
+      </w:pPr>
+      <w:r>
+        <w:t>Nedelcu, L. (2024). Exploring Google Analytics 4: Unveiling Insights through Data Analysis.</w:t>
+      </w:r>
+    </w:p>
+    <w:p>
+      <w:pPr>
+        <w:spacing w:line="360" w:lineRule="auto"/>
       </w:pPr>
       <w:r>
         <w:t xml:space="preserve">Oracle. Java Documentation. </w:t>
@@ -17817,7 +21225,7 @@
       <w:r>
         <w:t xml:space="preserve">. Retrieved from </w:t>
       </w:r>
-      <w:hyperlink r:id="rId30" w:history="1">
+      <w:hyperlink r:id="rId32" w:history="1">
         <w:r>
           <w:rPr>
             <w:rStyle w:val="Hipervnculo"/>
@@ -17828,8 +21236,7 @@
     </w:p>
     <w:p>
       <w:pPr>
-        <w:pStyle w:val="EndNoteBibliography"/>
-        <w:ind w:left="720" w:hanging="720"/>
+        <w:spacing w:line="360" w:lineRule="auto"/>
         <w:rPr>
           <w:lang w:val="es-US"/>
         </w:rPr>
@@ -17841,14 +21248,7 @@
         <w:rPr>
           <w:lang w:val="es-US"/>
         </w:rPr>
-        <w:t xml:space="preserve">Herramienta basada en Inteligencia de Negocios y Analíticas para la toma de </w:t>
-      </w:r>
-      <w:r>
-        <w:rPr>
-          <w:lang w:val="es-US"/>
-        </w:rPr>
-        <w:lastRenderedPageBreak/>
-        <w:t xml:space="preserve">decisiones académicas. Caso de Bluefields Indian &amp; Caribbean University. </w:t>
+        <w:t xml:space="preserve">Herramienta basada en Inteligencia de Negocios y Analíticas para la toma de decisiones académicas. Caso de Bluefields Indian &amp; Caribbean University. </w:t>
       </w:r>
       <w:r>
         <w:rPr>
@@ -17861,13 +21261,12 @@
         <w:rPr>
           <w:lang w:val="es-US"/>
         </w:rPr>
-        <w:t xml:space="preserve">. </w:t>
-      </w:r>
-    </w:p>
-    <w:p>
-      <w:pPr>
-        <w:pStyle w:val="EndNoteBibliography"/>
-        <w:ind w:left="720" w:hanging="720"/>
+        <w:t>.</w:t>
+      </w:r>
+    </w:p>
+    <w:p>
+      <w:pPr>
+        <w:spacing w:line="360" w:lineRule="auto"/>
       </w:pPr>
       <w:r>
         <w:t xml:space="preserve">Qlik. (2022). Qlik | Analytics &amp; Data Integration Platform. </w:t>
@@ -17881,7 +21280,7 @@
       <w:r>
         <w:t xml:space="preserve">. Retrieved from </w:t>
       </w:r>
-      <w:hyperlink r:id="rId31" w:history="1">
+      <w:hyperlink r:id="rId33" w:history="1">
         <w:r>
           <w:rPr>
             <w:rStyle w:val="Hipervnculo"/>
@@ -17892,8 +21291,7 @@
     </w:p>
     <w:p>
       <w:pPr>
-        <w:pStyle w:val="EndNoteBibliography"/>
-        <w:ind w:left="720" w:hanging="720"/>
+        <w:spacing w:line="360" w:lineRule="auto"/>
       </w:pPr>
       <w:r>
         <w:t xml:space="preserve">Ratnaparkhi, R. S. (2019). The Extract Transform Load (ETL) Process and Optimization using Ab Initio. </w:t>
@@ -17905,13 +21303,12 @@
         <w:t>International Journal for Research in Applied Science and Engineering Technology</w:t>
       </w:r>
       <w:r>
-        <w:t xml:space="preserve">. </w:t>
-      </w:r>
-    </w:p>
-    <w:p>
-      <w:pPr>
-        <w:pStyle w:val="EndNoteBibliography"/>
-        <w:ind w:left="720" w:hanging="720"/>
+        <w:t>.</w:t>
+      </w:r>
+    </w:p>
+    <w:p>
+      <w:pPr>
+        <w:spacing w:line="360" w:lineRule="auto"/>
       </w:pPr>
       <w:r>
         <w:t xml:space="preserve">Richards, M., &amp; Ford, N. (2020). </w:t>
@@ -17928,16 +21325,16 @@
     </w:p>
     <w:p>
       <w:pPr>
-        <w:pStyle w:val="EndNoteBibliography"/>
-        <w:ind w:left="720" w:hanging="720"/>
-        <w:rPr>
-          <w:lang w:val="es-US"/>
-        </w:rPr>
-      </w:pPr>
-      <w:r>
-        <w:rPr>
-          <w:lang w:val="es-US"/>
-        </w:rPr>
+        <w:spacing w:line="360" w:lineRule="auto"/>
+        <w:rPr>
+          <w:lang w:val="es-US"/>
+        </w:rPr>
+      </w:pPr>
+      <w:r>
+        <w:rPr>
+          <w:lang w:val="es-US"/>
+        </w:rPr>
+        <w:lastRenderedPageBreak/>
         <w:t xml:space="preserve">Robles Angeles, L. J., Robles Angeles, M. B., Ángeles Hernández, L., &amp; Acosta Miranda, M. L. (2023). El poder de los datos: Cómo ETL reformuló la gestión de datos. </w:t>
       </w:r>
       <w:r>
@@ -17951,13 +21348,12 @@
         <w:rPr>
           <w:lang w:val="es-US"/>
         </w:rPr>
-        <w:t xml:space="preserve">. </w:t>
-      </w:r>
-    </w:p>
-    <w:p>
-      <w:pPr>
-        <w:pStyle w:val="EndNoteBibliography"/>
-        <w:ind w:left="720" w:hanging="720"/>
+        <w:t>.</w:t>
+      </w:r>
+    </w:p>
+    <w:p>
+      <w:pPr>
+        <w:spacing w:line="360" w:lineRule="auto"/>
       </w:pPr>
       <w:r>
         <w:rPr>
@@ -17971,8 +21367,7 @@
     </w:p>
     <w:p>
       <w:pPr>
-        <w:pStyle w:val="EndNoteBibliography"/>
-        <w:ind w:left="720" w:hanging="720"/>
+        <w:spacing w:line="360" w:lineRule="auto"/>
         <w:rPr>
           <w:lang w:val="es-US"/>
         </w:rPr>
@@ -17997,13 +21392,12 @@
         <w:rPr>
           <w:lang w:val="es-US"/>
         </w:rPr>
-        <w:t xml:space="preserve">(2), e543-e543. </w:t>
-      </w:r>
-    </w:p>
-    <w:p>
-      <w:pPr>
-        <w:pStyle w:val="EndNoteBibliography"/>
-        <w:ind w:left="720" w:hanging="720"/>
+        <w:t>(2), e543-e543.</w:t>
+      </w:r>
+    </w:p>
+    <w:p>
+      <w:pPr>
+        <w:spacing w:line="360" w:lineRule="auto"/>
       </w:pPr>
       <w:r>
         <w:rPr>
@@ -18018,13 +21412,12 @@
         <w:t>Programación Matemática y Software</w:t>
       </w:r>
       <w:r>
-        <w:t xml:space="preserve">. </w:t>
-      </w:r>
-    </w:p>
-    <w:p>
-      <w:pPr>
-        <w:pStyle w:val="EndNoteBibliography"/>
-        <w:ind w:left="720" w:hanging="720"/>
+        <w:t>.</w:t>
+      </w:r>
+    </w:p>
+    <w:p>
+      <w:pPr>
+        <w:spacing w:line="360" w:lineRule="auto"/>
       </w:pPr>
       <w:r>
         <w:t xml:space="preserve">Software, T. (2019). Tableau Public. </w:t>
@@ -18038,7 +21431,7 @@
       <w:r>
         <w:t xml:space="preserve">. Retrieved from </w:t>
       </w:r>
-      <w:hyperlink r:id="rId32" w:history="1">
+      <w:hyperlink r:id="rId34" w:history="1">
         <w:r>
           <w:rPr>
             <w:rStyle w:val="Hipervnculo"/>
@@ -18049,8 +21442,7 @@
     </w:p>
     <w:p>
       <w:pPr>
-        <w:pStyle w:val="EndNoteBibliography"/>
-        <w:ind w:left="720" w:hanging="720"/>
+        <w:spacing w:line="360" w:lineRule="auto"/>
       </w:pPr>
       <w:r>
         <w:t xml:space="preserve">Sommerville, I. (2011). Software engineering (ed.). </w:t>
@@ -18062,13 +21454,12 @@
         <w:t>America: Pearson Education Inc</w:t>
       </w:r>
       <w:r>
-        <w:t xml:space="preserve">. </w:t>
-      </w:r>
-    </w:p>
-    <w:p>
-      <w:pPr>
-        <w:pStyle w:val="EndNoteBibliography"/>
-        <w:ind w:left="720" w:hanging="720"/>
+        <w:t>.</w:t>
+      </w:r>
+    </w:p>
+    <w:p>
+      <w:pPr>
+        <w:spacing w:line="360" w:lineRule="auto"/>
       </w:pPr>
       <w:r>
         <w:t xml:space="preserve">SpringBoot. Spring Boot Documentation. </w:t>
@@ -18082,7 +21473,7 @@
       <w:r>
         <w:t xml:space="preserve">. Retrieved from </w:t>
       </w:r>
-      <w:hyperlink r:id="rId33" w:history="1">
+      <w:hyperlink r:id="rId35" w:history="1">
         <w:r>
           <w:rPr>
             <w:rStyle w:val="Hipervnculo"/>
@@ -18093,8 +21484,7 @@
     </w:p>
     <w:p>
       <w:pPr>
-        <w:pStyle w:val="EndNoteBibliography"/>
-        <w:ind w:left="720" w:hanging="720"/>
+        <w:spacing w:line="360" w:lineRule="auto"/>
       </w:pPr>
       <w:r>
         <w:rPr>
@@ -18102,7 +21492,7 @@
         </w:rPr>
         <w:t xml:space="preserve">Statistical Analysis, S. (2023). SAS: Analítica, Inteligencia Artificial y Gestión de Datos. </w:t>
       </w:r>
-      <w:hyperlink r:id="rId34" w:history="1">
+      <w:hyperlink r:id="rId36" w:history="1">
         <w:r>
           <w:rPr>
             <w:rStyle w:val="Hipervnculo"/>
@@ -18121,7 +21511,7 @@
       <w:r>
         <w:t xml:space="preserve">Retrieved from </w:t>
       </w:r>
-      <w:hyperlink r:id="rId35" w:history="1">
+      <w:hyperlink r:id="rId37" w:history="1">
         <w:r>
           <w:rPr>
             <w:rStyle w:val="Hipervnculo"/>
@@ -18132,164 +21522,157 @@
     </w:p>
     <w:p>
       <w:pPr>
-        <w:pStyle w:val="EndNoteBibliography"/>
-        <w:ind w:left="720" w:hanging="720"/>
-      </w:pPr>
-      <w:r>
+        <w:spacing w:line="360" w:lineRule="auto"/>
+      </w:pPr>
+      <w:r>
+        <w:t xml:space="preserve">Sulova, S. (2019). </w:t>
+      </w:r>
+      <w:r>
+        <w:rPr>
+          <w:i/>
+        </w:rPr>
+        <w:t>The Usage of Data Lake for Business Intelligence Data Analysis.</w:t>
+      </w:r>
+      <w:r>
+        <w:t xml:space="preserve"> Paper presented at the International Conference Information and communication technologies in business and education.</w:t>
+      </w:r>
+    </w:p>
+    <w:p>
+      <w:pPr>
+        <w:spacing w:line="360" w:lineRule="auto"/>
+        <w:rPr>
+          <w:lang w:val="es-US"/>
+        </w:rPr>
+      </w:pPr>
+      <w:r>
+        <w:rPr>
+          <w:lang w:val="es-US"/>
+        </w:rPr>
+        <w:t xml:space="preserve">Torres, L., &amp; Velastegui, E. A. S. (2020). </w:t>
+      </w:r>
+      <w:r>
+        <w:rPr>
+          <w:i/>
+          <w:lang w:val="es-US"/>
+        </w:rPr>
+        <w:t>Creación de una solución de inteligencia de negocios para la generación de reportes con información relevante del proceso de titulación de los estudiantes de la Carrera de Ingeniería de Sistemas de la Universidad Politécnica Salesiana Sede Quito</w:t>
+      </w:r>
+      <w:r>
+        <w:rPr>
+          <w:lang w:val="es-US"/>
+        </w:rPr>
+        <w:t>.</w:t>
+      </w:r>
+    </w:p>
+    <w:p>
+      <w:pPr>
+        <w:spacing w:line="360" w:lineRule="auto"/>
+        <w:rPr>
+          <w:lang w:val="es-US"/>
+        </w:rPr>
+      </w:pPr>
+      <w:r>
+        <w:rPr>
+          <w:lang w:val="es-US"/>
+        </w:rPr>
+        <w:t xml:space="preserve">Valle, V. A. H., Rocano, W. R. P., Siguenza-Guzman, L., Cattrysse, D., &amp; Galarza, V. H. S. (2014). </w:t>
+      </w:r>
+      <w:r>
+        <w:rPr>
+          <w:i/>
+          <w:lang w:val="es-US"/>
+        </w:rPr>
+        <w:t>Diseño e Implementación de un Sistema de Soporte de Decisiones para el Centro de Documentación Regional “Juan Bautista Vázquez”</w:t>
+      </w:r>
+      <w:r>
+        <w:rPr>
+          <w:lang w:val="es-US"/>
+        </w:rPr>
+        <w:t>.</w:t>
+      </w:r>
+    </w:p>
+    <w:p>
+      <w:pPr>
+        <w:spacing w:line="360" w:lineRule="auto"/>
+        <w:rPr>
+          <w:lang w:val="es-US"/>
+        </w:rPr>
+      </w:pPr>
+      <w:r>
+        <w:rPr>
+          <w:lang w:val="es-US"/>
+        </w:rPr>
+        <w:t xml:space="preserve">Vásquez, A. C., Martinez, G., Aguilera, F. J. E., &amp; Gil, M. V. L. (2018). </w:t>
+      </w:r>
+      <w:r>
+        <w:rPr>
+          <w:i/>
+          <w:lang w:val="es-US"/>
+        </w:rPr>
+        <w:t>EVOLUCIÓN DE LOS SISTEMAS DE SOPORTE A LA TOMA DE DECISIONES</w:t>
+      </w:r>
+      <w:r>
+        <w:rPr>
+          <w:lang w:val="es-US"/>
+        </w:rPr>
+        <w:t>.</w:t>
+      </w:r>
+    </w:p>
+    <w:p>
+      <w:pPr>
+        <w:spacing w:line="360" w:lineRule="auto"/>
+      </w:pPr>
+      <w:r>
+        <w:rPr>
+          <w:lang w:val="es-US"/>
+        </w:rPr>
         <w:lastRenderedPageBreak/>
-        <w:t xml:space="preserve">Sulova, S. (2019). </w:t>
+        <w:t xml:space="preserve">Vite, V. J., Villegas, S. C., &amp; Pizarro, G. (2018). Aplicación de un Spatial Data Warehouse en la gestión de proyectos de vinculación: Caso de Estudio. </w:t>
       </w:r>
       <w:r>
         <w:rPr>
           <w:i/>
         </w:rPr>
-        <w:t>The Usage of Data Lake for Business Intelligence Data Analysis.</w:t>
-      </w:r>
-      <w:r>
-        <w:t xml:space="preserve"> Paper presented at the International Conference Information and communication technologies in business and education.</w:t>
-      </w:r>
-    </w:p>
-    <w:p>
-      <w:pPr>
-        <w:pStyle w:val="EndNoteBibliography"/>
-        <w:ind w:left="720" w:hanging="720"/>
-        <w:rPr>
-          <w:lang w:val="es-US"/>
-        </w:rPr>
-      </w:pPr>
-      <w:r>
-        <w:rPr>
-          <w:lang w:val="es-US"/>
-        </w:rPr>
-        <w:t xml:space="preserve">Torres, L., &amp; Velastegui, E. A. S. (2020). </w:t>
+        <w:t>Journal of Science and Research: Revista Ciencia e Investigación, 3</w:t>
+      </w:r>
+      <w:r>
+        <w:t>(9), 19-24.</w:t>
+      </w:r>
+    </w:p>
+    <w:p>
+      <w:pPr>
+        <w:spacing w:line="360" w:lineRule="auto"/>
+      </w:pPr>
+      <w:r>
+        <w:t xml:space="preserve">Zhou, J., San, O. T., &amp; Liu, Y. (2023). Design and Implementation of Enterprise Financial Decision Support System Based on Business Intelligence. </w:t>
       </w:r>
       <w:r>
         <w:rPr>
           <w:i/>
-          <w:lang w:val="es-US"/>
-        </w:rPr>
-        <w:t>Creación de una solución de inteligencia de negocios para la generación de reportes con información relevante del proceso de titulación de los estudiantes de la Carrera de Ingeniería de Sistemas de la Universidad Politécnica Salesiana Sede Quito</w:t>
-      </w:r>
-      <w:r>
-        <w:rPr>
-          <w:lang w:val="es-US"/>
-        </w:rPr>
+        </w:rPr>
+        <w:t>International Journal of Professional Business Review</w:t>
+      </w:r>
+      <w:r>
         <w:t>.</w:t>
       </w:r>
     </w:p>
     <w:p>
       <w:pPr>
-        <w:pStyle w:val="EndNoteBibliography"/>
-        <w:ind w:left="720" w:hanging="720"/>
-        <w:rPr>
-          <w:lang w:val="es-US"/>
-        </w:rPr>
-      </w:pPr>
-      <w:r>
-        <w:rPr>
-          <w:lang w:val="es-US"/>
-        </w:rPr>
-        <w:t xml:space="preserve">Valle, V. A. H., Rocano, W. R. P., Siguenza-Guzman, L., Cattrysse, D., &amp; Galarza, V. H. S. (2014). </w:t>
+        <w:spacing w:line="360" w:lineRule="auto"/>
+      </w:pPr>
+      <w:r>
+        <w:t xml:space="preserve">Zoho. (2019). Data Analytics Platform for Organizations - Zoho Analytics. </w:t>
       </w:r>
       <w:r>
         <w:rPr>
           <w:i/>
-          <w:lang w:val="es-US"/>
-        </w:rPr>
-        <w:t>Diseño e Implementación de un Sistema de Soporte de Decisiones para el Centro de Documentación Regional “Juan Bautista Vázquez”</w:t>
-      </w:r>
-      <w:r>
-        <w:rPr>
-          <w:lang w:val="es-US"/>
-        </w:rPr>
-        <w:t>.</w:t>
-      </w:r>
-    </w:p>
-    <w:p>
-      <w:pPr>
-        <w:pStyle w:val="EndNoteBibliography"/>
-        <w:ind w:left="720" w:hanging="720"/>
-        <w:rPr>
-          <w:lang w:val="es-US"/>
-        </w:rPr>
-      </w:pPr>
-      <w:r>
-        <w:rPr>
-          <w:lang w:val="es-US"/>
-        </w:rPr>
-        <w:t xml:space="preserve">Vásquez, A. C., Martinez, G., Aguilera, F. J. E., &amp; Gil, M. V. L. (2018). </w:t>
-      </w:r>
-      <w:r>
-        <w:rPr>
-          <w:i/>
-          <w:lang w:val="es-US"/>
-        </w:rPr>
-        <w:t>EVOLUCIÓN DE LOS SISTEMAS DE SOPORTE A LA TOMA DE DECISIONES</w:t>
-      </w:r>
-      <w:r>
-        <w:rPr>
-          <w:lang w:val="es-US"/>
-        </w:rPr>
-        <w:t>.</w:t>
-      </w:r>
-    </w:p>
-    <w:p>
-      <w:pPr>
-        <w:pStyle w:val="EndNoteBibliography"/>
-        <w:ind w:left="720" w:hanging="720"/>
-      </w:pPr>
-      <w:r>
-        <w:rPr>
-          <w:lang w:val="es-US"/>
-        </w:rPr>
-        <w:t xml:space="preserve">Vite, V. J., Villegas, S. C., &amp; Pizarro, G. (2018). Aplicación de un Spatial Data Warehouse en la gestión de proyectos de vinculación: Caso de Estudio. </w:t>
-      </w:r>
-      <w:r>
-        <w:rPr>
-          <w:i/>
-        </w:rPr>
-        <w:t>Journal of Science and Research: Revista Ciencia e Investigación, 3</w:t>
-      </w:r>
-      <w:r>
-        <w:t xml:space="preserve">(9), 19-24. </w:t>
-      </w:r>
-    </w:p>
-    <w:p>
-      <w:pPr>
-        <w:pStyle w:val="EndNoteBibliography"/>
-        <w:ind w:left="720" w:hanging="720"/>
-      </w:pPr>
-      <w:r>
-        <w:t xml:space="preserve">Zhou, J., San, O. T., &amp; Liu, Y. (2023). Design and Implementation of Enterprise Financial Decision Support System Based on Business Intelligence. </w:t>
-      </w:r>
-      <w:r>
-        <w:rPr>
-          <w:i/>
-        </w:rPr>
-        <w:t>International Journal of Professional Business Review</w:t>
-      </w:r>
-      <w:r>
-        <w:t xml:space="preserve">. </w:t>
-      </w:r>
-    </w:p>
-    <w:p>
-      <w:pPr>
-        <w:pStyle w:val="EndNoteBibliography"/>
-        <w:ind w:left="720" w:hanging="720"/>
-      </w:pPr>
-      <w:r>
-        <w:t xml:space="preserve">Zoho. (2019). Data Analytics Platform for Organizations - Zoho Analytics. </w:t>
-      </w:r>
-      <w:r>
-        <w:rPr>
-          <w:i/>
         </w:rPr>
         <w:t>Zoho</w:t>
       </w:r>
       <w:r>
         <w:t xml:space="preserve">. Retrieved from </w:t>
       </w:r>
-      <w:hyperlink r:id="rId36" w:history="1">
+      <w:hyperlink r:id="rId38" w:history="1">
         <w:r>
           <w:rPr>
             <w:rStyle w:val="Hipervnculo"/>
@@ -18300,23 +21683,18 @@
     </w:p>
     <w:p>
       <w:pPr>
-        <w:pStyle w:val="Ttulo1"/>
-        <w:spacing w:line="360" w:lineRule="auto"/>
-        <w:rPr>
-          <w:rFonts w:ascii="Arial" w:hAnsi="Arial" w:cs="Arial"/>
+        <w:spacing w:line="360" w:lineRule="auto"/>
+        <w:rPr>
+          <w:rFonts w:cs="Arial"/>
           <w:b/>
-          <w:color w:val="auto"/>
-          <w:sz w:val="24"/>
-          <w:szCs w:val="24"/>
-          <w:lang w:val="es-US"/>
-        </w:rPr>
-      </w:pPr>
-      <w:r>
-        <w:rPr>
-          <w:rFonts w:ascii="Arial" w:hAnsi="Arial" w:cs="Arial"/>
+          <w:szCs w:val="24"/>
+          <w:lang w:val="es-US"/>
+        </w:rPr>
+      </w:pPr>
+      <w:r>
+        <w:rPr>
+          <w:rFonts w:cs="Arial"/>
           <w:b/>
-          <w:color w:val="auto"/>
-          <w:sz w:val="24"/>
           <w:szCs w:val="24"/>
           <w:lang w:val="es-US"/>
         </w:rPr>
@@ -18324,10 +21702,8 @@
       </w:r>
       <w:r>
         <w:rPr>
-          <w:rFonts w:ascii="Arial" w:hAnsi="Arial" w:cs="Arial"/>
+          <w:rFonts w:cs="Arial"/>
           <w:b/>
-          <w:color w:val="auto"/>
-          <w:sz w:val="24"/>
           <w:szCs w:val="24"/>
           <w:lang w:val="es-US"/>
         </w:rPr>
@@ -18335,10 +21711,8 @@
       </w:r>
       <w:r>
         <w:rPr>
-          <w:rFonts w:ascii="Arial" w:hAnsi="Arial" w:cs="Arial"/>
+          <w:rFonts w:cs="Arial"/>
           <w:b/>
-          <w:color w:val="auto"/>
-          <w:sz w:val="24"/>
           <w:szCs w:val="24"/>
           <w:lang w:val="es-US"/>
         </w:rPr>
@@ -18346,10 +21720,8 @@
       </w:r>
       <w:r>
         <w:rPr>
-          <w:rFonts w:ascii="Arial" w:hAnsi="Arial" w:cs="Arial"/>
+          <w:rFonts w:cs="Arial"/>
           <w:b/>
-          <w:color w:val="auto"/>
-          <w:sz w:val="24"/>
           <w:szCs w:val="24"/>
           <w:lang w:val="es-US"/>
         </w:rPr>
@@ -18357,10 +21729,8 @@
       </w:r>
       <w:r>
         <w:rPr>
-          <w:rFonts w:ascii="Arial" w:hAnsi="Arial" w:cs="Arial"/>
+          <w:rFonts w:cs="Arial"/>
           <w:b/>
-          <w:color w:val="auto"/>
-          <w:sz w:val="24"/>
           <w:szCs w:val="24"/>
           <w:lang w:val="es-US"/>
         </w:rPr>
@@ -18368,10 +21738,8 @@
       </w:r>
       <w:r>
         <w:rPr>
-          <w:rFonts w:ascii="Arial" w:hAnsi="Arial" w:cs="Arial"/>
+          <w:rFonts w:cs="Arial"/>
           <w:b/>
-          <w:color w:val="auto"/>
-          <w:sz w:val="24"/>
           <w:szCs w:val="24"/>
           <w:lang w:val="es-US"/>
         </w:rPr>
@@ -18379,10 +21747,8 @@
       </w:r>
       <w:r>
         <w:rPr>
-          <w:rFonts w:ascii="Arial" w:hAnsi="Arial" w:cs="Arial"/>
+          <w:rFonts w:cs="Arial"/>
           <w:b/>
-          <w:color w:val="auto"/>
-          <w:sz w:val="24"/>
           <w:szCs w:val="24"/>
           <w:lang w:val="es-US"/>
         </w:rPr>
@@ -18390,10 +21756,8 @@
       </w:r>
       <w:r>
         <w:rPr>
-          <w:rFonts w:ascii="Arial" w:hAnsi="Arial" w:cs="Arial"/>
+          <w:rFonts w:cs="Arial"/>
           <w:b/>
-          <w:color w:val="auto"/>
-          <w:sz w:val="24"/>
           <w:szCs w:val="24"/>
           <w:lang w:val="es-US"/>
         </w:rPr>
@@ -18401,10 +21765,8 @@
       </w:r>
       <w:r>
         <w:rPr>
-          <w:rFonts w:ascii="Arial" w:hAnsi="Arial" w:cs="Arial"/>
+          <w:rFonts w:cs="Arial"/>
           <w:b/>
-          <w:color w:val="auto"/>
-          <w:sz w:val="24"/>
           <w:szCs w:val="24"/>
           <w:lang w:val="es-US"/>
         </w:rPr>
@@ -18412,15 +21774,14 @@
       </w:r>
       <w:r>
         <w:rPr>
-          <w:rFonts w:ascii="Arial" w:hAnsi="Arial" w:cs="Arial"/>
+          <w:rFonts w:cs="Arial"/>
           <w:b/>
-          <w:color w:val="auto"/>
-          <w:sz w:val="24"/>
           <w:szCs w:val="24"/>
           <w:lang w:val="es-US"/>
         </w:rPr>
         <w:fldChar w:fldCharType="end"/>
       </w:r>
+      <w:bookmarkEnd w:id="0"/>
     </w:p>
     <w:sectPr>
       <w:type w:val="continuous"/>
@@ -23470,7 +26831,6 @@
   <w:style w:type="character" w:default="1" w:styleId="Fuentedeprrafopredeter">
     <w:name w:val="Default Paragraph Font"/>
     <w:uiPriority w:val="1"/>
-    <w:semiHidden/>
     <w:unhideWhenUsed/>
   </w:style>
   <w:style w:type="table" w:default="1" w:styleId="Tablanormal">
@@ -24235,6 +27595,16 @@
       </w:tcPr>
     </w:tblStylePr>
   </w:style>
+  <w:style w:type="character" w:customStyle="1" w:styleId="15">
+    <w:name w:val="15"/>
+    <w:basedOn w:val="Fuentedeprrafopredeter"/>
+    <w:rsid w:val="00D15289"/>
+    <w:rPr>
+      <w:rFonts w:ascii="Times New Roman" w:hAnsi="Times New Roman" w:cs="Times New Roman" w:hint="default"/>
+      <w:color w:val="800080"/>
+      <w:u w:val="single"/>
+    </w:rPr>
+  </w:style>
 </w:styles>
 </file>
 
@@ -24504,7 +27874,7 @@
 </file>
 
 <file path=customXml/itemProps1.xml><?xml version="1.0" encoding="utf-8"?>
-<ds:datastoreItem xmlns:ds="http://schemas.openxmlformats.org/officeDocument/2006/customXml" ds:itemID="{6E8B8180-34C3-4F79-8CCF-7D01A942602B}">
+<ds:datastoreItem xmlns:ds="http://schemas.openxmlformats.org/officeDocument/2006/customXml" ds:itemID="{1E5BEB75-94E5-4AF9-97A4-A41EFAA65D11}">
   <ds:schemaRefs>
     <ds:schemaRef ds:uri="http://schemas.openxmlformats.org/officeDocument/2006/bibliography"/>
   </ds:schemaRefs>
